--- a/2. Second_Semester/4. Advanced Database Management System/4. Class Test-02-Transparency-Concurrency.docx
+++ b/2. Second_Semester/4. Advanced Database Management System/4. Class Test-02-Transparency-Concurrency.docx
@@ -146,19 +146,11 @@
         </w:numPr>
         <w:spacing w:after="100" w:afterAutospacing="1" w:line="240" w:lineRule="auto"/>
       </w:pPr>
-      <w:proofErr w:type="spellStart"/>
-      <w:r>
-        <w:rPr>
-          <w:rStyle w:val="Strong"/>
-        </w:rPr>
-        <w:t>Chattogram</w:t>
-      </w:r>
-      <w:proofErr w:type="spellEnd"/>
-      <w:r>
-        <w:rPr>
-          <w:rStyle w:val="Strong"/>
-        </w:rPr>
-        <w:t xml:space="preserve"> Server</w:t>
+      <w:r>
+        <w:rPr>
+          <w:rStyle w:val="Strong"/>
+        </w:rPr>
+        <w:t>Chattogram Server</w:t>
       </w:r>
       <w:r>
         <w:t xml:space="preserve"> </w:t>
@@ -172,19 +164,11 @@
         </w:numPr>
         <w:spacing w:after="100" w:afterAutospacing="1" w:line="240" w:lineRule="auto"/>
       </w:pPr>
-      <w:proofErr w:type="spellStart"/>
-      <w:r>
-        <w:rPr>
-          <w:rStyle w:val="Strong"/>
-        </w:rPr>
-        <w:t>Rajshahi</w:t>
-      </w:r>
-      <w:proofErr w:type="spellEnd"/>
-      <w:r>
-        <w:rPr>
-          <w:rStyle w:val="Strong"/>
-        </w:rPr>
-        <w:t xml:space="preserve"> Server</w:t>
+      <w:r>
+        <w:rPr>
+          <w:rStyle w:val="Strong"/>
+        </w:rPr>
+        <w:t>Rajshahi Server</w:t>
       </w:r>
       <w:r>
         <w:t xml:space="preserve"> </w:t>
@@ -557,13 +541,8 @@
         </w:numPr>
         <w:spacing w:after="100" w:afterAutospacing="1" w:line="240" w:lineRule="auto"/>
       </w:pPr>
-      <w:proofErr w:type="spellStart"/>
-      <w:r>
-        <w:t>Chattogram</w:t>
-      </w:r>
-      <w:proofErr w:type="spellEnd"/>
-      <w:r>
-        <w:t xml:space="preserve"> </w:t>
+      <w:r>
+        <w:t xml:space="preserve">Chattogram </w:t>
       </w:r>
     </w:p>
     <w:p>
@@ -574,13 +553,8 @@
         </w:numPr>
         <w:spacing w:after="100" w:afterAutospacing="1" w:line="240" w:lineRule="auto"/>
       </w:pPr>
-      <w:proofErr w:type="spellStart"/>
-      <w:r>
-        <w:t>Rajshahi</w:t>
-      </w:r>
-      <w:proofErr w:type="spellEnd"/>
-      <w:r>
-        <w:t xml:space="preserve"> </w:t>
+      <w:r>
+        <w:t xml:space="preserve">Rajshahi </w:t>
       </w:r>
     </w:p>
     <w:p>
@@ -1160,13 +1134,8 @@
         </w:numPr>
         <w:spacing w:after="100" w:afterAutospacing="1" w:line="240" w:lineRule="auto"/>
       </w:pPr>
-      <w:proofErr w:type="spellStart"/>
-      <w:r>
-        <w:t>Chattogram</w:t>
-      </w:r>
-      <w:proofErr w:type="spellEnd"/>
-      <w:r>
-        <w:t xml:space="preserve"> → Oracle </w:t>
+      <w:r>
+        <w:t xml:space="preserve">Chattogram → Oracle </w:t>
       </w:r>
     </w:p>
     <w:p>
@@ -1177,13 +1146,8 @@
         </w:numPr>
         <w:spacing w:after="100" w:afterAutospacing="1" w:line="240" w:lineRule="auto"/>
       </w:pPr>
-      <w:proofErr w:type="spellStart"/>
-      <w:r>
-        <w:t>Rajshahi</w:t>
-      </w:r>
-      <w:proofErr w:type="spellEnd"/>
-      <w:r>
-        <w:t xml:space="preserve"> → SQL Server </w:t>
+      <w:r>
+        <w:t xml:space="preserve">Rajshahi → SQL Server </w:t>
       </w:r>
     </w:p>
     <w:p>
@@ -1480,15 +1444,7 @@
         <w:spacing w:before="100" w:beforeAutospacing="1" w:after="100" w:afterAutospacing="1" w:line="240" w:lineRule="auto"/>
       </w:pPr>
       <w:r>
-        <w:t xml:space="preserve">Fragment 2 → </w:t>
-      </w:r>
-      <w:proofErr w:type="spellStart"/>
-      <w:r>
-        <w:t>Chattogram</w:t>
-      </w:r>
-      <w:proofErr w:type="spellEnd"/>
-      <w:r>
-        <w:t xml:space="preserve"> </w:t>
+        <w:t xml:space="preserve">Fragment 2 → Chattogram </w:t>
       </w:r>
     </w:p>
     <w:p>
@@ -1790,13 +1746,8 @@
         </w:numPr>
         <w:spacing w:after="100" w:afterAutospacing="1" w:line="240" w:lineRule="auto"/>
       </w:pPr>
-      <w:proofErr w:type="spellStart"/>
-      <w:r>
-        <w:t>Rajshahi</w:t>
-      </w:r>
-      <w:proofErr w:type="spellEnd"/>
-      <w:r>
-        <w:t xml:space="preserve"> Server </w:t>
+      <w:r>
+        <w:t xml:space="preserve">Rajshahi Server </w:t>
       </w:r>
     </w:p>
     <w:p>
@@ -2539,7 +2490,6 @@
       <w:pPr>
         <w:pStyle w:val="NormalWeb"/>
       </w:pPr>
-      <w:proofErr w:type="spellStart"/>
       <w:r>
         <w:rPr>
           <w:rStyle w:val="Strong"/>
@@ -2547,7 +2497,6 @@
         </w:rPr>
         <w:t>বাংলা</w:t>
       </w:r>
-      <w:proofErr w:type="spellEnd"/>
       <w:r>
         <w:rPr>
           <w:rStyle w:val="Strong"/>
@@ -2557,85 +2506,65 @@
       <w:r>
         <w:t xml:space="preserve"> </w:t>
       </w:r>
-      <w:proofErr w:type="spellStart"/>
       <w:r>
         <w:rPr>
           <w:rFonts w:ascii="Nirmala UI" w:hAnsi="Nirmala UI" w:cs="Nirmala UI"/>
         </w:rPr>
         <w:t>সব</w:t>
       </w:r>
-      <w:proofErr w:type="spellEnd"/>
-      <w:r>
-        <w:t xml:space="preserve"> </w:t>
-      </w:r>
-      <w:proofErr w:type="spellStart"/>
+      <w:r>
+        <w:t xml:space="preserve"> </w:t>
+      </w:r>
       <w:r>
         <w:rPr>
           <w:rFonts w:ascii="Nirmala UI" w:hAnsi="Nirmala UI" w:cs="Nirmala UI"/>
         </w:rPr>
         <w:t>হবে</w:t>
       </w:r>
-      <w:proofErr w:type="spellEnd"/>
       <w:r>
         <w:t xml:space="preserve">, </w:t>
       </w:r>
-      <w:proofErr w:type="spellStart"/>
       <w:r>
         <w:rPr>
           <w:rFonts w:ascii="Nirmala UI" w:hAnsi="Nirmala UI" w:cs="Nirmala UI"/>
         </w:rPr>
         <w:t>না</w:t>
       </w:r>
-      <w:proofErr w:type="spellEnd"/>
-      <w:r>
-        <w:t xml:space="preserve"> </w:t>
-      </w:r>
-      <w:proofErr w:type="spellStart"/>
+      <w:r>
+        <w:t xml:space="preserve"> </w:t>
+      </w:r>
       <w:r>
         <w:rPr>
           <w:rFonts w:ascii="Nirmala UI" w:hAnsi="Nirmala UI" w:cs="Nirmala UI"/>
         </w:rPr>
         <w:t>হলে</w:t>
       </w:r>
-      <w:proofErr w:type="spellEnd"/>
-      <w:r>
-        <w:t xml:space="preserve"> </w:t>
-      </w:r>
-      <w:proofErr w:type="spellStart"/>
+      <w:r>
+        <w:t xml:space="preserve"> </w:t>
+      </w:r>
       <w:r>
         <w:rPr>
           <w:rFonts w:ascii="Nirmala UI" w:hAnsi="Nirmala UI" w:cs="Nirmala UI"/>
         </w:rPr>
         <w:t>কিছুই</w:t>
       </w:r>
-      <w:proofErr w:type="spellEnd"/>
-      <w:r>
-        <w:t xml:space="preserve"> </w:t>
-      </w:r>
-      <w:proofErr w:type="spellStart"/>
+      <w:r>
+        <w:t xml:space="preserve"> </w:t>
+      </w:r>
       <w:r>
         <w:rPr>
           <w:rFonts w:ascii="Nirmala UI" w:hAnsi="Nirmala UI" w:cs="Nirmala UI"/>
         </w:rPr>
         <w:t>হবে</w:t>
       </w:r>
-      <w:proofErr w:type="spellEnd"/>
-      <w:r>
-        <w:t xml:space="preserve"> </w:t>
-      </w:r>
-      <w:proofErr w:type="spellStart"/>
-      <w:r>
-        <w:rPr>
-          <w:rFonts w:ascii="Nirmala UI" w:hAnsi="Nirmala UI" w:cs="Nirmala UI"/>
-        </w:rPr>
-        <w:t>না</w:t>
-      </w:r>
-      <w:proofErr w:type="spellEnd"/>
-      <w:r>
-        <w:rPr>
-          <w:rFonts w:ascii="Nirmala UI" w:hAnsi="Nirmala UI" w:cs="Nirmala UI"/>
-        </w:rPr>
-        <w:t>।</w:t>
+      <w:r>
+        <w:t xml:space="preserve"> </w:t>
+      </w:r>
+      <w:r>
+        <w:rPr>
+          <w:rFonts w:ascii="Nirmala UI" w:hAnsi="Nirmala UI" w:cs="Nirmala UI"/>
+        </w:rPr>
+        <w:t>না।</w:t>
       </w:r>
     </w:p>
     <w:p>
@@ -2782,7 +2711,6 @@
       <w:pPr>
         <w:pStyle w:val="NormalWeb"/>
       </w:pPr>
-      <w:proofErr w:type="spellStart"/>
       <w:r>
         <w:rPr>
           <w:rStyle w:val="Strong"/>
@@ -2790,7 +2718,6 @@
         </w:rPr>
         <w:t>বাংলা</w:t>
       </w:r>
-      <w:proofErr w:type="spellEnd"/>
       <w:r>
         <w:rPr>
           <w:rStyle w:val="Strong"/>
@@ -2800,41 +2727,29 @@
       <w:r>
         <w:t xml:space="preserve"> Database </w:t>
       </w:r>
-      <w:proofErr w:type="spellStart"/>
       <w:r>
         <w:rPr>
           <w:rFonts w:ascii="Nirmala UI" w:hAnsi="Nirmala UI" w:cs="Nirmala UI"/>
         </w:rPr>
         <w:t>সবসময়</w:t>
       </w:r>
-      <w:proofErr w:type="spellEnd"/>
-      <w:r>
-        <w:t xml:space="preserve"> </w:t>
-      </w:r>
-      <w:proofErr w:type="spellStart"/>
+      <w:r>
+        <w:t xml:space="preserve"> </w:t>
+      </w:r>
       <w:r>
         <w:rPr>
           <w:rFonts w:ascii="Nirmala UI" w:hAnsi="Nirmala UI" w:cs="Nirmala UI"/>
         </w:rPr>
         <w:t>সঠিক</w:t>
       </w:r>
-      <w:proofErr w:type="spellEnd"/>
-      <w:r>
-        <w:t xml:space="preserve"> </w:t>
-      </w:r>
-      <w:proofErr w:type="spellStart"/>
-      <w:r>
-        <w:rPr>
-          <w:rFonts w:ascii="Nirmala UI" w:hAnsi="Nirmala UI" w:cs="Nirmala UI"/>
-        </w:rPr>
-        <w:t>থাকবে</w:t>
-      </w:r>
-      <w:proofErr w:type="spellEnd"/>
-      <w:r>
-        <w:rPr>
-          <w:rFonts w:ascii="Nirmala UI" w:hAnsi="Nirmala UI" w:cs="Nirmala UI"/>
-        </w:rPr>
-        <w:t>।</w:t>
+      <w:r>
+        <w:t xml:space="preserve"> </w:t>
+      </w:r>
+      <w:r>
+        <w:rPr>
+          <w:rFonts w:ascii="Nirmala UI" w:hAnsi="Nirmala UI" w:cs="Nirmala UI"/>
+        </w:rPr>
+        <w:t>থাকবে।</w:t>
       </w:r>
     </w:p>
     <w:p>
@@ -2951,7 +2866,6 @@
       <w:pPr>
         <w:pStyle w:val="NormalWeb"/>
       </w:pPr>
-      <w:proofErr w:type="spellStart"/>
       <w:r>
         <w:rPr>
           <w:rStyle w:val="Strong"/>
@@ -2959,7 +2873,6 @@
         </w:rPr>
         <w:t>বাংলা</w:t>
       </w:r>
-      <w:proofErr w:type="spellEnd"/>
       <w:r>
         <w:rPr>
           <w:rStyle w:val="Strong"/>
@@ -2969,85 +2882,65 @@
       <w:r>
         <w:t xml:space="preserve"> </w:t>
       </w:r>
-      <w:proofErr w:type="spellStart"/>
       <w:r>
         <w:rPr>
           <w:rFonts w:ascii="Nirmala UI" w:hAnsi="Nirmala UI" w:cs="Nirmala UI"/>
         </w:rPr>
         <w:t>একটি</w:t>
       </w:r>
-      <w:proofErr w:type="spellEnd"/>
       <w:r>
         <w:t xml:space="preserve"> Transaction </w:t>
       </w:r>
-      <w:proofErr w:type="spellStart"/>
       <w:r>
         <w:rPr>
           <w:rFonts w:ascii="Nirmala UI" w:hAnsi="Nirmala UI" w:cs="Nirmala UI"/>
         </w:rPr>
         <w:t>অন্যটির</w:t>
       </w:r>
-      <w:proofErr w:type="spellEnd"/>
-      <w:r>
-        <w:t xml:space="preserve"> </w:t>
-      </w:r>
-      <w:proofErr w:type="spellStart"/>
+      <w:r>
+        <w:t xml:space="preserve"> </w:t>
+      </w:r>
       <w:r>
         <w:rPr>
           <w:rFonts w:ascii="Nirmala UI" w:hAnsi="Nirmala UI" w:cs="Nirmala UI"/>
         </w:rPr>
         <w:t>অসম্পূর্ণ</w:t>
       </w:r>
-      <w:proofErr w:type="spellEnd"/>
-      <w:r>
-        <w:t xml:space="preserve"> </w:t>
-      </w:r>
-      <w:proofErr w:type="spellStart"/>
+      <w:r>
+        <w:t xml:space="preserve"> </w:t>
+      </w:r>
       <w:r>
         <w:rPr>
           <w:rFonts w:ascii="Nirmala UI" w:hAnsi="Nirmala UI" w:cs="Nirmala UI"/>
         </w:rPr>
         <w:t>কাজ</w:t>
       </w:r>
-      <w:proofErr w:type="spellEnd"/>
-      <w:r>
-        <w:t xml:space="preserve"> </w:t>
-      </w:r>
-      <w:proofErr w:type="spellStart"/>
+      <w:r>
+        <w:t xml:space="preserve"> </w:t>
+      </w:r>
       <w:r>
         <w:rPr>
           <w:rFonts w:ascii="Nirmala UI" w:hAnsi="Nirmala UI" w:cs="Nirmala UI"/>
         </w:rPr>
         <w:t>দেখতে</w:t>
       </w:r>
-      <w:proofErr w:type="spellEnd"/>
-      <w:r>
-        <w:t xml:space="preserve"> </w:t>
-      </w:r>
-      <w:proofErr w:type="spellStart"/>
+      <w:r>
+        <w:t xml:space="preserve"> </w:t>
+      </w:r>
       <w:r>
         <w:rPr>
           <w:rFonts w:ascii="Nirmala UI" w:hAnsi="Nirmala UI" w:cs="Nirmala UI"/>
         </w:rPr>
         <w:t>পারে</w:t>
       </w:r>
-      <w:proofErr w:type="spellEnd"/>
-      <w:r>
-        <w:t xml:space="preserve"> </w:t>
-      </w:r>
-      <w:proofErr w:type="spellStart"/>
-      <w:r>
-        <w:rPr>
-          <w:rFonts w:ascii="Nirmala UI" w:hAnsi="Nirmala UI" w:cs="Nirmala UI"/>
-        </w:rPr>
-        <w:t>না</w:t>
-      </w:r>
-      <w:proofErr w:type="spellEnd"/>
-      <w:r>
-        <w:rPr>
-          <w:rFonts w:ascii="Nirmala UI" w:hAnsi="Nirmala UI" w:cs="Nirmala UI"/>
-        </w:rPr>
-        <w:t>।</w:t>
+      <w:r>
+        <w:t xml:space="preserve"> </w:t>
+      </w:r>
+      <w:r>
+        <w:rPr>
+          <w:rFonts w:ascii="Nirmala UI" w:hAnsi="Nirmala UI" w:cs="Nirmala UI"/>
+        </w:rPr>
+        <w:t>না।</w:t>
       </w:r>
     </w:p>
     <w:p>
@@ -3207,7 +3100,6 @@
       <w:pPr>
         <w:pStyle w:val="NormalWeb"/>
       </w:pPr>
-      <w:proofErr w:type="spellStart"/>
       <w:r>
         <w:rPr>
           <w:rStyle w:val="Strong"/>
@@ -3215,7 +3107,6 @@
         </w:rPr>
         <w:t>বাংলা</w:t>
       </w:r>
-      <w:proofErr w:type="spellEnd"/>
       <w:r>
         <w:rPr>
           <w:rStyle w:val="Strong"/>
@@ -3225,63 +3116,47 @@
       <w:r>
         <w:t xml:space="preserve"> Commit </w:t>
       </w:r>
-      <w:proofErr w:type="spellStart"/>
       <w:r>
         <w:rPr>
           <w:rFonts w:ascii="Nirmala UI" w:hAnsi="Nirmala UI" w:cs="Nirmala UI"/>
         </w:rPr>
         <w:t>হওয়ার</w:t>
       </w:r>
-      <w:proofErr w:type="spellEnd"/>
-      <w:r>
-        <w:t xml:space="preserve"> </w:t>
-      </w:r>
-      <w:proofErr w:type="spellStart"/>
+      <w:r>
+        <w:t xml:space="preserve"> </w:t>
+      </w:r>
       <w:r>
         <w:rPr>
           <w:rFonts w:ascii="Nirmala UI" w:hAnsi="Nirmala UI" w:cs="Nirmala UI"/>
         </w:rPr>
         <w:t>পর</w:t>
       </w:r>
-      <w:proofErr w:type="spellEnd"/>
       <w:r>
         <w:t xml:space="preserve"> Data </w:t>
       </w:r>
-      <w:proofErr w:type="spellStart"/>
       <w:r>
         <w:rPr>
           <w:rFonts w:ascii="Nirmala UI" w:hAnsi="Nirmala UI" w:cs="Nirmala UI"/>
         </w:rPr>
         <w:t>স্থায়ীভাবে</w:t>
       </w:r>
-      <w:proofErr w:type="spellEnd"/>
-      <w:r>
-        <w:t xml:space="preserve"> </w:t>
-      </w:r>
-      <w:proofErr w:type="spellStart"/>
+      <w:r>
+        <w:t xml:space="preserve"> </w:t>
+      </w:r>
       <w:r>
         <w:rPr>
           <w:rFonts w:ascii="Nirmala UI" w:hAnsi="Nirmala UI" w:cs="Nirmala UI"/>
         </w:rPr>
         <w:t>সংরক্ষিত</w:t>
       </w:r>
-      <w:proofErr w:type="spellEnd"/>
-      <w:r>
-        <w:t xml:space="preserve"> </w:t>
-      </w:r>
-      <w:proofErr w:type="spellStart"/>
-      <w:r>
-        <w:rPr>
-          <w:rFonts w:ascii="Nirmala UI" w:hAnsi="Nirmala UI" w:cs="Nirmala UI"/>
-        </w:rPr>
-        <w:t>থাকে</w:t>
-      </w:r>
-      <w:proofErr w:type="spellEnd"/>
-      <w:r>
-        <w:rPr>
-          <w:rFonts w:ascii="Nirmala UI" w:hAnsi="Nirmala UI" w:cs="Nirmala UI"/>
-        </w:rPr>
-        <w:t>।</w:t>
+      <w:r>
+        <w:t xml:space="preserve"> </w:t>
+      </w:r>
+      <w:r>
+        <w:rPr>
+          <w:rFonts w:ascii="Nirmala UI" w:hAnsi="Nirmala UI" w:cs="Nirmala UI"/>
+        </w:rPr>
+        <w:t>থাকে।</w:t>
       </w:r>
     </w:p>
     <w:p>
@@ -3380,7 +3255,6 @@
       <w:pPr>
         <w:pStyle w:val="NormalWeb"/>
       </w:pPr>
-      <w:proofErr w:type="spellStart"/>
       <w:r>
         <w:rPr>
           <w:rStyle w:val="Strong"/>
@@ -3388,7 +3262,6 @@
         </w:rPr>
         <w:t>বাংলায়</w:t>
       </w:r>
-      <w:proofErr w:type="spellEnd"/>
       <w:r>
         <w:rPr>
           <w:rStyle w:val="Strong"/>
@@ -3399,140 +3272,110 @@
         <w:br/>
         <w:t xml:space="preserve">CPU </w:t>
       </w:r>
-      <w:proofErr w:type="spellStart"/>
       <w:r>
         <w:rPr>
           <w:rFonts w:ascii="Nirmala UI" w:hAnsi="Nirmala UI" w:cs="Nirmala UI"/>
         </w:rPr>
         <w:t>এবং</w:t>
       </w:r>
-      <w:proofErr w:type="spellEnd"/>
       <w:r>
         <w:t xml:space="preserve"> Main Memory </w:t>
       </w:r>
-      <w:proofErr w:type="spellStart"/>
       <w:r>
         <w:rPr>
           <w:rFonts w:ascii="Nirmala UI" w:hAnsi="Nirmala UI" w:cs="Nirmala UI"/>
         </w:rPr>
         <w:t>যেন</w:t>
       </w:r>
-      <w:proofErr w:type="spellEnd"/>
-      <w:r>
-        <w:t xml:space="preserve"> </w:t>
-      </w:r>
-      <w:proofErr w:type="spellStart"/>
+      <w:r>
+        <w:t xml:space="preserve"> </w:t>
+      </w:r>
       <w:r>
         <w:rPr>
           <w:rFonts w:ascii="Nirmala UI" w:hAnsi="Nirmala UI" w:cs="Nirmala UI"/>
         </w:rPr>
         <w:t>অযথা</w:t>
       </w:r>
-      <w:proofErr w:type="spellEnd"/>
-      <w:r>
-        <w:t xml:space="preserve"> </w:t>
-      </w:r>
-      <w:proofErr w:type="spellStart"/>
+      <w:r>
+        <w:t xml:space="preserve"> </w:t>
+      </w:r>
       <w:r>
         <w:rPr>
           <w:rFonts w:ascii="Nirmala UI" w:hAnsi="Nirmala UI" w:cs="Nirmala UI"/>
         </w:rPr>
         <w:t>খালি</w:t>
       </w:r>
-      <w:proofErr w:type="spellEnd"/>
-      <w:r>
-        <w:t xml:space="preserve"> </w:t>
-      </w:r>
-      <w:proofErr w:type="spellStart"/>
+      <w:r>
+        <w:t xml:space="preserve"> </w:t>
+      </w:r>
       <w:r>
         <w:rPr>
           <w:rFonts w:ascii="Nirmala UI" w:hAnsi="Nirmala UI" w:cs="Nirmala UI"/>
         </w:rPr>
         <w:t>না</w:t>
       </w:r>
-      <w:proofErr w:type="spellEnd"/>
-      <w:r>
-        <w:t xml:space="preserve"> </w:t>
-      </w:r>
-      <w:proofErr w:type="spellStart"/>
+      <w:r>
+        <w:t xml:space="preserve"> </w:t>
+      </w:r>
       <w:r>
         <w:rPr>
           <w:rFonts w:ascii="Nirmala UI" w:hAnsi="Nirmala UI" w:cs="Nirmala UI"/>
         </w:rPr>
         <w:t>থাকে</w:t>
       </w:r>
-      <w:proofErr w:type="spellEnd"/>
       <w:r>
         <w:t xml:space="preserve">, </w:t>
       </w:r>
-      <w:proofErr w:type="spellStart"/>
       <w:r>
         <w:rPr>
           <w:rFonts w:ascii="Nirmala UI" w:hAnsi="Nirmala UI" w:cs="Nirmala UI"/>
         </w:rPr>
         <w:t>সেগুলোকে</w:t>
       </w:r>
-      <w:proofErr w:type="spellEnd"/>
-      <w:r>
-        <w:t xml:space="preserve"> </w:t>
-      </w:r>
-      <w:proofErr w:type="spellStart"/>
+      <w:r>
+        <w:t xml:space="preserve"> </w:t>
+      </w:r>
       <w:r>
         <w:rPr>
           <w:rFonts w:ascii="Nirmala UI" w:hAnsi="Nirmala UI" w:cs="Nirmala UI"/>
         </w:rPr>
         <w:t>সর্বোচ্চ</w:t>
       </w:r>
-      <w:proofErr w:type="spellEnd"/>
-      <w:r>
-        <w:t xml:space="preserve"> </w:t>
-      </w:r>
-      <w:proofErr w:type="spellStart"/>
+      <w:r>
+        <w:t xml:space="preserve"> </w:t>
+      </w:r>
       <w:r>
         <w:rPr>
           <w:rFonts w:ascii="Nirmala UI" w:hAnsi="Nirmala UI" w:cs="Nirmala UI"/>
         </w:rPr>
         <w:t>কাজে</w:t>
       </w:r>
-      <w:proofErr w:type="spellEnd"/>
-      <w:r>
-        <w:t xml:space="preserve"> </w:t>
-      </w:r>
-      <w:proofErr w:type="spellStart"/>
+      <w:r>
+        <w:t xml:space="preserve"> </w:t>
+      </w:r>
       <w:r>
         <w:rPr>
           <w:rFonts w:ascii="Nirmala UI" w:hAnsi="Nirmala UI" w:cs="Nirmala UI"/>
         </w:rPr>
         <w:t>ব্যবহার</w:t>
       </w:r>
-      <w:proofErr w:type="spellEnd"/>
-      <w:r>
-        <w:t xml:space="preserve"> </w:t>
-      </w:r>
-      <w:proofErr w:type="spellStart"/>
+      <w:r>
+        <w:t xml:space="preserve"> </w:t>
+      </w:r>
       <w:r>
         <w:rPr>
           <w:rFonts w:ascii="Nirmala UI" w:hAnsi="Nirmala UI" w:cs="Nirmala UI"/>
         </w:rPr>
         <w:t>করতে</w:t>
       </w:r>
-      <w:proofErr w:type="spellEnd"/>
-      <w:r>
-        <w:t xml:space="preserve"> </w:t>
-      </w:r>
-      <w:proofErr w:type="spellStart"/>
-      <w:r>
-        <w:rPr>
-          <w:rFonts w:ascii="Nirmala UI" w:hAnsi="Nirmala UI" w:cs="Nirmala UI"/>
-        </w:rPr>
-        <w:t>হবে</w:t>
-      </w:r>
-      <w:proofErr w:type="spellEnd"/>
-      <w:r>
-        <w:rPr>
-          <w:rFonts w:ascii="Nirmala UI" w:hAnsi="Nirmala UI" w:cs="Nirmala UI"/>
-        </w:rPr>
-        <w:t>।</w:t>
+      <w:r>
+        <w:t xml:space="preserve"> </w:t>
+      </w:r>
+      <w:r>
+        <w:rPr>
+          <w:rFonts w:ascii="Nirmala UI" w:hAnsi="Nirmala UI" w:cs="Nirmala UI"/>
+        </w:rPr>
+        <w:t>হবে।</w:t>
       </w:r>
     </w:p>
     <w:p>
@@ -3560,7 +3403,6 @@
       <w:pPr>
         <w:pStyle w:val="NormalWeb"/>
       </w:pPr>
-      <w:proofErr w:type="spellStart"/>
       <w:r>
         <w:rPr>
           <w:rStyle w:val="Strong"/>
@@ -3568,7 +3410,6 @@
         </w:rPr>
         <w:t>বাংলায়</w:t>
       </w:r>
-      <w:proofErr w:type="spellEnd"/>
       <w:r>
         <w:rPr>
           <w:rStyle w:val="Strong"/>
@@ -3578,118 +3419,92 @@
       <w:r>
         <w:br/>
       </w:r>
-      <w:proofErr w:type="spellStart"/>
       <w:r>
         <w:rPr>
           <w:rFonts w:ascii="Nirmala UI" w:hAnsi="Nirmala UI" w:cs="Nirmala UI"/>
         </w:rPr>
         <w:t>একটি</w:t>
       </w:r>
-      <w:proofErr w:type="spellEnd"/>
       <w:r>
         <w:t xml:space="preserve"> Transaction Data-</w:t>
       </w:r>
-      <w:proofErr w:type="spellStart"/>
       <w:r>
         <w:rPr>
           <w:rFonts w:ascii="Nirmala UI" w:hAnsi="Nirmala UI" w:cs="Nirmala UI"/>
         </w:rPr>
         <w:t>এর</w:t>
       </w:r>
-      <w:proofErr w:type="spellEnd"/>
-      <w:r>
-        <w:t xml:space="preserve"> </w:t>
-      </w:r>
-      <w:proofErr w:type="spellStart"/>
+      <w:r>
+        <w:t xml:space="preserve"> </w:t>
+      </w:r>
       <w:r>
         <w:rPr>
           <w:rFonts w:ascii="Nirmala UI" w:hAnsi="Nirmala UI" w:cs="Nirmala UI"/>
         </w:rPr>
         <w:t>জন্য</w:t>
       </w:r>
-      <w:proofErr w:type="spellEnd"/>
-      <w:r>
-        <w:t xml:space="preserve"> </w:t>
-      </w:r>
-      <w:proofErr w:type="spellStart"/>
+      <w:r>
+        <w:t xml:space="preserve"> </w:t>
+      </w:r>
       <w:r>
         <w:rPr>
           <w:rFonts w:ascii="Nirmala UI" w:hAnsi="Nirmala UI" w:cs="Nirmala UI"/>
         </w:rPr>
         <w:t>অপেক্ষা</w:t>
       </w:r>
-      <w:proofErr w:type="spellEnd"/>
-      <w:r>
-        <w:t xml:space="preserve"> </w:t>
-      </w:r>
-      <w:proofErr w:type="spellStart"/>
+      <w:r>
+        <w:t xml:space="preserve"> </w:t>
+      </w:r>
       <w:r>
         <w:rPr>
           <w:rFonts w:ascii="Nirmala UI" w:hAnsi="Nirmala UI" w:cs="Nirmala UI"/>
         </w:rPr>
         <w:t>করছে</w:t>
       </w:r>
-      <w:proofErr w:type="spellEnd"/>
       <w:r>
         <w:t xml:space="preserve">, </w:t>
       </w:r>
-      <w:proofErr w:type="spellStart"/>
       <w:r>
         <w:rPr>
           <w:rFonts w:ascii="Nirmala UI" w:hAnsi="Nirmala UI" w:cs="Nirmala UI"/>
         </w:rPr>
         <w:t>তখন</w:t>
       </w:r>
-      <w:proofErr w:type="spellEnd"/>
       <w:r>
         <w:t xml:space="preserve"> CPU </w:t>
       </w:r>
-      <w:proofErr w:type="spellStart"/>
       <w:r>
         <w:rPr>
           <w:rFonts w:ascii="Nirmala UI" w:hAnsi="Nirmala UI" w:cs="Nirmala UI"/>
         </w:rPr>
         <w:t>অন্য</w:t>
       </w:r>
-      <w:proofErr w:type="spellEnd"/>
       <w:r>
         <w:t xml:space="preserve"> Transaction-</w:t>
       </w:r>
-      <w:proofErr w:type="spellStart"/>
       <w:r>
         <w:rPr>
           <w:rFonts w:ascii="Nirmala UI" w:hAnsi="Nirmala UI" w:cs="Nirmala UI"/>
         </w:rPr>
         <w:t>এর</w:t>
       </w:r>
-      <w:proofErr w:type="spellEnd"/>
-      <w:r>
-        <w:t xml:space="preserve"> </w:t>
-      </w:r>
-      <w:proofErr w:type="spellStart"/>
+      <w:r>
+        <w:t xml:space="preserve"> </w:t>
+      </w:r>
       <w:r>
         <w:rPr>
           <w:rFonts w:ascii="Nirmala UI" w:hAnsi="Nirmala UI" w:cs="Nirmala UI"/>
         </w:rPr>
         <w:t>কাজ</w:t>
       </w:r>
-      <w:proofErr w:type="spellEnd"/>
-      <w:r>
-        <w:t xml:space="preserve"> </w:t>
-      </w:r>
-      <w:proofErr w:type="spellStart"/>
-      <w:r>
-        <w:rPr>
-          <w:rFonts w:ascii="Nirmala UI" w:hAnsi="Nirmala UI" w:cs="Nirmala UI"/>
-        </w:rPr>
-        <w:t>করে</w:t>
-      </w:r>
-      <w:proofErr w:type="spellEnd"/>
-      <w:r>
-        <w:rPr>
-          <w:rFonts w:ascii="Nirmala UI" w:hAnsi="Nirmala UI" w:cs="Nirmala UI"/>
-        </w:rPr>
-        <w:t>।</w:t>
+      <w:r>
+        <w:t xml:space="preserve"> </w:t>
+      </w:r>
+      <w:r>
+        <w:rPr>
+          <w:rFonts w:ascii="Nirmala UI" w:hAnsi="Nirmala UI" w:cs="Nirmala UI"/>
+        </w:rPr>
+        <w:t>করে।</w:t>
       </w:r>
     </w:p>
     <w:p>
@@ -3723,7 +3538,6 @@
       <w:r>
         <w:br/>
       </w:r>
-      <w:proofErr w:type="spellStart"/>
       <w:r>
         <w:rPr>
           <w:rStyle w:val="Strong"/>
@@ -3731,7 +3545,6 @@
         </w:rPr>
         <w:t>বাংলায়</w:t>
       </w:r>
-      <w:proofErr w:type="spellEnd"/>
       <w:r>
         <w:rPr>
           <w:rStyle w:val="Strong"/>
@@ -3747,7 +3560,6 @@
         </w:rPr>
         <w:t xml:space="preserve">CPU </w:t>
       </w:r>
-      <w:proofErr w:type="spellStart"/>
       <w:r>
         <w:rPr>
           <w:rStyle w:val="Strong"/>
@@ -3755,14 +3567,12 @@
         </w:rPr>
         <w:t>খালি</w:t>
       </w:r>
-      <w:proofErr w:type="spellEnd"/>
-      <w:r>
-        <w:rPr>
-          <w:rStyle w:val="Strong"/>
-        </w:rPr>
-        <w:t xml:space="preserve"> </w:t>
-      </w:r>
-      <w:proofErr w:type="spellStart"/>
+      <w:r>
+        <w:rPr>
+          <w:rStyle w:val="Strong"/>
+        </w:rPr>
+        <w:t xml:space="preserve"> </w:t>
+      </w:r>
       <w:r>
         <w:rPr>
           <w:rStyle w:val="Strong"/>
@@ -3770,14 +3580,12 @@
         </w:rPr>
         <w:t>রাখা</w:t>
       </w:r>
-      <w:proofErr w:type="spellEnd"/>
-      <w:r>
-        <w:rPr>
-          <w:rStyle w:val="Strong"/>
-        </w:rPr>
-        <w:t xml:space="preserve"> </w:t>
-      </w:r>
-      <w:proofErr w:type="spellStart"/>
+      <w:r>
+        <w:rPr>
+          <w:rStyle w:val="Strong"/>
+        </w:rPr>
+        <w:t xml:space="preserve"> </w:t>
+      </w:r>
       <w:r>
         <w:rPr>
           <w:rStyle w:val="Strong"/>
@@ -3785,28 +3593,18 @@
         </w:rPr>
         <w:t>যাবে</w:t>
       </w:r>
-      <w:proofErr w:type="spellEnd"/>
-      <w:r>
-        <w:rPr>
-          <w:rStyle w:val="Strong"/>
-        </w:rPr>
-        <w:t xml:space="preserve"> </w:t>
-      </w:r>
-      <w:proofErr w:type="spellStart"/>
-      <w:r>
-        <w:rPr>
-          <w:rStyle w:val="Strong"/>
-          <w:rFonts w:ascii="Nirmala UI" w:hAnsi="Nirmala UI" w:cs="Nirmala UI"/>
-        </w:rPr>
-        <w:t>না</w:t>
-      </w:r>
-      <w:proofErr w:type="spellEnd"/>
-      <w:r>
-        <w:rPr>
-          <w:rStyle w:val="Strong"/>
-          <w:rFonts w:ascii="Nirmala UI" w:hAnsi="Nirmala UI" w:cs="Nirmala UI"/>
-        </w:rPr>
-        <w:t>।</w:t>
+      <w:r>
+        <w:rPr>
+          <w:rStyle w:val="Strong"/>
+        </w:rPr>
+        <w:t xml:space="preserve"> </w:t>
+      </w:r>
+      <w:r>
+        <w:rPr>
+          <w:rStyle w:val="Strong"/>
+          <w:rFonts w:ascii="Nirmala UI" w:hAnsi="Nirmala UI" w:cs="Nirmala UI"/>
+        </w:rPr>
+        <w:t>না।</w:t>
       </w:r>
     </w:p>
     <w:p>
@@ -3846,7 +3644,6 @@
       <w:pPr>
         <w:pStyle w:val="NormalWeb"/>
       </w:pPr>
-      <w:proofErr w:type="spellStart"/>
       <w:r>
         <w:rPr>
           <w:rStyle w:val="Strong"/>
@@ -3854,7 +3651,6 @@
         </w:rPr>
         <w:t>বাংলায়</w:t>
       </w:r>
-      <w:proofErr w:type="spellEnd"/>
       <w:r>
         <w:rPr>
           <w:rStyle w:val="Strong"/>
@@ -3864,107 +3660,83 @@
       <w:r>
         <w:br/>
       </w:r>
-      <w:proofErr w:type="spellStart"/>
       <w:r>
         <w:rPr>
           <w:rFonts w:ascii="Nirmala UI" w:hAnsi="Nirmala UI" w:cs="Nirmala UI"/>
         </w:rPr>
         <w:t>প্রতিটি</w:t>
       </w:r>
-      <w:proofErr w:type="spellEnd"/>
       <w:r>
         <w:t xml:space="preserve"> Transaction-</w:t>
       </w:r>
-      <w:proofErr w:type="spellStart"/>
       <w:r>
         <w:rPr>
           <w:rFonts w:ascii="Nirmala UI" w:hAnsi="Nirmala UI" w:cs="Nirmala UI"/>
         </w:rPr>
         <w:t>এর</w:t>
       </w:r>
-      <w:proofErr w:type="spellEnd"/>
       <w:r>
         <w:t xml:space="preserve"> Result </w:t>
       </w:r>
-      <w:proofErr w:type="spellStart"/>
       <w:r>
         <w:rPr>
           <w:rFonts w:ascii="Nirmala UI" w:hAnsi="Nirmala UI" w:cs="Nirmala UI"/>
         </w:rPr>
         <w:t>যত</w:t>
       </w:r>
-      <w:proofErr w:type="spellEnd"/>
-      <w:r>
-        <w:t xml:space="preserve"> </w:t>
-      </w:r>
-      <w:proofErr w:type="spellStart"/>
+      <w:r>
+        <w:t xml:space="preserve"> </w:t>
+      </w:r>
       <w:r>
         <w:rPr>
           <w:rFonts w:ascii="Nirmala UI" w:hAnsi="Nirmala UI" w:cs="Nirmala UI"/>
         </w:rPr>
         <w:t>দ্রুত</w:t>
       </w:r>
-      <w:proofErr w:type="spellEnd"/>
-      <w:r>
-        <w:t xml:space="preserve"> </w:t>
-      </w:r>
-      <w:proofErr w:type="spellStart"/>
+      <w:r>
+        <w:t xml:space="preserve"> </w:t>
+      </w:r>
       <w:r>
         <w:rPr>
           <w:rFonts w:ascii="Nirmala UI" w:hAnsi="Nirmala UI" w:cs="Nirmala UI"/>
         </w:rPr>
         <w:t>সম্ভব</w:t>
       </w:r>
-      <w:proofErr w:type="spellEnd"/>
       <w:r>
         <w:t xml:space="preserve"> User-</w:t>
       </w:r>
-      <w:proofErr w:type="spellStart"/>
       <w:r>
         <w:rPr>
           <w:rFonts w:ascii="Nirmala UI" w:hAnsi="Nirmala UI" w:cs="Nirmala UI"/>
         </w:rPr>
         <w:t>এর</w:t>
       </w:r>
-      <w:proofErr w:type="spellEnd"/>
-      <w:r>
-        <w:t xml:space="preserve"> </w:t>
-      </w:r>
-      <w:proofErr w:type="spellStart"/>
+      <w:r>
+        <w:t xml:space="preserve"> </w:t>
+      </w:r>
       <w:r>
         <w:rPr>
           <w:rFonts w:ascii="Nirmala UI" w:hAnsi="Nirmala UI" w:cs="Nirmala UI"/>
         </w:rPr>
         <w:t>কাছে</w:t>
       </w:r>
-      <w:proofErr w:type="spellEnd"/>
-      <w:r>
-        <w:t xml:space="preserve"> </w:t>
-      </w:r>
-      <w:proofErr w:type="spellStart"/>
+      <w:r>
+        <w:t xml:space="preserve"> </w:t>
+      </w:r>
       <w:r>
         <w:rPr>
           <w:rFonts w:ascii="Nirmala UI" w:hAnsi="Nirmala UI" w:cs="Nirmala UI"/>
         </w:rPr>
         <w:t>পৌঁছাতে</w:t>
       </w:r>
-      <w:proofErr w:type="spellEnd"/>
-      <w:r>
-        <w:t xml:space="preserve"> </w:t>
-      </w:r>
-      <w:proofErr w:type="spellStart"/>
-      <w:r>
-        <w:rPr>
-          <w:rFonts w:ascii="Nirmala UI" w:hAnsi="Nirmala UI" w:cs="Nirmala UI"/>
-        </w:rPr>
-        <w:t>হবে</w:t>
-      </w:r>
-      <w:proofErr w:type="spellEnd"/>
-      <w:r>
-        <w:rPr>
-          <w:rFonts w:ascii="Nirmala UI" w:hAnsi="Nirmala UI" w:cs="Nirmala UI"/>
-        </w:rPr>
-        <w:t>।</w:t>
+      <w:r>
+        <w:t xml:space="preserve"> </w:t>
+      </w:r>
+      <w:r>
+        <w:rPr>
+          <w:rFonts w:ascii="Nirmala UI" w:hAnsi="Nirmala UI" w:cs="Nirmala UI"/>
+        </w:rPr>
+        <w:t>হবে।</w:t>
       </w:r>
     </w:p>
     <w:p>
@@ -4002,7 +3774,6 @@
       <w:pPr>
         <w:pStyle w:val="NormalWeb"/>
       </w:pPr>
-      <w:proofErr w:type="spellStart"/>
       <w:r>
         <w:rPr>
           <w:rStyle w:val="Strong"/>
@@ -4010,7 +3781,6 @@
         </w:rPr>
         <w:t>বাংলায়</w:t>
       </w:r>
-      <w:proofErr w:type="spellEnd"/>
       <w:r>
         <w:rPr>
           <w:rStyle w:val="Strong"/>
@@ -4020,14 +3790,12 @@
       <w:r>
         <w:br/>
       </w:r>
-      <w:proofErr w:type="spellStart"/>
       <w:r>
         <w:rPr>
           <w:rFonts w:ascii="Nirmala UI" w:hAnsi="Nirmala UI" w:cs="Nirmala UI"/>
         </w:rPr>
         <w:t>একজন</w:t>
       </w:r>
-      <w:proofErr w:type="spellEnd"/>
       <w:r>
         <w:t xml:space="preserve"> Student </w:t>
       </w:r>
@@ -4040,41 +3808,29 @@
       <w:r>
         <w:t xml:space="preserve"> </w:t>
       </w:r>
-      <w:proofErr w:type="spellStart"/>
       <w:r>
         <w:rPr>
           <w:rFonts w:ascii="Nirmala UI" w:hAnsi="Nirmala UI" w:cs="Nirmala UI"/>
         </w:rPr>
         <w:t>সেকেন্ডে</w:t>
       </w:r>
-      <w:proofErr w:type="spellEnd"/>
       <w:r>
         <w:t xml:space="preserve"> Result </w:t>
       </w:r>
-      <w:proofErr w:type="spellStart"/>
       <w:r>
         <w:rPr>
           <w:rFonts w:ascii="Nirmala UI" w:hAnsi="Nirmala UI" w:cs="Nirmala UI"/>
         </w:rPr>
         <w:t>পেয়ে</w:t>
       </w:r>
-      <w:proofErr w:type="spellEnd"/>
-      <w:r>
-        <w:t xml:space="preserve"> </w:t>
-      </w:r>
-      <w:proofErr w:type="spellStart"/>
-      <w:r>
-        <w:rPr>
-          <w:rFonts w:ascii="Nirmala UI" w:hAnsi="Nirmala UI" w:cs="Nirmala UI"/>
-        </w:rPr>
-        <w:t>যায়</w:t>
-      </w:r>
-      <w:proofErr w:type="spellEnd"/>
-      <w:r>
-        <w:rPr>
-          <w:rFonts w:ascii="Nirmala UI" w:hAnsi="Nirmala UI" w:cs="Nirmala UI"/>
-        </w:rPr>
-        <w:t>।</w:t>
+      <w:r>
+        <w:t xml:space="preserve"> </w:t>
+      </w:r>
+      <w:r>
+        <w:rPr>
+          <w:rFonts w:ascii="Nirmala UI" w:hAnsi="Nirmala UI" w:cs="Nirmala UI"/>
+        </w:rPr>
+        <w:t>যায়।</w:t>
       </w:r>
     </w:p>
     <w:p>
@@ -4108,7 +3864,6 @@
       <w:r>
         <w:br/>
       </w:r>
-      <w:proofErr w:type="spellStart"/>
       <w:r>
         <w:rPr>
           <w:rStyle w:val="Strong"/>
@@ -4116,7 +3871,6 @@
         </w:rPr>
         <w:t>বাংলায়</w:t>
       </w:r>
-      <w:proofErr w:type="spellEnd"/>
       <w:r>
         <w:rPr>
           <w:rStyle w:val="Strong"/>
@@ -4126,7 +3880,6 @@
       <w:r>
         <w:t xml:space="preserve"> </w:t>
       </w:r>
-      <w:proofErr w:type="spellStart"/>
       <w:r>
         <w:rPr>
           <w:rStyle w:val="Strong"/>
@@ -4134,28 +3887,18 @@
         </w:rPr>
         <w:t>দ্রুত</w:t>
       </w:r>
-      <w:proofErr w:type="spellEnd"/>
-      <w:r>
-        <w:rPr>
-          <w:rStyle w:val="Strong"/>
-        </w:rPr>
-        <w:t xml:space="preserve"> </w:t>
-      </w:r>
-      <w:proofErr w:type="spellStart"/>
-      <w:r>
-        <w:rPr>
-          <w:rStyle w:val="Strong"/>
-          <w:rFonts w:ascii="Nirmala UI" w:hAnsi="Nirmala UI" w:cs="Nirmala UI"/>
-        </w:rPr>
-        <w:t>ফলাফল</w:t>
-      </w:r>
-      <w:proofErr w:type="spellEnd"/>
-      <w:r>
-        <w:rPr>
-          <w:rStyle w:val="Strong"/>
-          <w:rFonts w:ascii="Nirmala UI" w:hAnsi="Nirmala UI" w:cs="Nirmala UI"/>
-        </w:rPr>
-        <w:t>।</w:t>
+      <w:r>
+        <w:rPr>
+          <w:rStyle w:val="Strong"/>
+        </w:rPr>
+        <w:t xml:space="preserve"> </w:t>
+      </w:r>
+      <w:r>
+        <w:rPr>
+          <w:rStyle w:val="Strong"/>
+          <w:rFonts w:ascii="Nirmala UI" w:hAnsi="Nirmala UI" w:cs="Nirmala UI"/>
+        </w:rPr>
+        <w:t>ফলাফল।</w:t>
       </w:r>
     </w:p>
     <w:p>
@@ -4210,7 +3953,6 @@
       <w:pPr>
         <w:pStyle w:val="NormalWeb"/>
       </w:pPr>
-      <w:proofErr w:type="spellStart"/>
       <w:r>
         <w:rPr>
           <w:rStyle w:val="Strong"/>
@@ -4218,7 +3960,6 @@
         </w:rPr>
         <w:t>বাংলায়</w:t>
       </w:r>
-      <w:proofErr w:type="spellEnd"/>
       <w:r>
         <w:rPr>
           <w:rStyle w:val="Strong"/>
@@ -4228,96 +3969,74 @@
       <w:r>
         <w:br/>
       </w:r>
-      <w:proofErr w:type="spellStart"/>
       <w:r>
         <w:rPr>
           <w:rFonts w:ascii="Nirmala UI" w:hAnsi="Nirmala UI" w:cs="Nirmala UI"/>
         </w:rPr>
         <w:t>একটি</w:t>
       </w:r>
-      <w:proofErr w:type="spellEnd"/>
       <w:r>
         <w:t xml:space="preserve"> Server </w:t>
       </w:r>
-      <w:proofErr w:type="spellStart"/>
       <w:r>
         <w:rPr>
           <w:rFonts w:ascii="Nirmala UI" w:hAnsi="Nirmala UI" w:cs="Nirmala UI"/>
         </w:rPr>
         <w:t>নষ্ট</w:t>
       </w:r>
-      <w:proofErr w:type="spellEnd"/>
-      <w:r>
-        <w:t xml:space="preserve"> </w:t>
-      </w:r>
-      <w:proofErr w:type="spellStart"/>
+      <w:r>
+        <w:t xml:space="preserve"> </w:t>
+      </w:r>
       <w:r>
         <w:rPr>
           <w:rFonts w:ascii="Nirmala UI" w:hAnsi="Nirmala UI" w:cs="Nirmala UI"/>
         </w:rPr>
         <w:t>হলেও</w:t>
       </w:r>
-      <w:proofErr w:type="spellEnd"/>
       <w:r>
         <w:t xml:space="preserve"> System </w:t>
       </w:r>
-      <w:proofErr w:type="spellStart"/>
       <w:r>
         <w:rPr>
           <w:rFonts w:ascii="Nirmala UI" w:hAnsi="Nirmala UI" w:cs="Nirmala UI"/>
         </w:rPr>
         <w:t>যেন</w:t>
       </w:r>
-      <w:proofErr w:type="spellEnd"/>
-      <w:r>
-        <w:t xml:space="preserve"> </w:t>
-      </w:r>
-      <w:proofErr w:type="spellStart"/>
+      <w:r>
+        <w:t xml:space="preserve"> </w:t>
+      </w:r>
       <w:r>
         <w:rPr>
           <w:rFonts w:ascii="Nirmala UI" w:hAnsi="Nirmala UI" w:cs="Nirmala UI"/>
         </w:rPr>
         <w:t>কাজ</w:t>
       </w:r>
-      <w:proofErr w:type="spellEnd"/>
-      <w:r>
-        <w:t xml:space="preserve"> </w:t>
-      </w:r>
-      <w:proofErr w:type="spellStart"/>
+      <w:r>
+        <w:t xml:space="preserve"> </w:t>
+      </w:r>
       <w:r>
         <w:rPr>
           <w:rFonts w:ascii="Nirmala UI" w:hAnsi="Nirmala UI" w:cs="Nirmala UI"/>
         </w:rPr>
         <w:t>চালিয়ে</w:t>
       </w:r>
-      <w:proofErr w:type="spellEnd"/>
-      <w:r>
-        <w:t xml:space="preserve"> </w:t>
-      </w:r>
-      <w:proofErr w:type="spellStart"/>
+      <w:r>
+        <w:t xml:space="preserve"> </w:t>
+      </w:r>
       <w:r>
         <w:rPr>
           <w:rFonts w:ascii="Nirmala UI" w:hAnsi="Nirmala UI" w:cs="Nirmala UI"/>
         </w:rPr>
         <w:t>যেতে</w:t>
       </w:r>
-      <w:proofErr w:type="spellEnd"/>
-      <w:r>
-        <w:t xml:space="preserve"> </w:t>
-      </w:r>
-      <w:proofErr w:type="spellStart"/>
-      <w:r>
-        <w:rPr>
-          <w:rFonts w:ascii="Nirmala UI" w:hAnsi="Nirmala UI" w:cs="Nirmala UI"/>
-        </w:rPr>
-        <w:t>পারে</w:t>
-      </w:r>
-      <w:proofErr w:type="spellEnd"/>
-      <w:r>
-        <w:rPr>
-          <w:rFonts w:ascii="Nirmala UI" w:hAnsi="Nirmala UI" w:cs="Nirmala UI"/>
-        </w:rPr>
-        <w:t>।</w:t>
+      <w:r>
+        <w:t xml:space="preserve"> </w:t>
+      </w:r>
+      <w:r>
+        <w:rPr>
+          <w:rFonts w:ascii="Nirmala UI" w:hAnsi="Nirmala UI" w:cs="Nirmala UI"/>
+        </w:rPr>
+        <w:t>পারে।</w:t>
       </w:r>
     </w:p>
     <w:p>
@@ -4349,19 +4068,11 @@
       <w:r>
         <w:t xml:space="preserve"> fails, users can still access data from the </w:t>
       </w:r>
-      <w:proofErr w:type="spellStart"/>
-      <w:r>
-        <w:rPr>
-          <w:rStyle w:val="Strong"/>
-        </w:rPr>
-        <w:t>Chattogram</w:t>
-      </w:r>
-      <w:proofErr w:type="spellEnd"/>
-      <w:r>
-        <w:rPr>
-          <w:rStyle w:val="Strong"/>
-        </w:rPr>
-        <w:t xml:space="preserve"> Server</w:t>
+      <w:r>
+        <w:rPr>
+          <w:rStyle w:val="Strong"/>
+        </w:rPr>
+        <w:t>Chattogram Server</w:t>
       </w:r>
       <w:r>
         <w:t>.</w:t>
@@ -4371,7 +4082,6 @@
       <w:pPr>
         <w:pStyle w:val="NormalWeb"/>
       </w:pPr>
-      <w:proofErr w:type="spellStart"/>
       <w:r>
         <w:rPr>
           <w:rStyle w:val="Strong"/>
@@ -4379,7 +4089,6 @@
         </w:rPr>
         <w:t>বাংলায়</w:t>
       </w:r>
-      <w:proofErr w:type="spellEnd"/>
       <w:r>
         <w:rPr>
           <w:rStyle w:val="Strong"/>
@@ -4389,85 +4098,65 @@
       <w:r>
         <w:br/>
       </w:r>
-      <w:proofErr w:type="spellStart"/>
       <w:r>
         <w:rPr>
           <w:rFonts w:ascii="Nirmala UI" w:hAnsi="Nirmala UI" w:cs="Nirmala UI"/>
         </w:rPr>
         <w:t>ঢাকা</w:t>
       </w:r>
-      <w:proofErr w:type="spellEnd"/>
       <w:r>
         <w:t xml:space="preserve"> Server </w:t>
       </w:r>
-      <w:proofErr w:type="spellStart"/>
       <w:r>
         <w:rPr>
           <w:rFonts w:ascii="Nirmala UI" w:hAnsi="Nirmala UI" w:cs="Nirmala UI"/>
         </w:rPr>
         <w:t>বন্ধ</w:t>
       </w:r>
-      <w:proofErr w:type="spellEnd"/>
-      <w:r>
-        <w:t xml:space="preserve"> </w:t>
-      </w:r>
-      <w:proofErr w:type="spellStart"/>
+      <w:r>
+        <w:t xml:space="preserve"> </w:t>
+      </w:r>
       <w:r>
         <w:rPr>
           <w:rFonts w:ascii="Nirmala UI" w:hAnsi="Nirmala UI" w:cs="Nirmala UI"/>
         </w:rPr>
         <w:t>হলেও</w:t>
       </w:r>
-      <w:proofErr w:type="spellEnd"/>
-      <w:r>
-        <w:t xml:space="preserve"> </w:t>
-      </w:r>
-      <w:proofErr w:type="spellStart"/>
+      <w:r>
+        <w:t xml:space="preserve"> </w:t>
+      </w:r>
       <w:r>
         <w:rPr>
           <w:rFonts w:ascii="Nirmala UI" w:hAnsi="Nirmala UI" w:cs="Nirmala UI"/>
         </w:rPr>
         <w:t>চট্টগ্রাম</w:t>
       </w:r>
-      <w:proofErr w:type="spellEnd"/>
       <w:r>
         <w:t xml:space="preserve"> Server </w:t>
       </w:r>
-      <w:proofErr w:type="spellStart"/>
       <w:r>
         <w:rPr>
           <w:rFonts w:ascii="Nirmala UI" w:hAnsi="Nirmala UI" w:cs="Nirmala UI"/>
         </w:rPr>
         <w:t>থেকে</w:t>
       </w:r>
-      <w:proofErr w:type="spellEnd"/>
       <w:r>
         <w:t xml:space="preserve"> Data </w:t>
       </w:r>
-      <w:proofErr w:type="spellStart"/>
       <w:r>
         <w:rPr>
           <w:rFonts w:ascii="Nirmala UI" w:hAnsi="Nirmala UI" w:cs="Nirmala UI"/>
         </w:rPr>
         <w:t>পাওয়া</w:t>
       </w:r>
-      <w:proofErr w:type="spellEnd"/>
-      <w:r>
-        <w:t xml:space="preserve"> </w:t>
-      </w:r>
-      <w:proofErr w:type="spellStart"/>
-      <w:r>
-        <w:rPr>
-          <w:rFonts w:ascii="Nirmala UI" w:hAnsi="Nirmala UI" w:cs="Nirmala UI"/>
-        </w:rPr>
-        <w:t>যায়</w:t>
-      </w:r>
-      <w:proofErr w:type="spellEnd"/>
-      <w:r>
-        <w:rPr>
-          <w:rFonts w:ascii="Nirmala UI" w:hAnsi="Nirmala UI" w:cs="Nirmala UI"/>
-        </w:rPr>
-        <w:t>।</w:t>
+      <w:r>
+        <w:t xml:space="preserve"> </w:t>
+      </w:r>
+      <w:r>
+        <w:rPr>
+          <w:rFonts w:ascii="Nirmala UI" w:hAnsi="Nirmala UI" w:cs="Nirmala UI"/>
+        </w:rPr>
+        <w:t>যায়।</w:t>
       </w:r>
     </w:p>
     <w:p>
@@ -4501,7 +4190,6 @@
       <w:r>
         <w:br/>
       </w:r>
-      <w:proofErr w:type="spellStart"/>
       <w:r>
         <w:rPr>
           <w:rStyle w:val="Strong"/>
@@ -4509,7 +4197,6 @@
         </w:rPr>
         <w:t>বাংলায়</w:t>
       </w:r>
-      <w:proofErr w:type="spellEnd"/>
       <w:r>
         <w:rPr>
           <w:rStyle w:val="Strong"/>
@@ -4519,7 +4206,6 @@
       <w:r>
         <w:t xml:space="preserve"> </w:t>
       </w:r>
-      <w:proofErr w:type="spellStart"/>
       <w:r>
         <w:rPr>
           <w:rStyle w:val="Strong"/>
@@ -4527,14 +4213,12 @@
         </w:rPr>
         <w:t>সিস্টেম</w:t>
       </w:r>
-      <w:proofErr w:type="spellEnd"/>
-      <w:r>
-        <w:rPr>
-          <w:rStyle w:val="Strong"/>
-        </w:rPr>
-        <w:t xml:space="preserve"> </w:t>
-      </w:r>
-      <w:proofErr w:type="spellStart"/>
+      <w:r>
+        <w:rPr>
+          <w:rStyle w:val="Strong"/>
+        </w:rPr>
+        <w:t xml:space="preserve"> </w:t>
+      </w:r>
       <w:r>
         <w:rPr>
           <w:rStyle w:val="Strong"/>
@@ -4542,14 +4226,12 @@
         </w:rPr>
         <w:t>সবসময়</w:t>
       </w:r>
-      <w:proofErr w:type="spellEnd"/>
-      <w:r>
-        <w:rPr>
-          <w:rStyle w:val="Strong"/>
-        </w:rPr>
-        <w:t xml:space="preserve"> </w:t>
-      </w:r>
-      <w:proofErr w:type="spellStart"/>
+      <w:r>
+        <w:rPr>
+          <w:rStyle w:val="Strong"/>
+        </w:rPr>
+        <w:t xml:space="preserve"> </w:t>
+      </w:r>
       <w:r>
         <w:rPr>
           <w:rStyle w:val="Strong"/>
@@ -4557,28 +4239,18 @@
         </w:rPr>
         <w:t>চালু</w:t>
       </w:r>
-      <w:proofErr w:type="spellEnd"/>
-      <w:r>
-        <w:rPr>
-          <w:rStyle w:val="Strong"/>
-        </w:rPr>
-        <w:t xml:space="preserve"> </w:t>
-      </w:r>
-      <w:proofErr w:type="spellStart"/>
-      <w:r>
-        <w:rPr>
-          <w:rStyle w:val="Strong"/>
-          <w:rFonts w:ascii="Nirmala UI" w:hAnsi="Nirmala UI" w:cs="Nirmala UI"/>
-        </w:rPr>
-        <w:t>থাকবে</w:t>
-      </w:r>
-      <w:proofErr w:type="spellEnd"/>
-      <w:r>
-        <w:rPr>
-          <w:rStyle w:val="Strong"/>
-          <w:rFonts w:ascii="Nirmala UI" w:hAnsi="Nirmala UI" w:cs="Nirmala UI"/>
-        </w:rPr>
-        <w:t>।</w:t>
+      <w:r>
+        <w:rPr>
+          <w:rStyle w:val="Strong"/>
+        </w:rPr>
+        <w:t xml:space="preserve"> </w:t>
+      </w:r>
+      <w:r>
+        <w:rPr>
+          <w:rStyle w:val="Strong"/>
+          <w:rFonts w:ascii="Nirmala UI" w:hAnsi="Nirmala UI" w:cs="Nirmala UI"/>
+        </w:rPr>
+        <w:t>থাকবে।</w:t>
       </w:r>
     </w:p>
     <w:p>
@@ -4615,7 +4287,6 @@
       <w:pPr>
         <w:pStyle w:val="NormalWeb"/>
       </w:pPr>
-      <w:proofErr w:type="spellStart"/>
       <w:r>
         <w:rPr>
           <w:rStyle w:val="Strong"/>
@@ -4623,7 +4294,6 @@
         </w:rPr>
         <w:t>বাংলায়</w:t>
       </w:r>
-      <w:proofErr w:type="spellEnd"/>
       <w:r>
         <w:rPr>
           <w:rStyle w:val="Strong"/>
@@ -4633,51 +4303,42 @@
       <w:r>
         <w:br/>
       </w:r>
-      <w:proofErr w:type="spellStart"/>
       <w:r>
         <w:rPr>
           <w:rFonts w:ascii="Nirmala UI" w:hAnsi="Nirmala UI" w:cs="Nirmala UI"/>
         </w:rPr>
         <w:t>বিভিন্ন</w:t>
       </w:r>
-      <w:proofErr w:type="spellEnd"/>
       <w:r>
         <w:t xml:space="preserve"> Server-</w:t>
       </w:r>
-      <w:proofErr w:type="spellStart"/>
       <w:r>
         <w:rPr>
           <w:rFonts w:ascii="Nirmala UI" w:hAnsi="Nirmala UI" w:cs="Nirmala UI"/>
         </w:rPr>
         <w:t>এর</w:t>
       </w:r>
-      <w:proofErr w:type="spellEnd"/>
-      <w:r>
-        <w:t xml:space="preserve"> </w:t>
-      </w:r>
-      <w:proofErr w:type="spellStart"/>
+      <w:r>
+        <w:t xml:space="preserve"> </w:t>
+      </w:r>
       <w:r>
         <w:rPr>
           <w:rFonts w:ascii="Nirmala UI" w:hAnsi="Nirmala UI" w:cs="Nirmala UI"/>
         </w:rPr>
         <w:t>মধ্যে</w:t>
       </w:r>
-      <w:proofErr w:type="spellEnd"/>
-      <w:r>
-        <w:t xml:space="preserve"> </w:t>
-      </w:r>
-      <w:proofErr w:type="spellStart"/>
+      <w:r>
+        <w:t xml:space="preserve"> </w:t>
+      </w:r>
       <w:r>
         <w:rPr>
           <w:rFonts w:ascii="Nirmala UI" w:hAnsi="Nirmala UI" w:cs="Nirmala UI"/>
         </w:rPr>
         <w:t>কম</w:t>
       </w:r>
-      <w:proofErr w:type="spellEnd"/>
       <w:r>
         <w:t xml:space="preserve"> Message </w:t>
       </w:r>
-      <w:proofErr w:type="spellStart"/>
       <w:r>
         <w:rPr>
           <w:rFonts w:ascii="Nirmala UI" w:hAnsi="Nirmala UI" w:cs="Nirmala UI"/>
@@ -4693,56 +4354,41 @@
         </w:rPr>
         <w:t>প্রদান</w:t>
       </w:r>
-      <w:proofErr w:type="spellEnd"/>
-      <w:r>
-        <w:t xml:space="preserve"> </w:t>
-      </w:r>
-      <w:proofErr w:type="spellStart"/>
+      <w:r>
+        <w:t xml:space="preserve"> </w:t>
+      </w:r>
       <w:r>
         <w:rPr>
           <w:rFonts w:ascii="Nirmala UI" w:hAnsi="Nirmala UI" w:cs="Nirmala UI"/>
         </w:rPr>
         <w:t>করে</w:t>
       </w:r>
-      <w:proofErr w:type="spellEnd"/>
-      <w:r>
-        <w:t xml:space="preserve"> </w:t>
-      </w:r>
-      <w:proofErr w:type="spellStart"/>
+      <w:r>
+        <w:t xml:space="preserve"> </w:t>
+      </w:r>
       <w:r>
         <w:rPr>
           <w:rFonts w:ascii="Nirmala UI" w:hAnsi="Nirmala UI" w:cs="Nirmala UI"/>
         </w:rPr>
         <w:t>খরচ</w:t>
       </w:r>
-      <w:proofErr w:type="spellEnd"/>
-      <w:r>
-        <w:t xml:space="preserve"> </w:t>
-      </w:r>
-      <w:proofErr w:type="spellStart"/>
+      <w:r>
+        <w:t xml:space="preserve"> </w:t>
+      </w:r>
       <w:r>
         <w:rPr>
           <w:rFonts w:ascii="Nirmala UI" w:hAnsi="Nirmala UI" w:cs="Nirmala UI"/>
         </w:rPr>
         <w:t>কমাতে</w:t>
       </w:r>
-      <w:proofErr w:type="spellEnd"/>
-      <w:r>
-        <w:t xml:space="preserve"> </w:t>
-      </w:r>
-      <w:proofErr w:type="spellStart"/>
-      <w:r>
-        <w:rPr>
-          <w:rFonts w:ascii="Nirmala UI" w:hAnsi="Nirmala UI" w:cs="Nirmala UI"/>
-        </w:rPr>
-        <w:t>হবে</w:t>
-      </w:r>
-      <w:proofErr w:type="spellEnd"/>
-      <w:r>
-        <w:rPr>
-          <w:rFonts w:ascii="Nirmala UI" w:hAnsi="Nirmala UI" w:cs="Nirmala UI"/>
-        </w:rPr>
-        <w:t>।</w:t>
+      <w:r>
+        <w:t xml:space="preserve"> </w:t>
+      </w:r>
+      <w:r>
+        <w:rPr>
+          <w:rFonts w:ascii="Nirmala UI" w:hAnsi="Nirmala UI" w:cs="Nirmala UI"/>
+        </w:rPr>
+        <w:t>হবে।</w:t>
       </w:r>
     </w:p>
     <w:p>
@@ -4797,7 +4443,6 @@
           <w:rFonts w:ascii="Nirmala UI" w:hAnsi="Nirmala UI" w:cs="Nirmala UI"/>
         </w:rPr>
       </w:pPr>
-      <w:proofErr w:type="spellStart"/>
       <w:r>
         <w:rPr>
           <w:rStyle w:val="Strong"/>
@@ -4805,7 +4450,6 @@
         </w:rPr>
         <w:t>বাংলায়</w:t>
       </w:r>
-      <w:proofErr w:type="spellEnd"/>
       <w:r>
         <w:rPr>
           <w:rStyle w:val="Strong"/>
@@ -4824,36 +4468,30 @@
       <w:r>
         <w:t xml:space="preserve"> Message-</w:t>
       </w:r>
-      <w:proofErr w:type="spellStart"/>
       <w:r>
         <w:rPr>
           <w:rFonts w:ascii="Nirmala UI" w:hAnsi="Nirmala UI" w:cs="Nirmala UI"/>
         </w:rPr>
         <w:t>এর</w:t>
       </w:r>
-      <w:proofErr w:type="spellEnd"/>
-      <w:r>
-        <w:t xml:space="preserve"> </w:t>
-      </w:r>
-      <w:proofErr w:type="spellStart"/>
+      <w:r>
+        <w:t xml:space="preserve"> </w:t>
+      </w:r>
       <w:r>
         <w:rPr>
           <w:rFonts w:ascii="Nirmala UI" w:hAnsi="Nirmala UI" w:cs="Nirmala UI"/>
         </w:rPr>
         <w:t>বদলে</w:t>
       </w:r>
-      <w:proofErr w:type="spellEnd"/>
-      <w:r>
-        <w:t xml:space="preserve"> </w:t>
-      </w:r>
-      <w:proofErr w:type="spellStart"/>
+      <w:r>
+        <w:t xml:space="preserve"> </w:t>
+      </w:r>
       <w:r>
         <w:rPr>
           <w:rFonts w:ascii="Nirmala UI" w:hAnsi="Nirmala UI" w:cs="Nirmala UI"/>
         </w:rPr>
         <w:t>মাত্র</w:t>
       </w:r>
-      <w:proofErr w:type="spellEnd"/>
       <w:r>
         <w:t xml:space="preserve"> </w:t>
       </w:r>
@@ -4866,30 +4504,20 @@
       <w:r>
         <w:t xml:space="preserve"> Message </w:t>
       </w:r>
-      <w:proofErr w:type="spellStart"/>
       <w:r>
         <w:rPr>
           <w:rFonts w:ascii="Nirmala UI" w:hAnsi="Nirmala UI" w:cs="Nirmala UI"/>
         </w:rPr>
         <w:t>পাঠানো</w:t>
       </w:r>
-      <w:proofErr w:type="spellEnd"/>
-      <w:r>
-        <w:t xml:space="preserve"> </w:t>
-      </w:r>
-      <w:proofErr w:type="spellStart"/>
-      <w:r>
-        <w:rPr>
-          <w:rFonts w:ascii="Nirmala UI" w:hAnsi="Nirmala UI" w:cs="Nirmala UI"/>
-        </w:rPr>
-        <w:t>হলো</w:t>
-      </w:r>
-      <w:proofErr w:type="spellEnd"/>
-      <w:r>
-        <w:rPr>
-          <w:rFonts w:ascii="Nirmala UI" w:hAnsi="Nirmala UI" w:cs="Nirmala UI"/>
-        </w:rPr>
-        <w:t>।</w:t>
+      <w:r>
+        <w:t xml:space="preserve"> </w:t>
+      </w:r>
+      <w:r>
+        <w:rPr>
+          <w:rFonts w:ascii="Nirmala UI" w:hAnsi="Nirmala UI" w:cs="Nirmala UI"/>
+        </w:rPr>
+        <w:t>হলো।</w:t>
       </w:r>
     </w:p>
     <w:p>
@@ -5168,19 +4796,11 @@
       <w:r>
         <w:t xml:space="preserve"> to the </w:t>
       </w:r>
-      <w:proofErr w:type="spellStart"/>
-      <w:r>
-        <w:rPr>
-          <w:rStyle w:val="Strong"/>
-        </w:rPr>
-        <w:t>Chattogram</w:t>
-      </w:r>
-      <w:proofErr w:type="spellEnd"/>
-      <w:r>
-        <w:rPr>
-          <w:rStyle w:val="Strong"/>
-        </w:rPr>
-        <w:t xml:space="preserve"> Server</w:t>
+      <w:r>
+        <w:rPr>
+          <w:rStyle w:val="Strong"/>
+        </w:rPr>
+        <w:t>Chattogram Server</w:t>
       </w:r>
       <w:r>
         <w:t>.</w:t>
@@ -5386,7 +5006,6 @@
           <w:rFonts w:ascii="Nirmala UI" w:hAnsi="Nirmala UI" w:cs="Nirmala UI"/>
         </w:rPr>
       </w:pPr>
-      <w:proofErr w:type="spellStart"/>
       <w:r>
         <w:rPr>
           <w:rStyle w:val="Strong"/>
@@ -5394,7 +5013,6 @@
         </w:rPr>
         <w:t>বাংলায়</w:t>
       </w:r>
-      <w:proofErr w:type="spellEnd"/>
       <w:r>
         <w:rPr>
           <w:rStyle w:val="Strong"/>
@@ -5405,14 +5023,12 @@
         <w:br/>
         <w:t xml:space="preserve">Transaction Manager (TM) </w:t>
       </w:r>
-      <w:proofErr w:type="spellStart"/>
       <w:r>
         <w:rPr>
           <w:rFonts w:ascii="Nirmala UI" w:hAnsi="Nirmala UI" w:cs="Nirmala UI"/>
         </w:rPr>
         <w:t>একটি</w:t>
       </w:r>
-      <w:proofErr w:type="spellEnd"/>
       <w:r>
         <w:t xml:space="preserve"> </w:t>
       </w:r>
@@ -5422,7 +5038,6 @@
         </w:rPr>
         <w:t>Local Site-</w:t>
       </w:r>
-      <w:proofErr w:type="spellStart"/>
       <w:r>
         <w:rPr>
           <w:rStyle w:val="Strong"/>
@@ -5430,14 +5045,12 @@
         </w:rPr>
         <w:t>এর</w:t>
       </w:r>
-      <w:proofErr w:type="spellEnd"/>
       <w:r>
         <w:rPr>
           <w:rStyle w:val="Strong"/>
         </w:rPr>
         <w:t xml:space="preserve"> Transaction </w:t>
       </w:r>
-      <w:proofErr w:type="spellStart"/>
       <w:r>
         <w:rPr>
           <w:rStyle w:val="Strong"/>
@@ -5445,28 +5058,18 @@
         </w:rPr>
         <w:t>পরিচালনা</w:t>
       </w:r>
-      <w:proofErr w:type="spellEnd"/>
-      <w:r>
-        <w:rPr>
-          <w:rStyle w:val="Strong"/>
-        </w:rPr>
-        <w:t xml:space="preserve"> </w:t>
-      </w:r>
-      <w:proofErr w:type="spellStart"/>
-      <w:r>
-        <w:rPr>
-          <w:rStyle w:val="Strong"/>
-          <w:rFonts w:ascii="Nirmala UI" w:hAnsi="Nirmala UI" w:cs="Nirmala UI"/>
-        </w:rPr>
-        <w:t>করে</w:t>
-      </w:r>
-      <w:proofErr w:type="spellEnd"/>
-      <w:r>
-        <w:rPr>
-          <w:rStyle w:val="Strong"/>
-          <w:rFonts w:ascii="Nirmala UI" w:hAnsi="Nirmala UI" w:cs="Nirmala UI"/>
-        </w:rPr>
-        <w:t>।</w:t>
+      <w:r>
+        <w:rPr>
+          <w:rStyle w:val="Strong"/>
+        </w:rPr>
+        <w:t xml:space="preserve"> </w:t>
+      </w:r>
+      <w:r>
+        <w:rPr>
+          <w:rStyle w:val="Strong"/>
+          <w:rFonts w:ascii="Nirmala UI" w:hAnsi="Nirmala UI" w:cs="Nirmala UI"/>
+        </w:rPr>
+        <w:t>করে।</w:t>
       </w:r>
     </w:p>
     <w:p>
@@ -5518,7 +5121,6 @@
       <w:pPr>
         <w:pStyle w:val="NormalWeb"/>
       </w:pPr>
-      <w:proofErr w:type="spellStart"/>
       <w:r>
         <w:rPr>
           <w:rStyle w:val="Strong"/>
@@ -5526,7 +5128,6 @@
         </w:rPr>
         <w:t>বাংলায়</w:t>
       </w:r>
-      <w:proofErr w:type="spellEnd"/>
       <w:r>
         <w:rPr>
           <w:rStyle w:val="Strong"/>
@@ -5537,41 +5138,29 @@
         <w:br/>
         <w:t>Local Site-</w:t>
       </w:r>
-      <w:proofErr w:type="spellStart"/>
       <w:r>
         <w:rPr>
           <w:rFonts w:ascii="Nirmala UI" w:hAnsi="Nirmala UI" w:cs="Nirmala UI"/>
         </w:rPr>
         <w:t>এর</w:t>
       </w:r>
-      <w:proofErr w:type="spellEnd"/>
       <w:r>
         <w:t xml:space="preserve"> Transaction </w:t>
       </w:r>
-      <w:proofErr w:type="spellStart"/>
       <w:r>
         <w:rPr>
           <w:rFonts w:ascii="Nirmala UI" w:hAnsi="Nirmala UI" w:cs="Nirmala UI"/>
         </w:rPr>
         <w:t>পরিচালনা</w:t>
       </w:r>
-      <w:proofErr w:type="spellEnd"/>
-      <w:r>
-        <w:t xml:space="preserve"> </w:t>
-      </w:r>
-      <w:proofErr w:type="spellStart"/>
-      <w:r>
-        <w:rPr>
-          <w:rFonts w:ascii="Nirmala UI" w:hAnsi="Nirmala UI" w:cs="Nirmala UI"/>
-        </w:rPr>
-        <w:t>করে</w:t>
-      </w:r>
-      <w:proofErr w:type="spellEnd"/>
-      <w:r>
-        <w:rPr>
-          <w:rFonts w:ascii="Nirmala UI" w:hAnsi="Nirmala UI" w:cs="Nirmala UI"/>
-        </w:rPr>
-        <w:t>।</w:t>
+      <w:r>
+        <w:t xml:space="preserve"> </w:t>
+      </w:r>
+      <w:r>
+        <w:rPr>
+          <w:rFonts w:ascii="Nirmala UI" w:hAnsi="Nirmala UI" w:cs="Nirmala UI"/>
+        </w:rPr>
+        <w:t>করে।</w:t>
       </w:r>
     </w:p>
     <w:p>
@@ -5588,30 +5177,20 @@
         <w:br/>
         <w:t>Dhaka Server-</w:t>
       </w:r>
-      <w:proofErr w:type="spellStart"/>
       <w:r>
         <w:rPr>
           <w:rFonts w:ascii="Nirmala UI" w:hAnsi="Nirmala UI" w:cs="Nirmala UI"/>
         </w:rPr>
         <w:t>এর</w:t>
       </w:r>
-      <w:proofErr w:type="spellEnd"/>
       <w:r>
         <w:t xml:space="preserve"> Student Data Update </w:t>
       </w:r>
-      <w:proofErr w:type="spellStart"/>
-      <w:r>
-        <w:rPr>
-          <w:rFonts w:ascii="Nirmala UI" w:hAnsi="Nirmala UI" w:cs="Nirmala UI"/>
-        </w:rPr>
-        <w:t>করা</w:t>
-      </w:r>
-      <w:proofErr w:type="spellEnd"/>
-      <w:r>
-        <w:rPr>
-          <w:rFonts w:ascii="Nirmala UI" w:hAnsi="Nirmala UI" w:cs="Nirmala UI"/>
-        </w:rPr>
-        <w:t>।</w:t>
+      <w:r>
+        <w:rPr>
+          <w:rFonts w:ascii="Nirmala UI" w:hAnsi="Nirmala UI" w:cs="Nirmala UI"/>
+        </w:rPr>
+        <w:t>করা।</w:t>
       </w:r>
     </w:p>
     <w:p>
@@ -5652,7 +5231,6 @@
       <w:pPr>
         <w:pStyle w:val="NormalWeb"/>
       </w:pPr>
-      <w:proofErr w:type="spellStart"/>
       <w:r>
         <w:rPr>
           <w:rStyle w:val="Strong"/>
@@ -5660,7 +5238,6 @@
         </w:rPr>
         <w:t>বাংলায়</w:t>
       </w:r>
-      <w:proofErr w:type="spellEnd"/>
       <w:r>
         <w:rPr>
           <w:rStyle w:val="Strong"/>
@@ -5671,41 +5248,29 @@
         <w:br/>
         <w:t>Local Transaction-</w:t>
       </w:r>
-      <w:proofErr w:type="spellStart"/>
       <w:r>
         <w:rPr>
           <w:rFonts w:ascii="Nirmala UI" w:hAnsi="Nirmala UI" w:cs="Nirmala UI"/>
         </w:rPr>
         <w:t>এর</w:t>
       </w:r>
-      <w:proofErr w:type="spellEnd"/>
       <w:r>
         <w:t xml:space="preserve"> ACID Properties </w:t>
       </w:r>
-      <w:proofErr w:type="spellStart"/>
       <w:r>
         <w:rPr>
           <w:rFonts w:ascii="Nirmala UI" w:hAnsi="Nirmala UI" w:cs="Nirmala UI"/>
         </w:rPr>
         <w:t>বজায়</w:t>
       </w:r>
-      <w:proofErr w:type="spellEnd"/>
-      <w:r>
-        <w:t xml:space="preserve"> </w:t>
-      </w:r>
-      <w:proofErr w:type="spellStart"/>
-      <w:r>
-        <w:rPr>
-          <w:rFonts w:ascii="Nirmala UI" w:hAnsi="Nirmala UI" w:cs="Nirmala UI"/>
-        </w:rPr>
-        <w:t>রাখে</w:t>
-      </w:r>
-      <w:proofErr w:type="spellEnd"/>
-      <w:r>
-        <w:rPr>
-          <w:rFonts w:ascii="Nirmala UI" w:hAnsi="Nirmala UI" w:cs="Nirmala UI"/>
-        </w:rPr>
-        <w:t>।</w:t>
+      <w:r>
+        <w:t xml:space="preserve"> </w:t>
+      </w:r>
+      <w:r>
+        <w:rPr>
+          <w:rFonts w:ascii="Nirmala UI" w:hAnsi="Nirmala UI" w:cs="Nirmala UI"/>
+        </w:rPr>
+        <w:t>রাখে।</w:t>
       </w:r>
     </w:p>
     <w:p>
@@ -5746,7 +5311,6 @@
       <w:pPr>
         <w:pStyle w:val="NormalWeb"/>
       </w:pPr>
-      <w:proofErr w:type="spellStart"/>
       <w:r>
         <w:rPr>
           <w:rStyle w:val="Strong"/>
@@ -5754,7 +5318,6 @@
         </w:rPr>
         <w:t>বাংলায়</w:t>
       </w:r>
-      <w:proofErr w:type="spellEnd"/>
       <w:r>
         <w:rPr>
           <w:rStyle w:val="Strong"/>
@@ -5765,63 +5328,47 @@
         <w:br/>
         <w:t xml:space="preserve">System Failure </w:t>
       </w:r>
-      <w:proofErr w:type="spellStart"/>
       <w:r>
         <w:rPr>
           <w:rFonts w:ascii="Nirmala UI" w:hAnsi="Nirmala UI" w:cs="Nirmala UI"/>
         </w:rPr>
         <w:t>হলে</w:t>
       </w:r>
-      <w:proofErr w:type="spellEnd"/>
       <w:r>
         <w:t xml:space="preserve"> Recovery </w:t>
       </w:r>
-      <w:proofErr w:type="spellStart"/>
       <w:r>
         <w:rPr>
           <w:rFonts w:ascii="Nirmala UI" w:hAnsi="Nirmala UI" w:cs="Nirmala UI"/>
         </w:rPr>
         <w:t>করার</w:t>
       </w:r>
-      <w:proofErr w:type="spellEnd"/>
-      <w:r>
-        <w:t xml:space="preserve"> </w:t>
-      </w:r>
-      <w:proofErr w:type="spellStart"/>
+      <w:r>
+        <w:t xml:space="preserve"> </w:t>
+      </w:r>
       <w:r>
         <w:rPr>
           <w:rFonts w:ascii="Nirmala UI" w:hAnsi="Nirmala UI" w:cs="Nirmala UI"/>
         </w:rPr>
         <w:t>জন্য</w:t>
       </w:r>
-      <w:proofErr w:type="spellEnd"/>
       <w:r>
         <w:t xml:space="preserve"> Log </w:t>
       </w:r>
-      <w:proofErr w:type="spellStart"/>
       <w:r>
         <w:rPr>
           <w:rFonts w:ascii="Nirmala UI" w:hAnsi="Nirmala UI" w:cs="Nirmala UI"/>
         </w:rPr>
         <w:t>সংরক্ষণ</w:t>
       </w:r>
-      <w:proofErr w:type="spellEnd"/>
-      <w:r>
-        <w:t xml:space="preserve"> </w:t>
-      </w:r>
-      <w:proofErr w:type="spellStart"/>
-      <w:r>
-        <w:rPr>
-          <w:rFonts w:ascii="Nirmala UI" w:hAnsi="Nirmala UI" w:cs="Nirmala UI"/>
-        </w:rPr>
-        <w:t>করে</w:t>
-      </w:r>
-      <w:proofErr w:type="spellEnd"/>
-      <w:r>
-        <w:rPr>
-          <w:rFonts w:ascii="Nirmala UI" w:hAnsi="Nirmala UI" w:cs="Nirmala UI"/>
-        </w:rPr>
-        <w:t>।</w:t>
+      <w:r>
+        <w:t xml:space="preserve"> </w:t>
+      </w:r>
+      <w:r>
+        <w:rPr>
+          <w:rFonts w:ascii="Nirmala UI" w:hAnsi="Nirmala UI" w:cs="Nirmala UI"/>
+        </w:rPr>
+        <w:t>করে।</w:t>
       </w:r>
     </w:p>
     <w:p>
@@ -5839,52 +5386,38 @@
         <w:br/>
         <w:t xml:space="preserve">Power failure </w:t>
       </w:r>
-      <w:proofErr w:type="spellStart"/>
       <w:r>
         <w:rPr>
           <w:rFonts w:ascii="Nirmala UI" w:hAnsi="Nirmala UI" w:cs="Nirmala UI"/>
         </w:rPr>
         <w:t>হলে</w:t>
       </w:r>
-      <w:proofErr w:type="spellEnd"/>
       <w:r>
         <w:t xml:space="preserve"> Log </w:t>
       </w:r>
-      <w:proofErr w:type="spellStart"/>
       <w:r>
         <w:rPr>
           <w:rFonts w:ascii="Nirmala UI" w:hAnsi="Nirmala UI" w:cs="Nirmala UI"/>
         </w:rPr>
         <w:t>দেখে</w:t>
       </w:r>
-      <w:proofErr w:type="spellEnd"/>
       <w:r>
         <w:t xml:space="preserve"> Data </w:t>
       </w:r>
-      <w:proofErr w:type="spellStart"/>
       <w:r>
         <w:rPr>
           <w:rFonts w:ascii="Nirmala UI" w:hAnsi="Nirmala UI" w:cs="Nirmala UI"/>
         </w:rPr>
         <w:t>পুনরুদ্ধার</w:t>
       </w:r>
-      <w:proofErr w:type="spellEnd"/>
-      <w:r>
-        <w:t xml:space="preserve"> </w:t>
-      </w:r>
-      <w:proofErr w:type="spellStart"/>
-      <w:r>
-        <w:rPr>
-          <w:rFonts w:ascii="Nirmala UI" w:hAnsi="Nirmala UI" w:cs="Nirmala UI"/>
-        </w:rPr>
-        <w:t>করা</w:t>
-      </w:r>
-      <w:proofErr w:type="spellEnd"/>
-      <w:r>
-        <w:rPr>
-          <w:rFonts w:ascii="Nirmala UI" w:hAnsi="Nirmala UI" w:cs="Nirmala UI"/>
-        </w:rPr>
-        <w:t>।</w:t>
+      <w:r>
+        <w:t xml:space="preserve"> </w:t>
+      </w:r>
+      <w:r>
+        <w:rPr>
+          <w:rFonts w:ascii="Nirmala UI" w:hAnsi="Nirmala UI" w:cs="Nirmala UI"/>
+        </w:rPr>
+        <w:t>করা।</w:t>
       </w:r>
     </w:p>
     <w:p>
@@ -5917,7 +5450,6 @@
       <w:pPr>
         <w:pStyle w:val="NormalWeb"/>
       </w:pPr>
-      <w:proofErr w:type="spellStart"/>
       <w:r>
         <w:rPr>
           <w:rStyle w:val="Strong"/>
@@ -5925,7 +5457,6 @@
         </w:rPr>
         <w:t>বাংলায়</w:t>
       </w:r>
-      <w:proofErr w:type="spellEnd"/>
       <w:r>
         <w:rPr>
           <w:rStyle w:val="Strong"/>
@@ -5935,85 +5466,65 @@
       <w:r>
         <w:br/>
       </w:r>
-      <w:proofErr w:type="spellStart"/>
       <w:r>
         <w:rPr>
           <w:rFonts w:ascii="Nirmala UI" w:hAnsi="Nirmala UI" w:cs="Nirmala UI"/>
         </w:rPr>
         <w:t>একই</w:t>
       </w:r>
-      <w:proofErr w:type="spellEnd"/>
-      <w:r>
-        <w:t xml:space="preserve"> </w:t>
-      </w:r>
-      <w:proofErr w:type="spellStart"/>
+      <w:r>
+        <w:t xml:space="preserve"> </w:t>
+      </w:r>
       <w:r>
         <w:rPr>
           <w:rFonts w:ascii="Nirmala UI" w:hAnsi="Nirmala UI" w:cs="Nirmala UI"/>
         </w:rPr>
         <w:t>সময়ে</w:t>
       </w:r>
-      <w:proofErr w:type="spellEnd"/>
-      <w:r>
-        <w:t xml:space="preserve"> </w:t>
-      </w:r>
-      <w:proofErr w:type="spellStart"/>
+      <w:r>
+        <w:t xml:space="preserve"> </w:t>
+      </w:r>
       <w:r>
         <w:rPr>
           <w:rFonts w:ascii="Nirmala UI" w:hAnsi="Nirmala UI" w:cs="Nirmala UI"/>
         </w:rPr>
         <w:t>একাধিক</w:t>
       </w:r>
-      <w:proofErr w:type="spellEnd"/>
       <w:r>
         <w:t xml:space="preserve"> Transaction </w:t>
       </w:r>
-      <w:proofErr w:type="spellStart"/>
       <w:r>
         <w:rPr>
           <w:rFonts w:ascii="Nirmala UI" w:hAnsi="Nirmala UI" w:cs="Nirmala UI"/>
         </w:rPr>
         <w:t>সঠিকভাবে</w:t>
       </w:r>
-      <w:proofErr w:type="spellEnd"/>
-      <w:r>
-        <w:t xml:space="preserve"> </w:t>
-      </w:r>
-      <w:proofErr w:type="spellStart"/>
+      <w:r>
+        <w:t xml:space="preserve"> </w:t>
+      </w:r>
       <w:r>
         <w:rPr>
           <w:rFonts w:ascii="Nirmala UI" w:hAnsi="Nirmala UI" w:cs="Nirmala UI"/>
         </w:rPr>
         <w:t>চালাতে</w:t>
       </w:r>
-      <w:proofErr w:type="spellEnd"/>
-      <w:r>
-        <w:t xml:space="preserve"> </w:t>
-      </w:r>
-      <w:proofErr w:type="spellStart"/>
+      <w:r>
+        <w:t xml:space="preserve"> </w:t>
+      </w:r>
       <w:r>
         <w:rPr>
           <w:rFonts w:ascii="Nirmala UI" w:hAnsi="Nirmala UI" w:cs="Nirmala UI"/>
         </w:rPr>
         <w:t>সাহায্য</w:t>
       </w:r>
-      <w:proofErr w:type="spellEnd"/>
-      <w:r>
-        <w:t xml:space="preserve"> </w:t>
-      </w:r>
-      <w:proofErr w:type="spellStart"/>
-      <w:r>
-        <w:rPr>
-          <w:rFonts w:ascii="Nirmala UI" w:hAnsi="Nirmala UI" w:cs="Nirmala UI"/>
-        </w:rPr>
-        <w:t>করে</w:t>
-      </w:r>
-      <w:proofErr w:type="spellEnd"/>
-      <w:r>
-        <w:rPr>
-          <w:rFonts w:ascii="Nirmala UI" w:hAnsi="Nirmala UI" w:cs="Nirmala UI"/>
-        </w:rPr>
-        <w:t>।</w:t>
+      <w:r>
+        <w:t xml:space="preserve"> </w:t>
+      </w:r>
+      <w:r>
+        <w:rPr>
+          <w:rFonts w:ascii="Nirmala UI" w:hAnsi="Nirmala UI" w:cs="Nirmala UI"/>
+        </w:rPr>
+        <w:t>করে।</w:t>
       </w:r>
     </w:p>
     <w:p>
@@ -6029,107 +5540,83 @@
       <w:r>
         <w:br/>
       </w:r>
-      <w:proofErr w:type="spellStart"/>
       <w:r>
         <w:rPr>
           <w:rFonts w:ascii="Nirmala UI" w:hAnsi="Nirmala UI" w:cs="Nirmala UI"/>
         </w:rPr>
         <w:t>দুইজন</w:t>
       </w:r>
-      <w:proofErr w:type="spellEnd"/>
       <w:r>
         <w:t xml:space="preserve"> Student </w:t>
       </w:r>
-      <w:proofErr w:type="spellStart"/>
       <w:r>
         <w:rPr>
           <w:rFonts w:ascii="Nirmala UI" w:hAnsi="Nirmala UI" w:cs="Nirmala UI"/>
         </w:rPr>
         <w:t>একই</w:t>
       </w:r>
-      <w:proofErr w:type="spellEnd"/>
-      <w:r>
-        <w:t xml:space="preserve"> </w:t>
-      </w:r>
-      <w:proofErr w:type="spellStart"/>
+      <w:r>
+        <w:t xml:space="preserve"> </w:t>
+      </w:r>
       <w:r>
         <w:rPr>
           <w:rFonts w:ascii="Nirmala UI" w:hAnsi="Nirmala UI" w:cs="Nirmala UI"/>
         </w:rPr>
         <w:t>সময়ে</w:t>
       </w:r>
-      <w:proofErr w:type="spellEnd"/>
-      <w:r>
-        <w:t xml:space="preserve"> </w:t>
-      </w:r>
-      <w:proofErr w:type="spellStart"/>
+      <w:r>
+        <w:t xml:space="preserve"> </w:t>
+      </w:r>
       <w:r>
         <w:rPr>
           <w:rFonts w:ascii="Nirmala UI" w:hAnsi="Nirmala UI" w:cs="Nirmala UI"/>
         </w:rPr>
         <w:t>একই</w:t>
       </w:r>
-      <w:proofErr w:type="spellEnd"/>
       <w:r>
         <w:t xml:space="preserve"> Data Update </w:t>
       </w:r>
-      <w:proofErr w:type="spellStart"/>
       <w:r>
         <w:rPr>
           <w:rFonts w:ascii="Nirmala UI" w:hAnsi="Nirmala UI" w:cs="Nirmala UI"/>
         </w:rPr>
         <w:t>করতে</w:t>
       </w:r>
-      <w:proofErr w:type="spellEnd"/>
-      <w:r>
-        <w:t xml:space="preserve"> </w:t>
-      </w:r>
-      <w:proofErr w:type="spellStart"/>
+      <w:r>
+        <w:t xml:space="preserve"> </w:t>
+      </w:r>
       <w:r>
         <w:rPr>
           <w:rFonts w:ascii="Nirmala UI" w:hAnsi="Nirmala UI" w:cs="Nirmala UI"/>
         </w:rPr>
         <w:t>চাইলে</w:t>
       </w:r>
-      <w:proofErr w:type="spellEnd"/>
       <w:r>
         <w:t xml:space="preserve"> TM </w:t>
       </w:r>
-      <w:proofErr w:type="spellStart"/>
       <w:r>
         <w:rPr>
           <w:rFonts w:ascii="Nirmala UI" w:hAnsi="Nirmala UI" w:cs="Nirmala UI"/>
         </w:rPr>
         <w:t>তা</w:t>
       </w:r>
-      <w:proofErr w:type="spellEnd"/>
-      <w:r>
-        <w:t xml:space="preserve"> </w:t>
-      </w:r>
-      <w:proofErr w:type="spellStart"/>
+      <w:r>
+        <w:t xml:space="preserve"> </w:t>
+      </w:r>
       <w:r>
         <w:rPr>
           <w:rFonts w:ascii="Nirmala UI" w:hAnsi="Nirmala UI" w:cs="Nirmala UI"/>
         </w:rPr>
         <w:t>নিয়ন্ত্রণ</w:t>
       </w:r>
-      <w:proofErr w:type="spellEnd"/>
-      <w:r>
-        <w:t xml:space="preserve"> </w:t>
-      </w:r>
-      <w:proofErr w:type="spellStart"/>
-      <w:r>
-        <w:rPr>
-          <w:rFonts w:ascii="Nirmala UI" w:hAnsi="Nirmala UI" w:cs="Nirmala UI"/>
-        </w:rPr>
-        <w:t>করে</w:t>
-      </w:r>
-      <w:proofErr w:type="spellEnd"/>
-      <w:r>
-        <w:rPr>
-          <w:rFonts w:ascii="Nirmala UI" w:hAnsi="Nirmala UI" w:cs="Nirmala UI"/>
-        </w:rPr>
-        <w:t>।</w:t>
+      <w:r>
+        <w:t xml:space="preserve"> </w:t>
+      </w:r>
+      <w:r>
+        <w:rPr>
+          <w:rFonts w:ascii="Nirmala UI" w:hAnsi="Nirmala UI" w:cs="Nirmala UI"/>
+        </w:rPr>
+        <w:t>করে।</w:t>
       </w:r>
     </w:p>
     <w:p>
@@ -6263,7 +5750,6 @@
       <w:pPr>
         <w:pStyle w:val="NormalWeb"/>
       </w:pPr>
-      <w:proofErr w:type="spellStart"/>
       <w:r>
         <w:rPr>
           <w:rStyle w:val="Strong"/>
@@ -6271,7 +5757,6 @@
         </w:rPr>
         <w:t>বাংলায়</w:t>
       </w:r>
-      <w:proofErr w:type="spellEnd"/>
       <w:r>
         <w:rPr>
           <w:rStyle w:val="Strong"/>
@@ -6281,47 +5766,39 @@
       <w:r>
         <w:br/>
       </w:r>
-      <w:proofErr w:type="spellStart"/>
       <w:r>
         <w:rPr>
           <w:rFonts w:ascii="Nirmala UI" w:hAnsi="Nirmala UI" w:cs="Nirmala UI"/>
         </w:rPr>
         <w:t>একটি</w:t>
       </w:r>
-      <w:proofErr w:type="spellEnd"/>
       <w:r>
         <w:t xml:space="preserve"> Site </w:t>
       </w:r>
-      <w:proofErr w:type="spellStart"/>
       <w:r>
         <w:rPr>
           <w:rFonts w:ascii="Nirmala UI" w:hAnsi="Nirmala UI" w:cs="Nirmala UI"/>
         </w:rPr>
         <w:t>থেকে</w:t>
       </w:r>
-      <w:proofErr w:type="spellEnd"/>
-      <w:r>
-        <w:t xml:space="preserve"> </w:t>
-      </w:r>
-      <w:proofErr w:type="spellStart"/>
+      <w:r>
+        <w:t xml:space="preserve"> </w:t>
+      </w:r>
       <w:r>
         <w:rPr>
           <w:rFonts w:ascii="Nirmala UI" w:hAnsi="Nirmala UI" w:cs="Nirmala UI"/>
         </w:rPr>
         <w:t>শুরু</w:t>
       </w:r>
-      <w:proofErr w:type="spellEnd"/>
-      <w:r>
-        <w:t xml:space="preserve"> </w:t>
-      </w:r>
-      <w:proofErr w:type="spellStart"/>
+      <w:r>
+        <w:t xml:space="preserve"> </w:t>
+      </w:r>
       <w:r>
         <w:rPr>
           <w:rFonts w:ascii="Nirmala UI" w:hAnsi="Nirmala UI" w:cs="Nirmala UI"/>
         </w:rPr>
         <w:t>হওয়া</w:t>
       </w:r>
-      <w:proofErr w:type="spellEnd"/>
       <w:r>
         <w:t xml:space="preserve"> Local </w:t>
       </w:r>
@@ -6334,52 +5811,38 @@
       <w:r>
         <w:t xml:space="preserve"> Global Transaction-</w:t>
       </w:r>
-      <w:proofErr w:type="spellStart"/>
       <w:r>
         <w:rPr>
           <w:rFonts w:ascii="Nirmala UI" w:hAnsi="Nirmala UI" w:cs="Nirmala UI"/>
         </w:rPr>
         <w:t>এর</w:t>
       </w:r>
-      <w:proofErr w:type="spellEnd"/>
-      <w:r>
-        <w:t xml:space="preserve"> </w:t>
-      </w:r>
-      <w:proofErr w:type="spellStart"/>
+      <w:r>
+        <w:t xml:space="preserve"> </w:t>
+      </w:r>
       <w:r>
         <w:rPr>
           <w:rFonts w:ascii="Nirmala UI" w:hAnsi="Nirmala UI" w:cs="Nirmala UI"/>
         </w:rPr>
         <w:t>কাজ</w:t>
       </w:r>
-      <w:proofErr w:type="spellEnd"/>
-      <w:r>
-        <w:t xml:space="preserve"> </w:t>
-      </w:r>
-      <w:proofErr w:type="spellStart"/>
+      <w:r>
+        <w:t xml:space="preserve"> </w:t>
+      </w:r>
       <w:r>
         <w:rPr>
           <w:rFonts w:ascii="Nirmala UI" w:hAnsi="Nirmala UI" w:cs="Nirmala UI"/>
         </w:rPr>
         <w:t>সমন্বয়</w:t>
       </w:r>
-      <w:proofErr w:type="spellEnd"/>
-      <w:r>
-        <w:t xml:space="preserve"> </w:t>
-      </w:r>
-      <w:proofErr w:type="spellStart"/>
-      <w:r>
-        <w:rPr>
-          <w:rFonts w:ascii="Nirmala UI" w:hAnsi="Nirmala UI" w:cs="Nirmala UI"/>
-        </w:rPr>
-        <w:t>করে</w:t>
-      </w:r>
-      <w:proofErr w:type="spellEnd"/>
-      <w:r>
-        <w:rPr>
-          <w:rFonts w:ascii="Nirmala UI" w:hAnsi="Nirmala UI" w:cs="Nirmala UI"/>
-        </w:rPr>
-        <w:t>।</w:t>
+      <w:r>
+        <w:t xml:space="preserve"> </w:t>
+      </w:r>
+      <w:r>
+        <w:rPr>
+          <w:rFonts w:ascii="Nirmala UI" w:hAnsi="Nirmala UI" w:cs="Nirmala UI"/>
+        </w:rPr>
+        <w:t>করে।</w:t>
       </w:r>
     </w:p>
     <w:p>
@@ -6470,7 +5933,6 @@
           <w:rFonts w:ascii="Nirmala UI" w:hAnsi="Nirmala UI" w:cs="Nirmala UI"/>
         </w:rPr>
       </w:pPr>
-      <w:proofErr w:type="spellStart"/>
       <w:r>
         <w:rPr>
           <w:rStyle w:val="Strong"/>
@@ -6479,7 +5941,6 @@
         <w:lastRenderedPageBreak/>
         <w:t>বাংলায়</w:t>
       </w:r>
-      <w:proofErr w:type="spellEnd"/>
       <w:r>
         <w:rPr>
           <w:rStyle w:val="Strong"/>
@@ -6489,69 +5950,57 @@
       <w:r>
         <w:br/>
       </w:r>
-      <w:proofErr w:type="spellStart"/>
       <w:r>
         <w:rPr>
           <w:rFonts w:ascii="Nirmala UI" w:hAnsi="Nirmala UI" w:cs="Nirmala UI"/>
         </w:rPr>
         <w:t>সব</w:t>
       </w:r>
-      <w:proofErr w:type="spellEnd"/>
       <w:r>
         <w:t xml:space="preserve"> Sub-transaction </w:t>
       </w:r>
-      <w:proofErr w:type="spellStart"/>
       <w:r>
         <w:rPr>
           <w:rFonts w:ascii="Nirmala UI" w:hAnsi="Nirmala UI" w:cs="Nirmala UI"/>
         </w:rPr>
         <w:t>শেষ</w:t>
       </w:r>
-      <w:proofErr w:type="spellEnd"/>
-      <w:r>
-        <w:t xml:space="preserve"> </w:t>
-      </w:r>
-      <w:proofErr w:type="spellStart"/>
+      <w:r>
+        <w:t xml:space="preserve"> </w:t>
+      </w:r>
       <w:r>
         <w:rPr>
           <w:rFonts w:ascii="Nirmala UI" w:hAnsi="Nirmala UI" w:cs="Nirmala UI"/>
         </w:rPr>
         <w:t>হলে</w:t>
       </w:r>
-      <w:proofErr w:type="spellEnd"/>
       <w:r>
         <w:t xml:space="preserve"> TC </w:t>
       </w:r>
-      <w:proofErr w:type="spellStart"/>
       <w:r>
         <w:rPr>
           <w:rFonts w:ascii="Nirmala UI" w:hAnsi="Nirmala UI" w:cs="Nirmala UI"/>
         </w:rPr>
         <w:t>সিদ্ধান্ত</w:t>
       </w:r>
-      <w:proofErr w:type="spellEnd"/>
-      <w:r>
-        <w:t xml:space="preserve"> </w:t>
-      </w:r>
-      <w:proofErr w:type="spellStart"/>
+      <w:r>
+        <w:t xml:space="preserve"> </w:t>
+      </w:r>
       <w:r>
         <w:rPr>
           <w:rFonts w:ascii="Nirmala UI" w:hAnsi="Nirmala UI" w:cs="Nirmala UI"/>
         </w:rPr>
         <w:t>নেয়</w:t>
       </w:r>
-      <w:proofErr w:type="spellEnd"/>
-      <w:r>
-        <w:t xml:space="preserve"> </w:t>
-      </w:r>
-      <w:proofErr w:type="spellStart"/>
+      <w:r>
+        <w:t xml:space="preserve"> </w:t>
+      </w:r>
       <w:r>
         <w:rPr>
           <w:rFonts w:ascii="Nirmala UI" w:hAnsi="Nirmala UI" w:cs="Nirmala UI"/>
         </w:rPr>
         <w:t>সব</w:t>
       </w:r>
-      <w:proofErr w:type="spellEnd"/>
       <w:r>
         <w:t xml:space="preserve"> Server-</w:t>
       </w:r>
@@ -6573,36 +6022,30 @@
       <w:r>
         <w:t xml:space="preserve"> </w:t>
       </w:r>
-      <w:proofErr w:type="spellStart"/>
       <w:r>
         <w:rPr>
           <w:rFonts w:ascii="Nirmala UI" w:hAnsi="Nirmala UI" w:cs="Nirmala UI"/>
         </w:rPr>
         <w:t>হবে</w:t>
       </w:r>
-      <w:proofErr w:type="spellEnd"/>
       <w:r>
         <w:t xml:space="preserve">, </w:t>
       </w:r>
-      <w:proofErr w:type="spellStart"/>
       <w:r>
         <w:rPr>
           <w:rFonts w:ascii="Nirmala UI" w:hAnsi="Nirmala UI" w:cs="Nirmala UI"/>
         </w:rPr>
         <w:t>নাকি</w:t>
       </w:r>
-      <w:proofErr w:type="spellEnd"/>
-      <w:r>
-        <w:t xml:space="preserve"> </w:t>
-      </w:r>
-      <w:proofErr w:type="spellStart"/>
+      <w:r>
+        <w:t xml:space="preserve"> </w:t>
+      </w:r>
       <w:r>
         <w:rPr>
           <w:rFonts w:ascii="Nirmala UI" w:hAnsi="Nirmala UI" w:cs="Nirmala UI"/>
         </w:rPr>
         <w:t>সব</w:t>
       </w:r>
-      <w:proofErr w:type="spellEnd"/>
       <w:r>
         <w:t xml:space="preserve"> Server-</w:t>
       </w:r>
@@ -6624,19 +6067,11 @@
       <w:r>
         <w:t xml:space="preserve"> </w:t>
       </w:r>
-      <w:proofErr w:type="spellStart"/>
-      <w:r>
-        <w:rPr>
-          <w:rFonts w:ascii="Nirmala UI" w:hAnsi="Nirmala UI" w:cs="Nirmala UI"/>
-        </w:rPr>
-        <w:t>হবে</w:t>
-      </w:r>
-      <w:proofErr w:type="spellEnd"/>
-      <w:r>
-        <w:rPr>
-          <w:rFonts w:ascii="Nirmala UI" w:hAnsi="Nirmala UI" w:cs="Nirmala UI"/>
-        </w:rPr>
-        <w:t>।</w:t>
+      <w:r>
+        <w:rPr>
+          <w:rFonts w:ascii="Nirmala UI" w:hAnsi="Nirmala UI" w:cs="Nirmala UI"/>
+        </w:rPr>
+        <w:t>হবে।</w:t>
       </w:r>
     </w:p>
     <w:p>
@@ -6696,7 +6131,6 @@
           <w:rFonts w:ascii="Nirmala UI" w:hAnsi="Nirmala UI" w:cs="Nirmala UI"/>
         </w:rPr>
       </w:pPr>
-      <w:proofErr w:type="spellStart"/>
       <w:r>
         <w:rPr>
           <w:rStyle w:val="Strong"/>
@@ -6704,7 +6138,6 @@
         </w:rPr>
         <w:t>বাংলায়</w:t>
       </w:r>
-      <w:proofErr w:type="spellEnd"/>
       <w:r>
         <w:rPr>
           <w:rStyle w:val="Strong"/>
@@ -6720,7 +6153,6 @@
         </w:rPr>
         <w:t xml:space="preserve">Concurrency Control </w:t>
       </w:r>
-      <w:proofErr w:type="spellStart"/>
       <w:r>
         <w:rPr>
           <w:rStyle w:val="Strong"/>
@@ -6728,14 +6160,12 @@
         </w:rPr>
         <w:t>হলো</w:t>
       </w:r>
-      <w:proofErr w:type="spellEnd"/>
-      <w:r>
-        <w:rPr>
-          <w:rStyle w:val="Strong"/>
-        </w:rPr>
-        <w:t xml:space="preserve"> </w:t>
-      </w:r>
-      <w:proofErr w:type="spellStart"/>
+      <w:r>
+        <w:rPr>
+          <w:rStyle w:val="Strong"/>
+        </w:rPr>
+        <w:t xml:space="preserve"> </w:t>
+      </w:r>
       <w:r>
         <w:rPr>
           <w:rStyle w:val="Strong"/>
@@ -6743,14 +6173,12 @@
         </w:rPr>
         <w:t>একই</w:t>
       </w:r>
-      <w:proofErr w:type="spellEnd"/>
-      <w:r>
-        <w:rPr>
-          <w:rStyle w:val="Strong"/>
-        </w:rPr>
-        <w:t xml:space="preserve"> </w:t>
-      </w:r>
-      <w:proofErr w:type="spellStart"/>
+      <w:r>
+        <w:rPr>
+          <w:rStyle w:val="Strong"/>
+        </w:rPr>
+        <w:t xml:space="preserve"> </w:t>
+      </w:r>
       <w:r>
         <w:rPr>
           <w:rStyle w:val="Strong"/>
@@ -6758,14 +6186,12 @@
         </w:rPr>
         <w:t>সময়ে</w:t>
       </w:r>
-      <w:proofErr w:type="spellEnd"/>
-      <w:r>
-        <w:rPr>
-          <w:rStyle w:val="Strong"/>
-        </w:rPr>
-        <w:t xml:space="preserve"> </w:t>
-      </w:r>
-      <w:proofErr w:type="spellStart"/>
+      <w:r>
+        <w:rPr>
+          <w:rStyle w:val="Strong"/>
+        </w:rPr>
+        <w:t xml:space="preserve"> </w:t>
+      </w:r>
       <w:r>
         <w:rPr>
           <w:rStyle w:val="Strong"/>
@@ -6773,14 +6199,12 @@
         </w:rPr>
         <w:t>একাধিক</w:t>
       </w:r>
-      <w:proofErr w:type="spellEnd"/>
       <w:r>
         <w:rPr>
           <w:rStyle w:val="Strong"/>
         </w:rPr>
         <w:t xml:space="preserve"> Transaction-</w:t>
       </w:r>
-      <w:proofErr w:type="spellStart"/>
       <w:r>
         <w:rPr>
           <w:rStyle w:val="Strong"/>
@@ -6788,14 +6212,12 @@
         </w:rPr>
         <w:t>এর</w:t>
       </w:r>
-      <w:proofErr w:type="spellEnd"/>
       <w:r>
         <w:rPr>
           <w:rStyle w:val="Strong"/>
         </w:rPr>
         <w:t xml:space="preserve"> Data Access </w:t>
       </w:r>
-      <w:proofErr w:type="spellStart"/>
       <w:r>
         <w:rPr>
           <w:rStyle w:val="Strong"/>
@@ -6803,14 +6225,12 @@
         </w:rPr>
         <w:t>নিয়ন্ত্রণ</w:t>
       </w:r>
-      <w:proofErr w:type="spellEnd"/>
-      <w:r>
-        <w:rPr>
-          <w:rStyle w:val="Strong"/>
-        </w:rPr>
-        <w:t xml:space="preserve"> </w:t>
-      </w:r>
-      <w:proofErr w:type="spellStart"/>
+      <w:r>
+        <w:rPr>
+          <w:rStyle w:val="Strong"/>
+        </w:rPr>
+        <w:t xml:space="preserve"> </w:t>
+      </w:r>
       <w:r>
         <w:rPr>
           <w:rStyle w:val="Strong"/>
@@ -6818,14 +6238,12 @@
         </w:rPr>
         <w:t>করার</w:t>
       </w:r>
-      <w:proofErr w:type="spellEnd"/>
-      <w:r>
-        <w:rPr>
-          <w:rStyle w:val="Strong"/>
-        </w:rPr>
-        <w:t xml:space="preserve"> </w:t>
-      </w:r>
-      <w:proofErr w:type="spellStart"/>
+      <w:r>
+        <w:rPr>
+          <w:rStyle w:val="Strong"/>
+        </w:rPr>
+        <w:t xml:space="preserve"> </w:t>
+      </w:r>
       <w:r>
         <w:rPr>
           <w:rStyle w:val="Strong"/>
@@ -6833,14 +6251,12 @@
         </w:rPr>
         <w:t>প্রক্রিয়া</w:t>
       </w:r>
-      <w:proofErr w:type="spellEnd"/>
       <w:r>
         <w:rPr>
           <w:rStyle w:val="Strong"/>
         </w:rPr>
         <w:t xml:space="preserve">, </w:t>
       </w:r>
-      <w:proofErr w:type="spellStart"/>
       <w:r>
         <w:rPr>
           <w:rStyle w:val="Strong"/>
@@ -6848,14 +6264,12 @@
         </w:rPr>
         <w:t>যাতে</w:t>
       </w:r>
-      <w:proofErr w:type="spellEnd"/>
       <w:r>
         <w:rPr>
           <w:rStyle w:val="Strong"/>
         </w:rPr>
         <w:t xml:space="preserve"> Database </w:t>
       </w:r>
-      <w:proofErr w:type="spellStart"/>
       <w:r>
         <w:rPr>
           <w:rStyle w:val="Strong"/>
@@ -6863,28 +6277,18 @@
         </w:rPr>
         <w:t>সঠিক</w:t>
       </w:r>
-      <w:proofErr w:type="spellEnd"/>
-      <w:r>
-        <w:rPr>
-          <w:rStyle w:val="Strong"/>
-        </w:rPr>
-        <w:t xml:space="preserve"> </w:t>
-      </w:r>
-      <w:proofErr w:type="spellStart"/>
-      <w:r>
-        <w:rPr>
-          <w:rStyle w:val="Strong"/>
-          <w:rFonts w:ascii="Nirmala UI" w:hAnsi="Nirmala UI" w:cs="Nirmala UI"/>
-        </w:rPr>
-        <w:t>থাকে</w:t>
-      </w:r>
-      <w:proofErr w:type="spellEnd"/>
-      <w:r>
-        <w:rPr>
-          <w:rStyle w:val="Strong"/>
-          <w:rFonts w:ascii="Nirmala UI" w:hAnsi="Nirmala UI" w:cs="Nirmala UI"/>
-        </w:rPr>
-        <w:t>।</w:t>
+      <w:r>
+        <w:rPr>
+          <w:rStyle w:val="Strong"/>
+        </w:rPr>
+        <w:t xml:space="preserve"> </w:t>
+      </w:r>
+      <w:r>
+        <w:rPr>
+          <w:rStyle w:val="Strong"/>
+          <w:rFonts w:ascii="Nirmala UI" w:hAnsi="Nirmala UI" w:cs="Nirmala UI"/>
+        </w:rPr>
+        <w:t>থাকে।</w:t>
       </w:r>
     </w:p>
     <w:p>
@@ -6962,7 +6366,6 @@
       <w:pPr>
         <w:pStyle w:val="NormalWeb"/>
       </w:pPr>
-      <w:proofErr w:type="spellStart"/>
       <w:r>
         <w:rPr>
           <w:rStyle w:val="Strong"/>
@@ -6970,7 +6373,6 @@
         </w:rPr>
         <w:t>বাংলায়</w:t>
       </w:r>
-      <w:proofErr w:type="spellEnd"/>
       <w:r>
         <w:rPr>
           <w:rStyle w:val="Strong"/>
@@ -6981,85 +6383,65 @@
         <w:br/>
         <w:t xml:space="preserve">Server </w:t>
       </w:r>
-      <w:proofErr w:type="spellStart"/>
       <w:r>
         <w:rPr>
           <w:rFonts w:ascii="Nirmala UI" w:hAnsi="Nirmala UI" w:cs="Nirmala UI"/>
         </w:rPr>
         <w:t>বা</w:t>
       </w:r>
-      <w:proofErr w:type="spellEnd"/>
       <w:r>
         <w:t xml:space="preserve"> Network </w:t>
       </w:r>
-      <w:proofErr w:type="spellStart"/>
       <w:r>
         <w:rPr>
           <w:rFonts w:ascii="Nirmala UI" w:hAnsi="Nirmala UI" w:cs="Nirmala UI"/>
         </w:rPr>
         <w:t>সমস্যা</w:t>
       </w:r>
-      <w:proofErr w:type="spellEnd"/>
-      <w:r>
-        <w:t xml:space="preserve"> </w:t>
-      </w:r>
-      <w:proofErr w:type="spellStart"/>
+      <w:r>
+        <w:t xml:space="preserve"> </w:t>
+      </w:r>
       <w:r>
         <w:rPr>
           <w:rFonts w:ascii="Nirmala UI" w:hAnsi="Nirmala UI" w:cs="Nirmala UI"/>
         </w:rPr>
         <w:t>হলেও</w:t>
       </w:r>
-      <w:proofErr w:type="spellEnd"/>
       <w:r>
         <w:t xml:space="preserve"> System </w:t>
       </w:r>
-      <w:proofErr w:type="spellStart"/>
       <w:r>
         <w:rPr>
           <w:rFonts w:ascii="Nirmala UI" w:hAnsi="Nirmala UI" w:cs="Nirmala UI"/>
         </w:rPr>
         <w:t>কাজ</w:t>
       </w:r>
-      <w:proofErr w:type="spellEnd"/>
-      <w:r>
-        <w:t xml:space="preserve"> </w:t>
-      </w:r>
-      <w:proofErr w:type="spellStart"/>
+      <w:r>
+        <w:t xml:space="preserve"> </w:t>
+      </w:r>
       <w:r>
         <w:rPr>
           <w:rFonts w:ascii="Nirmala UI" w:hAnsi="Nirmala UI" w:cs="Nirmala UI"/>
         </w:rPr>
         <w:t>চালিয়ে</w:t>
       </w:r>
-      <w:proofErr w:type="spellEnd"/>
-      <w:r>
-        <w:t xml:space="preserve"> </w:t>
-      </w:r>
-      <w:proofErr w:type="spellStart"/>
+      <w:r>
+        <w:t xml:space="preserve"> </w:t>
+      </w:r>
       <w:r>
         <w:rPr>
           <w:rFonts w:ascii="Nirmala UI" w:hAnsi="Nirmala UI" w:cs="Nirmala UI"/>
         </w:rPr>
         <w:t>যেতে</w:t>
       </w:r>
-      <w:proofErr w:type="spellEnd"/>
-      <w:r>
-        <w:t xml:space="preserve"> </w:t>
-      </w:r>
-      <w:proofErr w:type="spellStart"/>
-      <w:r>
-        <w:rPr>
-          <w:rFonts w:ascii="Nirmala UI" w:hAnsi="Nirmala UI" w:cs="Nirmala UI"/>
-        </w:rPr>
-        <w:t>হবে</w:t>
-      </w:r>
-      <w:proofErr w:type="spellEnd"/>
-      <w:r>
-        <w:rPr>
-          <w:rFonts w:ascii="Nirmala UI" w:hAnsi="Nirmala UI" w:cs="Nirmala UI"/>
-        </w:rPr>
-        <w:t>।</w:t>
+      <w:r>
+        <w:t xml:space="preserve"> </w:t>
+      </w:r>
+      <w:r>
+        <w:rPr>
+          <w:rFonts w:ascii="Nirmala UI" w:hAnsi="Nirmala UI" w:cs="Nirmala UI"/>
+        </w:rPr>
+        <w:t>হবে।</w:t>
       </w:r>
     </w:p>
     <w:p>
@@ -7096,7 +6478,6 @@
       <w:pPr>
         <w:pStyle w:val="NormalWeb"/>
       </w:pPr>
-      <w:proofErr w:type="spellStart"/>
       <w:r>
         <w:rPr>
           <w:rStyle w:val="Strong"/>
@@ -7104,7 +6485,6 @@
         </w:rPr>
         <w:t>বাংলায়</w:t>
       </w:r>
-      <w:proofErr w:type="spellEnd"/>
       <w:r>
         <w:rPr>
           <w:rStyle w:val="Strong"/>
@@ -7114,74 +6494,56 @@
       <w:r>
         <w:br/>
       </w:r>
-      <w:proofErr w:type="spellStart"/>
       <w:r>
         <w:rPr>
           <w:rFonts w:ascii="Nirmala UI" w:hAnsi="Nirmala UI" w:cs="Nirmala UI"/>
         </w:rPr>
         <w:t>একই</w:t>
       </w:r>
-      <w:proofErr w:type="spellEnd"/>
-      <w:r>
-        <w:t xml:space="preserve"> </w:t>
-      </w:r>
-      <w:proofErr w:type="spellStart"/>
+      <w:r>
+        <w:t xml:space="preserve"> </w:t>
+      </w:r>
       <w:r>
         <w:rPr>
           <w:rFonts w:ascii="Nirmala UI" w:hAnsi="Nirmala UI" w:cs="Nirmala UI"/>
         </w:rPr>
         <w:t>সময়ে</w:t>
       </w:r>
-      <w:proofErr w:type="spellEnd"/>
-      <w:r>
-        <w:t xml:space="preserve"> </w:t>
-      </w:r>
-      <w:proofErr w:type="spellStart"/>
+      <w:r>
+        <w:t xml:space="preserve"> </w:t>
+      </w:r>
       <w:r>
         <w:rPr>
           <w:rFonts w:ascii="Nirmala UI" w:hAnsi="Nirmala UI" w:cs="Nirmala UI"/>
         </w:rPr>
         <w:t>একাধিক</w:t>
       </w:r>
-      <w:proofErr w:type="spellEnd"/>
       <w:r>
         <w:t xml:space="preserve"> Transaction </w:t>
       </w:r>
-      <w:proofErr w:type="spellStart"/>
       <w:r>
         <w:rPr>
           <w:rFonts w:ascii="Nirmala UI" w:hAnsi="Nirmala UI" w:cs="Nirmala UI"/>
         </w:rPr>
         <w:t>চলতে</w:t>
       </w:r>
-      <w:proofErr w:type="spellEnd"/>
-      <w:r>
-        <w:t xml:space="preserve"> </w:t>
-      </w:r>
-      <w:proofErr w:type="spellStart"/>
+      <w:r>
+        <w:t xml:space="preserve"> </w:t>
+      </w:r>
       <w:r>
         <w:rPr>
           <w:rFonts w:ascii="Nirmala UI" w:hAnsi="Nirmala UI" w:cs="Nirmala UI"/>
         </w:rPr>
         <w:t>দিতে</w:t>
       </w:r>
-      <w:proofErr w:type="spellEnd"/>
-      <w:r>
-        <w:t xml:space="preserve"> </w:t>
-      </w:r>
-      <w:proofErr w:type="spellStart"/>
-      <w:r>
-        <w:rPr>
-          <w:rFonts w:ascii="Nirmala UI" w:hAnsi="Nirmala UI" w:cs="Nirmala UI"/>
-        </w:rPr>
-        <w:t>হবে</w:t>
-      </w:r>
-      <w:proofErr w:type="spellEnd"/>
-      <w:r>
-        <w:rPr>
-          <w:rFonts w:ascii="Nirmala UI" w:hAnsi="Nirmala UI" w:cs="Nirmala UI"/>
-        </w:rPr>
-        <w:t>।</w:t>
+      <w:r>
+        <w:t xml:space="preserve"> </w:t>
+      </w:r>
+      <w:r>
+        <w:rPr>
+          <w:rFonts w:ascii="Nirmala UI" w:hAnsi="Nirmala UI" w:cs="Nirmala UI"/>
+        </w:rPr>
+        <w:t>হবে।</w:t>
       </w:r>
     </w:p>
     <w:p>
@@ -7255,7 +6617,6 @@
       <w:pPr>
         <w:pStyle w:val="NormalWeb"/>
       </w:pPr>
-      <w:proofErr w:type="spellStart"/>
       <w:r>
         <w:rPr>
           <w:rStyle w:val="Strong"/>
@@ -7264,7 +6625,6 @@
         <w:lastRenderedPageBreak/>
         <w:t>বাংলায়</w:t>
       </w:r>
-      <w:proofErr w:type="spellEnd"/>
       <w:r>
         <w:rPr>
           <w:rStyle w:val="Strong"/>
@@ -7274,14 +6634,12 @@
       <w:r>
         <w:br/>
       </w:r>
-      <w:proofErr w:type="spellStart"/>
       <w:r>
         <w:rPr>
           <w:rFonts w:ascii="Nirmala UI" w:hAnsi="Nirmala UI" w:cs="Nirmala UI"/>
         </w:rPr>
         <w:t>কম</w:t>
       </w:r>
-      <w:proofErr w:type="spellEnd"/>
       <w:r>
         <w:t xml:space="preserve"> CPU, Memory </w:t>
       </w:r>
@@ -7294,41 +6652,29 @@
       <w:r>
         <w:t xml:space="preserve"> Storage </w:t>
       </w:r>
-      <w:proofErr w:type="spellStart"/>
       <w:r>
         <w:rPr>
           <w:rFonts w:ascii="Nirmala UI" w:hAnsi="Nirmala UI" w:cs="Nirmala UI"/>
         </w:rPr>
         <w:t>ব্যবহার</w:t>
       </w:r>
-      <w:proofErr w:type="spellEnd"/>
-      <w:r>
-        <w:t xml:space="preserve"> </w:t>
-      </w:r>
-      <w:proofErr w:type="spellStart"/>
+      <w:r>
+        <w:t xml:space="preserve"> </w:t>
+      </w:r>
       <w:r>
         <w:rPr>
           <w:rFonts w:ascii="Nirmala UI" w:hAnsi="Nirmala UI" w:cs="Nirmala UI"/>
         </w:rPr>
         <w:t>করতে</w:t>
       </w:r>
-      <w:proofErr w:type="spellEnd"/>
-      <w:r>
-        <w:t xml:space="preserve"> </w:t>
-      </w:r>
-      <w:proofErr w:type="spellStart"/>
-      <w:r>
-        <w:rPr>
-          <w:rFonts w:ascii="Nirmala UI" w:hAnsi="Nirmala UI" w:cs="Nirmala UI"/>
-        </w:rPr>
-        <w:t>হবে</w:t>
-      </w:r>
-      <w:proofErr w:type="spellEnd"/>
-      <w:r>
-        <w:rPr>
-          <w:rFonts w:ascii="Nirmala UI" w:hAnsi="Nirmala UI" w:cs="Nirmala UI"/>
-        </w:rPr>
-        <w:t>।</w:t>
+      <w:r>
+        <w:t xml:space="preserve"> </w:t>
+      </w:r>
+      <w:r>
+        <w:rPr>
+          <w:rFonts w:ascii="Nirmala UI" w:hAnsi="Nirmala UI" w:cs="Nirmala UI"/>
+        </w:rPr>
+        <w:t>হবে।</w:t>
       </w:r>
     </w:p>
     <w:p>
@@ -7365,7 +6711,6 @@
       <w:pPr>
         <w:pStyle w:val="NormalWeb"/>
       </w:pPr>
-      <w:proofErr w:type="spellStart"/>
       <w:r>
         <w:rPr>
           <w:rStyle w:val="Strong"/>
@@ -7373,7 +6718,6 @@
         </w:rPr>
         <w:t>বাংলায়</w:t>
       </w:r>
-      <w:proofErr w:type="spellEnd"/>
       <w:r>
         <w:rPr>
           <w:rStyle w:val="Strong"/>
@@ -7384,63 +6728,47 @@
         <w:br/>
         <w:t xml:space="preserve">Network </w:t>
       </w:r>
-      <w:proofErr w:type="spellStart"/>
       <w:r>
         <w:rPr>
           <w:rFonts w:ascii="Nirmala UI" w:hAnsi="Nirmala UI" w:cs="Nirmala UI"/>
         </w:rPr>
         <w:t>ধীর</w:t>
       </w:r>
-      <w:proofErr w:type="spellEnd"/>
-      <w:r>
-        <w:t xml:space="preserve"> </w:t>
-      </w:r>
-      <w:proofErr w:type="spellStart"/>
+      <w:r>
+        <w:t xml:space="preserve"> </w:t>
+      </w:r>
       <w:r>
         <w:rPr>
           <w:rFonts w:ascii="Nirmala UI" w:hAnsi="Nirmala UI" w:cs="Nirmala UI"/>
         </w:rPr>
         <w:t>হলেও</w:t>
       </w:r>
-      <w:proofErr w:type="spellEnd"/>
       <w:r>
         <w:t xml:space="preserve"> System </w:t>
       </w:r>
-      <w:proofErr w:type="spellStart"/>
       <w:r>
         <w:rPr>
           <w:rFonts w:ascii="Nirmala UI" w:hAnsi="Nirmala UI" w:cs="Nirmala UI"/>
         </w:rPr>
         <w:t>ভালোভাবে</w:t>
       </w:r>
-      <w:proofErr w:type="spellEnd"/>
-      <w:r>
-        <w:t xml:space="preserve"> </w:t>
-      </w:r>
-      <w:proofErr w:type="spellStart"/>
+      <w:r>
+        <w:t xml:space="preserve"> </w:t>
+      </w:r>
       <w:r>
         <w:rPr>
           <w:rFonts w:ascii="Nirmala UI" w:hAnsi="Nirmala UI" w:cs="Nirmala UI"/>
         </w:rPr>
         <w:t>কাজ</w:t>
       </w:r>
-      <w:proofErr w:type="spellEnd"/>
-      <w:r>
-        <w:t xml:space="preserve"> </w:t>
-      </w:r>
-      <w:proofErr w:type="spellStart"/>
-      <w:r>
-        <w:rPr>
-          <w:rFonts w:ascii="Nirmala UI" w:hAnsi="Nirmala UI" w:cs="Nirmala UI"/>
-        </w:rPr>
-        <w:t>করবে</w:t>
-      </w:r>
-      <w:proofErr w:type="spellEnd"/>
-      <w:r>
-        <w:rPr>
-          <w:rFonts w:ascii="Nirmala UI" w:hAnsi="Nirmala UI" w:cs="Nirmala UI"/>
-        </w:rPr>
-        <w:t>।</w:t>
+      <w:r>
+        <w:t xml:space="preserve"> </w:t>
+      </w:r>
+      <w:r>
+        <w:rPr>
+          <w:rFonts w:ascii="Nirmala UI" w:hAnsi="Nirmala UI" w:cs="Nirmala UI"/>
+        </w:rPr>
+        <w:t>করবে।</w:t>
       </w:r>
     </w:p>
     <w:p>
@@ -7506,7 +6834,6 @@
       <w:pPr>
         <w:pStyle w:val="NormalWeb"/>
       </w:pPr>
-      <w:proofErr w:type="spellStart"/>
       <w:r>
         <w:rPr>
           <w:rStyle w:val="Strong"/>
@@ -7514,7 +6841,6 @@
         </w:rPr>
         <w:t>বাংলায়</w:t>
       </w:r>
-      <w:proofErr w:type="spellEnd"/>
       <w:r>
         <w:rPr>
           <w:rStyle w:val="Strong"/>
@@ -7525,85 +6851,65 @@
         <w:br/>
         <w:t>Transaction-</w:t>
       </w:r>
-      <w:proofErr w:type="spellStart"/>
       <w:r>
         <w:rPr>
           <w:rFonts w:ascii="Nirmala UI" w:hAnsi="Nirmala UI" w:cs="Nirmala UI"/>
         </w:rPr>
         <w:t>এর</w:t>
       </w:r>
-      <w:proofErr w:type="spellEnd"/>
-      <w:r>
-        <w:t xml:space="preserve"> </w:t>
-      </w:r>
-      <w:proofErr w:type="spellStart"/>
+      <w:r>
+        <w:t xml:space="preserve"> </w:t>
+      </w:r>
       <w:r>
         <w:rPr>
           <w:rFonts w:ascii="Nirmala UI" w:hAnsi="Nirmala UI" w:cs="Nirmala UI"/>
         </w:rPr>
         <w:t>উপর</w:t>
       </w:r>
-      <w:proofErr w:type="spellEnd"/>
-      <w:r>
-        <w:t xml:space="preserve"> </w:t>
-      </w:r>
-      <w:proofErr w:type="spellStart"/>
+      <w:r>
+        <w:t xml:space="preserve"> </w:t>
+      </w:r>
       <w:r>
         <w:rPr>
           <w:rFonts w:ascii="Nirmala UI" w:hAnsi="Nirmala UI" w:cs="Nirmala UI"/>
         </w:rPr>
         <w:t>অপ্রয়োজনীয়</w:t>
       </w:r>
-      <w:proofErr w:type="spellEnd"/>
-      <w:r>
-        <w:t xml:space="preserve"> </w:t>
-      </w:r>
-      <w:proofErr w:type="spellStart"/>
+      <w:r>
+        <w:t xml:space="preserve"> </w:t>
+      </w:r>
       <w:r>
         <w:rPr>
           <w:rFonts w:ascii="Nirmala UI" w:hAnsi="Nirmala UI" w:cs="Nirmala UI"/>
         </w:rPr>
         <w:t>বাধা</w:t>
       </w:r>
-      <w:proofErr w:type="spellEnd"/>
-      <w:r>
-        <w:t xml:space="preserve"> </w:t>
-      </w:r>
-      <w:proofErr w:type="spellStart"/>
+      <w:r>
+        <w:t xml:space="preserve"> </w:t>
+      </w:r>
       <w:r>
         <w:rPr>
           <w:rFonts w:ascii="Nirmala UI" w:hAnsi="Nirmala UI" w:cs="Nirmala UI"/>
         </w:rPr>
         <w:t>দেওয়া</w:t>
       </w:r>
-      <w:proofErr w:type="spellEnd"/>
-      <w:r>
-        <w:t xml:space="preserve"> </w:t>
-      </w:r>
-      <w:proofErr w:type="spellStart"/>
+      <w:r>
+        <w:t xml:space="preserve"> </w:t>
+      </w:r>
       <w:r>
         <w:rPr>
           <w:rFonts w:ascii="Nirmala UI" w:hAnsi="Nirmala UI" w:cs="Nirmala UI"/>
         </w:rPr>
         <w:t>যাবে</w:t>
       </w:r>
-      <w:proofErr w:type="spellEnd"/>
-      <w:r>
-        <w:t xml:space="preserve"> </w:t>
-      </w:r>
-      <w:proofErr w:type="spellStart"/>
-      <w:r>
-        <w:rPr>
-          <w:rFonts w:ascii="Nirmala UI" w:hAnsi="Nirmala UI" w:cs="Nirmala UI"/>
-        </w:rPr>
-        <w:t>না</w:t>
-      </w:r>
-      <w:proofErr w:type="spellEnd"/>
-      <w:r>
-        <w:rPr>
-          <w:rFonts w:ascii="Nirmala UI" w:hAnsi="Nirmala UI" w:cs="Nirmala UI"/>
-        </w:rPr>
-        <w:t>।</w:t>
+      <w:r>
+        <w:t xml:space="preserve"> </w:t>
+      </w:r>
+      <w:r>
+        <w:rPr>
+          <w:rFonts w:ascii="Nirmala UI" w:hAnsi="Nirmala UI" w:cs="Nirmala UI"/>
+        </w:rPr>
+        <w:t>না।</w:t>
       </w:r>
     </w:p>
     <w:p>
@@ -7643,7 +6949,6 @@
           <w:rFonts w:ascii="Nirmala UI" w:hAnsi="Nirmala UI" w:cs="Nirmala UI"/>
         </w:rPr>
       </w:pPr>
-      <w:proofErr w:type="spellStart"/>
       <w:r>
         <w:rPr>
           <w:rStyle w:val="Strong"/>
@@ -7651,7 +6956,6 @@
         </w:rPr>
         <w:t>বাংলায়</w:t>
       </w:r>
-      <w:proofErr w:type="spellEnd"/>
       <w:r>
         <w:rPr>
           <w:rStyle w:val="Strong"/>
@@ -7662,63 +6966,47 @@
         <w:br/>
         <w:t>Database-</w:t>
       </w:r>
-      <w:proofErr w:type="spellStart"/>
       <w:r>
         <w:rPr>
           <w:rFonts w:ascii="Nirmala UI" w:hAnsi="Nirmala UI" w:cs="Nirmala UI"/>
         </w:rPr>
         <w:t>এর</w:t>
       </w:r>
-      <w:proofErr w:type="spellEnd"/>
       <w:r>
         <w:t xml:space="preserve"> Data </w:t>
       </w:r>
-      <w:proofErr w:type="spellStart"/>
       <w:r>
         <w:rPr>
           <w:rFonts w:ascii="Nirmala UI" w:hAnsi="Nirmala UI" w:cs="Nirmala UI"/>
         </w:rPr>
         <w:t>সবসময়</w:t>
       </w:r>
-      <w:proofErr w:type="spellEnd"/>
-      <w:r>
-        <w:t xml:space="preserve"> </w:t>
-      </w:r>
-      <w:proofErr w:type="spellStart"/>
+      <w:r>
+        <w:t xml:space="preserve"> </w:t>
+      </w:r>
       <w:r>
         <w:rPr>
           <w:rFonts w:ascii="Nirmala UI" w:hAnsi="Nirmala UI" w:cs="Nirmala UI"/>
         </w:rPr>
         <w:t>সঠিক</w:t>
       </w:r>
-      <w:proofErr w:type="spellEnd"/>
-      <w:r>
-        <w:t xml:space="preserve"> </w:t>
-      </w:r>
-      <w:proofErr w:type="spellStart"/>
+      <w:r>
+        <w:t xml:space="preserve"> </w:t>
+      </w:r>
       <w:r>
         <w:rPr>
           <w:rFonts w:ascii="Nirmala UI" w:hAnsi="Nirmala UI" w:cs="Nirmala UI"/>
         </w:rPr>
         <w:t>রাখতে</w:t>
       </w:r>
-      <w:proofErr w:type="spellEnd"/>
-      <w:r>
-        <w:t xml:space="preserve"> </w:t>
-      </w:r>
-      <w:proofErr w:type="spellStart"/>
-      <w:r>
-        <w:rPr>
-          <w:rFonts w:ascii="Nirmala UI" w:hAnsi="Nirmala UI" w:cs="Nirmala UI"/>
-        </w:rPr>
-        <w:t>হবে</w:t>
-      </w:r>
-      <w:proofErr w:type="spellEnd"/>
-      <w:r>
-        <w:rPr>
-          <w:rFonts w:ascii="Nirmala UI" w:hAnsi="Nirmala UI" w:cs="Nirmala UI"/>
-        </w:rPr>
-        <w:t>।</w:t>
+      <w:r>
+        <w:t xml:space="preserve"> </w:t>
+      </w:r>
+      <w:r>
+        <w:rPr>
+          <w:rFonts w:ascii="Nirmala UI" w:hAnsi="Nirmala UI" w:cs="Nirmala UI"/>
+        </w:rPr>
+        <w:t>হবে।</w:t>
       </w:r>
     </w:p>
     <w:p>
@@ -7782,7 +7070,6 @@
           <w:rFonts w:ascii="Nirmala UI" w:hAnsi="Nirmala UI" w:cs="Nirmala UI"/>
         </w:rPr>
       </w:pPr>
-      <w:proofErr w:type="spellStart"/>
       <w:r>
         <w:rPr>
           <w:rStyle w:val="Strong"/>
@@ -7790,7 +7077,6 @@
         </w:rPr>
         <w:t>বাংলায়</w:t>
       </w:r>
-      <w:proofErr w:type="spellEnd"/>
       <w:r>
         <w:rPr>
           <w:rStyle w:val="Strong"/>
@@ -7800,7 +7086,6 @@
       <w:r>
         <w:br/>
       </w:r>
-      <w:proofErr w:type="spellStart"/>
       <w:r>
         <w:rPr>
           <w:rStyle w:val="Strong"/>
@@ -7808,14 +7093,12 @@
         </w:rPr>
         <w:t>একই</w:t>
       </w:r>
-      <w:proofErr w:type="spellEnd"/>
-      <w:r>
-        <w:rPr>
-          <w:rStyle w:val="Strong"/>
-        </w:rPr>
-        <w:t xml:space="preserve"> </w:t>
-      </w:r>
-      <w:proofErr w:type="spellStart"/>
+      <w:r>
+        <w:rPr>
+          <w:rStyle w:val="Strong"/>
+        </w:rPr>
+        <w:t xml:space="preserve"> </w:t>
+      </w:r>
       <w:r>
         <w:rPr>
           <w:rStyle w:val="Strong"/>
@@ -7823,14 +7106,12 @@
         </w:rPr>
         <w:t>সময়ে</w:t>
       </w:r>
-      <w:proofErr w:type="spellEnd"/>
-      <w:r>
-        <w:rPr>
-          <w:rStyle w:val="Strong"/>
-        </w:rPr>
-        <w:t xml:space="preserve"> </w:t>
-      </w:r>
-      <w:proofErr w:type="spellStart"/>
+      <w:r>
+        <w:rPr>
+          <w:rStyle w:val="Strong"/>
+        </w:rPr>
+        <w:t xml:space="preserve"> </w:t>
+      </w:r>
       <w:r>
         <w:rPr>
           <w:rStyle w:val="Strong"/>
@@ -7838,14 +7119,12 @@
         </w:rPr>
         <w:t>একাধিক</w:t>
       </w:r>
-      <w:proofErr w:type="spellEnd"/>
       <w:r>
         <w:rPr>
           <w:rStyle w:val="Strong"/>
         </w:rPr>
         <w:t xml:space="preserve"> Transaction </w:t>
       </w:r>
-      <w:proofErr w:type="spellStart"/>
       <w:r>
         <w:rPr>
           <w:rStyle w:val="Strong"/>
@@ -7853,14 +7132,12 @@
         </w:rPr>
         <w:t>একই</w:t>
       </w:r>
-      <w:proofErr w:type="spellEnd"/>
       <w:r>
         <w:rPr>
           <w:rStyle w:val="Strong"/>
         </w:rPr>
         <w:t xml:space="preserve"> Data </w:t>
       </w:r>
-      <w:proofErr w:type="spellStart"/>
       <w:r>
         <w:rPr>
           <w:rStyle w:val="Strong"/>
@@ -7868,14 +7145,12 @@
         </w:rPr>
         <w:t>ব্যবহার</w:t>
       </w:r>
-      <w:proofErr w:type="spellEnd"/>
-      <w:r>
-        <w:rPr>
-          <w:rStyle w:val="Strong"/>
-        </w:rPr>
-        <w:t xml:space="preserve"> </w:t>
-      </w:r>
-      <w:proofErr w:type="spellStart"/>
+      <w:r>
+        <w:rPr>
+          <w:rStyle w:val="Strong"/>
+        </w:rPr>
+        <w:t xml:space="preserve"> </w:t>
+      </w:r>
       <w:r>
         <w:rPr>
           <w:rStyle w:val="Strong"/>
@@ -7883,14 +7158,12 @@
         </w:rPr>
         <w:t>করলে</w:t>
       </w:r>
-      <w:proofErr w:type="spellEnd"/>
-      <w:r>
-        <w:rPr>
-          <w:rStyle w:val="Strong"/>
-        </w:rPr>
-        <w:t xml:space="preserve"> </w:t>
-      </w:r>
-      <w:proofErr w:type="spellStart"/>
+      <w:r>
+        <w:rPr>
+          <w:rStyle w:val="Strong"/>
+        </w:rPr>
+        <w:t xml:space="preserve"> </w:t>
+      </w:r>
       <w:r>
         <w:rPr>
           <w:rStyle w:val="Strong"/>
@@ -7898,14 +7171,12 @@
         </w:rPr>
         <w:t>যে</w:t>
       </w:r>
-      <w:proofErr w:type="spellEnd"/>
-      <w:r>
-        <w:rPr>
-          <w:rStyle w:val="Strong"/>
-        </w:rPr>
-        <w:t xml:space="preserve"> </w:t>
-      </w:r>
-      <w:proofErr w:type="spellStart"/>
+      <w:r>
+        <w:rPr>
+          <w:rStyle w:val="Strong"/>
+        </w:rPr>
+        <w:t xml:space="preserve"> </w:t>
+      </w:r>
       <w:r>
         <w:rPr>
           <w:rStyle w:val="Strong"/>
@@ -7913,14 +7184,12 @@
         </w:rPr>
         <w:t>সমস্যাগুলো</w:t>
       </w:r>
-      <w:proofErr w:type="spellEnd"/>
-      <w:r>
-        <w:rPr>
-          <w:rStyle w:val="Strong"/>
-        </w:rPr>
-        <w:t xml:space="preserve"> </w:t>
-      </w:r>
-      <w:proofErr w:type="spellStart"/>
+      <w:r>
+        <w:rPr>
+          <w:rStyle w:val="Strong"/>
+        </w:rPr>
+        <w:t xml:space="preserve"> </w:t>
+      </w:r>
       <w:r>
         <w:rPr>
           <w:rStyle w:val="Strong"/>
@@ -7928,14 +7197,12 @@
         </w:rPr>
         <w:t>হয়</w:t>
       </w:r>
-      <w:proofErr w:type="spellEnd"/>
       <w:r>
         <w:rPr>
           <w:rStyle w:val="Strong"/>
         </w:rPr>
         <w:t xml:space="preserve">, </w:t>
       </w:r>
-      <w:proofErr w:type="spellStart"/>
       <w:r>
         <w:rPr>
           <w:rStyle w:val="Strong"/>
@@ -7943,28 +7210,18 @@
         </w:rPr>
         <w:t>সেগুলোকে</w:t>
       </w:r>
-      <w:proofErr w:type="spellEnd"/>
       <w:r>
         <w:rPr>
           <w:rStyle w:val="Strong"/>
         </w:rPr>
         <w:t xml:space="preserve"> Concurrency Control Anomalies </w:t>
       </w:r>
-      <w:proofErr w:type="spellStart"/>
-      <w:r>
-        <w:rPr>
-          <w:rStyle w:val="Strong"/>
-          <w:rFonts w:ascii="Nirmala UI" w:hAnsi="Nirmala UI" w:cs="Nirmala UI"/>
-        </w:rPr>
-        <w:t>বলে</w:t>
-      </w:r>
-      <w:proofErr w:type="spellEnd"/>
-      <w:r>
-        <w:rPr>
-          <w:rStyle w:val="Strong"/>
-          <w:rFonts w:ascii="Nirmala UI" w:hAnsi="Nirmala UI" w:cs="Nirmala UI"/>
-        </w:rPr>
-        <w:t>।</w:t>
+      <w:r>
+        <w:rPr>
+          <w:rStyle w:val="Strong"/>
+          <w:rFonts w:ascii="Nirmala UI" w:hAnsi="Nirmala UI" w:cs="Nirmala UI"/>
+        </w:rPr>
+        <w:t>বলে।</w:t>
       </w:r>
     </w:p>
     <w:p>
@@ -8044,7 +7301,6 @@
       <w:pPr>
         <w:pStyle w:val="NormalWeb"/>
       </w:pPr>
-      <w:proofErr w:type="spellStart"/>
       <w:r>
         <w:rPr>
           <w:rStyle w:val="Strong"/>
@@ -8052,7 +7308,6 @@
         </w:rPr>
         <w:t>বাংলায়</w:t>
       </w:r>
-      <w:proofErr w:type="spellEnd"/>
       <w:r>
         <w:rPr>
           <w:rStyle w:val="Strong"/>
@@ -8062,63 +7317,47 @@
       <w:r>
         <w:br/>
       </w:r>
-      <w:proofErr w:type="spellStart"/>
       <w:r>
         <w:rPr>
           <w:rFonts w:ascii="Nirmala UI" w:hAnsi="Nirmala UI" w:cs="Nirmala UI"/>
         </w:rPr>
         <w:t>একটি</w:t>
       </w:r>
-      <w:proofErr w:type="spellEnd"/>
       <w:r>
         <w:t xml:space="preserve"> Transaction-</w:t>
       </w:r>
-      <w:proofErr w:type="spellStart"/>
       <w:r>
         <w:rPr>
           <w:rFonts w:ascii="Nirmala UI" w:hAnsi="Nirmala UI" w:cs="Nirmala UI"/>
         </w:rPr>
         <w:t>এর</w:t>
       </w:r>
-      <w:proofErr w:type="spellEnd"/>
       <w:r>
         <w:t xml:space="preserve"> Update </w:t>
       </w:r>
-      <w:proofErr w:type="spellStart"/>
       <w:r>
         <w:rPr>
           <w:rFonts w:ascii="Nirmala UI" w:hAnsi="Nirmala UI" w:cs="Nirmala UI"/>
         </w:rPr>
         <w:t>অন্য</w:t>
       </w:r>
-      <w:proofErr w:type="spellEnd"/>
       <w:r>
         <w:t xml:space="preserve"> Transaction </w:t>
       </w:r>
-      <w:proofErr w:type="spellStart"/>
       <w:r>
         <w:rPr>
           <w:rFonts w:ascii="Nirmala UI" w:hAnsi="Nirmala UI" w:cs="Nirmala UI"/>
         </w:rPr>
         <w:t>মুছে</w:t>
       </w:r>
-      <w:proofErr w:type="spellEnd"/>
-      <w:r>
-        <w:t xml:space="preserve"> </w:t>
-      </w:r>
-      <w:proofErr w:type="spellStart"/>
-      <w:r>
-        <w:rPr>
-          <w:rFonts w:ascii="Nirmala UI" w:hAnsi="Nirmala UI" w:cs="Nirmala UI"/>
-        </w:rPr>
-        <w:t>ফেলে</w:t>
-      </w:r>
-      <w:proofErr w:type="spellEnd"/>
-      <w:r>
-        <w:rPr>
-          <w:rFonts w:ascii="Nirmala UI" w:hAnsi="Nirmala UI" w:cs="Nirmala UI"/>
-        </w:rPr>
-        <w:t>।</w:t>
+      <w:r>
+        <w:t xml:space="preserve"> </w:t>
+      </w:r>
+      <w:r>
+        <w:rPr>
+          <w:rFonts w:ascii="Nirmala UI" w:hAnsi="Nirmala UI" w:cs="Nirmala UI"/>
+        </w:rPr>
+        <w:t>ফেলে।</w:t>
       </w:r>
     </w:p>
     <w:p>
@@ -8243,7 +7482,6 @@
       <w:pPr>
         <w:pStyle w:val="NormalWeb"/>
       </w:pPr>
-      <w:proofErr w:type="spellStart"/>
       <w:r>
         <w:rPr>
           <w:rStyle w:val="Strong"/>
@@ -8251,7 +7489,6 @@
         </w:rPr>
         <w:t>বাংলায়</w:t>
       </w:r>
-      <w:proofErr w:type="spellEnd"/>
       <w:r>
         <w:rPr>
           <w:rStyle w:val="Strong"/>
@@ -8261,85 +7498,65 @@
       <w:r>
         <w:br/>
       </w:r>
-      <w:proofErr w:type="spellStart"/>
       <w:r>
         <w:rPr>
           <w:rFonts w:ascii="Nirmala UI" w:hAnsi="Nirmala UI" w:cs="Nirmala UI"/>
         </w:rPr>
         <w:t>একটি</w:t>
       </w:r>
-      <w:proofErr w:type="spellEnd"/>
       <w:r>
         <w:t xml:space="preserve"> Transaction Commit </w:t>
       </w:r>
-      <w:proofErr w:type="spellStart"/>
       <w:r>
         <w:rPr>
           <w:rFonts w:ascii="Nirmala UI" w:hAnsi="Nirmala UI" w:cs="Nirmala UI"/>
         </w:rPr>
         <w:t>হওয়ার</w:t>
       </w:r>
-      <w:proofErr w:type="spellEnd"/>
-      <w:r>
-        <w:t xml:space="preserve"> </w:t>
-      </w:r>
-      <w:proofErr w:type="spellStart"/>
+      <w:r>
+        <w:t xml:space="preserve"> </w:t>
+      </w:r>
       <w:r>
         <w:rPr>
           <w:rFonts w:ascii="Nirmala UI" w:hAnsi="Nirmala UI" w:cs="Nirmala UI"/>
         </w:rPr>
         <w:t>আগেই</w:t>
       </w:r>
-      <w:proofErr w:type="spellEnd"/>
-      <w:r>
-        <w:t xml:space="preserve"> </w:t>
-      </w:r>
-      <w:proofErr w:type="spellStart"/>
+      <w:r>
+        <w:t xml:space="preserve"> </w:t>
+      </w:r>
       <w:r>
         <w:rPr>
           <w:rFonts w:ascii="Nirmala UI" w:hAnsi="Nirmala UI" w:cs="Nirmala UI"/>
         </w:rPr>
         <w:t>অন্য</w:t>
       </w:r>
-      <w:proofErr w:type="spellEnd"/>
       <w:r>
         <w:t xml:space="preserve"> Transaction </w:t>
       </w:r>
-      <w:proofErr w:type="spellStart"/>
       <w:r>
         <w:rPr>
           <w:rFonts w:ascii="Nirmala UI" w:hAnsi="Nirmala UI" w:cs="Nirmala UI"/>
         </w:rPr>
         <w:t>সেই</w:t>
       </w:r>
-      <w:proofErr w:type="spellEnd"/>
       <w:r>
         <w:t xml:space="preserve"> Data </w:t>
       </w:r>
-      <w:proofErr w:type="spellStart"/>
       <w:r>
         <w:rPr>
           <w:rFonts w:ascii="Nirmala UI" w:hAnsi="Nirmala UI" w:cs="Nirmala UI"/>
         </w:rPr>
         <w:t>পড়ে</w:t>
       </w:r>
-      <w:proofErr w:type="spellEnd"/>
-      <w:r>
-        <w:t xml:space="preserve"> </w:t>
-      </w:r>
-      <w:proofErr w:type="spellStart"/>
-      <w:r>
-        <w:rPr>
-          <w:rFonts w:ascii="Nirmala UI" w:hAnsi="Nirmala UI" w:cs="Nirmala UI"/>
-        </w:rPr>
-        <w:t>ফেলে</w:t>
-      </w:r>
-      <w:proofErr w:type="spellEnd"/>
-      <w:r>
-        <w:rPr>
-          <w:rFonts w:ascii="Nirmala UI" w:hAnsi="Nirmala UI" w:cs="Nirmala UI"/>
-        </w:rPr>
-        <w:t>।</w:t>
+      <w:r>
+        <w:t xml:space="preserve"> </w:t>
+      </w:r>
+      <w:r>
+        <w:rPr>
+          <w:rFonts w:ascii="Nirmala UI" w:hAnsi="Nirmala UI" w:cs="Nirmala UI"/>
+        </w:rPr>
+        <w:t>ফেলে।</w:t>
       </w:r>
     </w:p>
     <w:p>
@@ -8463,7 +7680,6 @@
       <w:pPr>
         <w:pStyle w:val="NormalWeb"/>
       </w:pPr>
-      <w:proofErr w:type="spellStart"/>
       <w:r>
         <w:rPr>
           <w:rStyle w:val="Strong"/>
@@ -8471,7 +7687,6 @@
         </w:rPr>
         <w:t>বাংলায়</w:t>
       </w:r>
-      <w:proofErr w:type="spellEnd"/>
       <w:r>
         <w:rPr>
           <w:rStyle w:val="Strong"/>
@@ -8481,107 +7696,83 @@
       <w:r>
         <w:br/>
       </w:r>
-      <w:proofErr w:type="spellStart"/>
       <w:r>
         <w:rPr>
           <w:rFonts w:ascii="Nirmala UI" w:hAnsi="Nirmala UI" w:cs="Nirmala UI"/>
         </w:rPr>
         <w:t>একটি</w:t>
       </w:r>
-      <w:proofErr w:type="spellEnd"/>
       <w:r>
         <w:t xml:space="preserve"> Transaction Data </w:t>
       </w:r>
-      <w:proofErr w:type="spellStart"/>
       <w:r>
         <w:rPr>
           <w:rFonts w:ascii="Nirmala UI" w:hAnsi="Nirmala UI" w:cs="Nirmala UI"/>
         </w:rPr>
         <w:t>পড়ছে</w:t>
       </w:r>
-      <w:proofErr w:type="spellEnd"/>
       <w:r>
         <w:t xml:space="preserve">, </w:t>
       </w:r>
-      <w:proofErr w:type="spellStart"/>
       <w:r>
         <w:rPr>
           <w:rFonts w:ascii="Nirmala UI" w:hAnsi="Nirmala UI" w:cs="Nirmala UI"/>
         </w:rPr>
         <w:t>আর</w:t>
       </w:r>
-      <w:proofErr w:type="spellEnd"/>
-      <w:r>
-        <w:t xml:space="preserve"> </w:t>
-      </w:r>
-      <w:proofErr w:type="spellStart"/>
+      <w:r>
+        <w:t xml:space="preserve"> </w:t>
+      </w:r>
       <w:r>
         <w:rPr>
           <w:rFonts w:ascii="Nirmala UI" w:hAnsi="Nirmala UI" w:cs="Nirmala UI"/>
         </w:rPr>
         <w:t>একই</w:t>
       </w:r>
-      <w:proofErr w:type="spellEnd"/>
-      <w:r>
-        <w:t xml:space="preserve"> </w:t>
-      </w:r>
-      <w:proofErr w:type="spellStart"/>
+      <w:r>
+        <w:t xml:space="preserve"> </w:t>
+      </w:r>
       <w:r>
         <w:rPr>
           <w:rFonts w:ascii="Nirmala UI" w:hAnsi="Nirmala UI" w:cs="Nirmala UI"/>
         </w:rPr>
         <w:t>সময়ে</w:t>
       </w:r>
-      <w:proofErr w:type="spellEnd"/>
-      <w:r>
-        <w:t xml:space="preserve"> </w:t>
-      </w:r>
-      <w:proofErr w:type="spellStart"/>
+      <w:r>
+        <w:t xml:space="preserve"> </w:t>
+      </w:r>
       <w:r>
         <w:rPr>
           <w:rFonts w:ascii="Nirmala UI" w:hAnsi="Nirmala UI" w:cs="Nirmala UI"/>
         </w:rPr>
         <w:t>অন্যটি</w:t>
       </w:r>
-      <w:proofErr w:type="spellEnd"/>
-      <w:r>
-        <w:t xml:space="preserve"> </w:t>
-      </w:r>
-      <w:proofErr w:type="spellStart"/>
+      <w:r>
+        <w:t xml:space="preserve"> </w:t>
+      </w:r>
       <w:r>
         <w:rPr>
           <w:rFonts w:ascii="Nirmala UI" w:hAnsi="Nirmala UI" w:cs="Nirmala UI"/>
         </w:rPr>
         <w:t>সেই</w:t>
       </w:r>
-      <w:proofErr w:type="spellEnd"/>
       <w:r>
         <w:t xml:space="preserve"> Data </w:t>
       </w:r>
-      <w:proofErr w:type="spellStart"/>
       <w:r>
         <w:rPr>
           <w:rFonts w:ascii="Nirmala UI" w:hAnsi="Nirmala UI" w:cs="Nirmala UI"/>
         </w:rPr>
         <w:t>পরিবর্তন</w:t>
       </w:r>
-      <w:proofErr w:type="spellEnd"/>
-      <w:r>
-        <w:t xml:space="preserve"> </w:t>
-      </w:r>
-      <w:proofErr w:type="spellStart"/>
-      <w:r>
-        <w:rPr>
-          <w:rFonts w:ascii="Nirmala UI" w:hAnsi="Nirmala UI" w:cs="Nirmala UI"/>
-        </w:rPr>
-        <w:t>করছে</w:t>
-      </w:r>
-      <w:proofErr w:type="spellEnd"/>
-      <w:r>
-        <w:rPr>
-          <w:rFonts w:ascii="Nirmala UI" w:hAnsi="Nirmala UI" w:cs="Nirmala UI"/>
-        </w:rPr>
-        <w:t>।</w:t>
+      <w:r>
+        <w:t xml:space="preserve"> </w:t>
+      </w:r>
+      <w:r>
+        <w:rPr>
+          <w:rFonts w:ascii="Nirmala UI" w:hAnsi="Nirmala UI" w:cs="Nirmala UI"/>
+        </w:rPr>
+        <w:t>করছে।</w:t>
       </w:r>
     </w:p>
     <w:p>
@@ -8686,7 +7877,6 @@
       <w:pPr>
         <w:pStyle w:val="NormalWeb"/>
       </w:pPr>
-      <w:proofErr w:type="spellStart"/>
       <w:r>
         <w:rPr>
           <w:rStyle w:val="Strong"/>
@@ -8694,7 +7884,6 @@
         </w:rPr>
         <w:t>বাংলায়</w:t>
       </w:r>
-      <w:proofErr w:type="spellEnd"/>
       <w:r>
         <w:rPr>
           <w:rStyle w:val="Strong"/>
@@ -8704,85 +7893,65 @@
       <w:r>
         <w:br/>
       </w:r>
-      <w:proofErr w:type="spellStart"/>
       <w:r>
         <w:rPr>
           <w:rFonts w:ascii="Nirmala UI" w:hAnsi="Nirmala UI" w:cs="Nirmala UI"/>
         </w:rPr>
         <w:t>একটি</w:t>
       </w:r>
-      <w:proofErr w:type="spellEnd"/>
       <w:r>
         <w:t xml:space="preserve"> Transaction Data </w:t>
       </w:r>
-      <w:proofErr w:type="spellStart"/>
       <w:r>
         <w:rPr>
           <w:rFonts w:ascii="Nirmala UI" w:hAnsi="Nirmala UI" w:cs="Nirmala UI"/>
         </w:rPr>
         <w:t>পড়ার</w:t>
       </w:r>
-      <w:proofErr w:type="spellEnd"/>
-      <w:r>
-        <w:t xml:space="preserve"> </w:t>
-      </w:r>
-      <w:proofErr w:type="spellStart"/>
+      <w:r>
+        <w:t xml:space="preserve"> </w:t>
+      </w:r>
       <w:r>
         <w:rPr>
           <w:rFonts w:ascii="Nirmala UI" w:hAnsi="Nirmala UI" w:cs="Nirmala UI"/>
         </w:rPr>
         <w:t>সময়</w:t>
       </w:r>
-      <w:proofErr w:type="spellEnd"/>
-      <w:r>
-        <w:t xml:space="preserve"> </w:t>
-      </w:r>
-      <w:proofErr w:type="spellStart"/>
+      <w:r>
+        <w:t xml:space="preserve"> </w:t>
+      </w:r>
       <w:r>
         <w:rPr>
           <w:rFonts w:ascii="Nirmala UI" w:hAnsi="Nirmala UI" w:cs="Nirmala UI"/>
         </w:rPr>
         <w:t>অন্য</w:t>
       </w:r>
-      <w:proofErr w:type="spellEnd"/>
       <w:r>
         <w:t xml:space="preserve"> Transaction </w:t>
       </w:r>
-      <w:proofErr w:type="spellStart"/>
       <w:r>
         <w:rPr>
           <w:rFonts w:ascii="Nirmala UI" w:hAnsi="Nirmala UI" w:cs="Nirmala UI"/>
         </w:rPr>
         <w:t>নতুন</w:t>
       </w:r>
-      <w:proofErr w:type="spellEnd"/>
       <w:r>
         <w:t xml:space="preserve"> Record </w:t>
       </w:r>
-      <w:proofErr w:type="spellStart"/>
       <w:r>
         <w:rPr>
           <w:rFonts w:ascii="Nirmala UI" w:hAnsi="Nirmala UI" w:cs="Nirmala UI"/>
         </w:rPr>
         <w:t>যোগ</w:t>
       </w:r>
-      <w:proofErr w:type="spellEnd"/>
-      <w:r>
-        <w:t xml:space="preserve"> </w:t>
-      </w:r>
-      <w:proofErr w:type="spellStart"/>
-      <w:r>
-        <w:rPr>
-          <w:rFonts w:ascii="Nirmala UI" w:hAnsi="Nirmala UI" w:cs="Nirmala UI"/>
-        </w:rPr>
-        <w:t>করে</w:t>
-      </w:r>
-      <w:proofErr w:type="spellEnd"/>
-      <w:r>
-        <w:rPr>
-          <w:rFonts w:ascii="Nirmala UI" w:hAnsi="Nirmala UI" w:cs="Nirmala UI"/>
-        </w:rPr>
-        <w:t>।</w:t>
+      <w:r>
+        <w:t xml:space="preserve"> </w:t>
+      </w:r>
+      <w:r>
+        <w:rPr>
+          <w:rFonts w:ascii="Nirmala UI" w:hAnsi="Nirmala UI" w:cs="Nirmala UI"/>
+        </w:rPr>
+        <w:t>করে।</w:t>
       </w:r>
     </w:p>
     <w:p>
@@ -8880,8 +8049,6 @@
         </w:rPr>
         <w:t>5. Multiple-Copy Consistency Problem</w:t>
       </w:r>
-      <w:bookmarkStart w:id="0" w:name="_GoBack"/>
-      <w:bookmarkEnd w:id="0"/>
     </w:p>
     <w:p>
       <w:pPr>
@@ -8913,7 +8080,6 @@
       <w:pPr>
         <w:pStyle w:val="NormalWeb"/>
       </w:pPr>
-      <w:proofErr w:type="spellStart"/>
       <w:r>
         <w:rPr>
           <w:rStyle w:val="Strong"/>
@@ -8921,7 +8087,6 @@
         </w:rPr>
         <w:t>বাংলায়</w:t>
       </w:r>
-      <w:proofErr w:type="spellEnd"/>
       <w:r>
         <w:rPr>
           <w:rStyle w:val="Strong"/>
@@ -8931,118 +8096,92 @@
       <w:r>
         <w:br/>
       </w:r>
-      <w:proofErr w:type="spellStart"/>
       <w:r>
         <w:rPr>
           <w:rFonts w:ascii="Nirmala UI" w:hAnsi="Nirmala UI" w:cs="Nirmala UI"/>
         </w:rPr>
         <w:t>একই</w:t>
       </w:r>
-      <w:proofErr w:type="spellEnd"/>
       <w:r>
         <w:t xml:space="preserve"> Data-</w:t>
       </w:r>
-      <w:proofErr w:type="spellStart"/>
       <w:r>
         <w:rPr>
           <w:rFonts w:ascii="Nirmala UI" w:hAnsi="Nirmala UI" w:cs="Nirmala UI"/>
         </w:rPr>
         <w:t>এর</w:t>
       </w:r>
-      <w:proofErr w:type="spellEnd"/>
-      <w:r>
-        <w:t xml:space="preserve"> </w:t>
-      </w:r>
-      <w:proofErr w:type="spellStart"/>
+      <w:r>
+        <w:t xml:space="preserve"> </w:t>
+      </w:r>
       <w:r>
         <w:rPr>
           <w:rFonts w:ascii="Nirmala UI" w:hAnsi="Nirmala UI" w:cs="Nirmala UI"/>
         </w:rPr>
         <w:t>অনেক</w:t>
       </w:r>
-      <w:proofErr w:type="spellEnd"/>
       <w:r>
         <w:t xml:space="preserve"> Copy </w:t>
       </w:r>
-      <w:proofErr w:type="spellStart"/>
       <w:r>
         <w:rPr>
           <w:rFonts w:ascii="Nirmala UI" w:hAnsi="Nirmala UI" w:cs="Nirmala UI"/>
         </w:rPr>
         <w:t>থাকলেও</w:t>
       </w:r>
-      <w:proofErr w:type="spellEnd"/>
-      <w:r>
-        <w:t xml:space="preserve"> </w:t>
-      </w:r>
-      <w:proofErr w:type="spellStart"/>
+      <w:r>
+        <w:t xml:space="preserve"> </w:t>
+      </w:r>
       <w:r>
         <w:rPr>
           <w:rFonts w:ascii="Nirmala UI" w:hAnsi="Nirmala UI" w:cs="Nirmala UI"/>
         </w:rPr>
         <w:t>সব</w:t>
       </w:r>
-      <w:proofErr w:type="spellEnd"/>
       <w:r>
         <w:t xml:space="preserve"> Copy </w:t>
       </w:r>
-      <w:proofErr w:type="spellStart"/>
       <w:r>
         <w:rPr>
           <w:rFonts w:ascii="Nirmala UI" w:hAnsi="Nirmala UI" w:cs="Nirmala UI"/>
         </w:rPr>
         <w:t>একসাথে</w:t>
       </w:r>
-      <w:proofErr w:type="spellEnd"/>
       <w:r>
         <w:t xml:space="preserve"> Update </w:t>
       </w:r>
-      <w:proofErr w:type="spellStart"/>
       <w:r>
         <w:rPr>
           <w:rFonts w:ascii="Nirmala UI" w:hAnsi="Nirmala UI" w:cs="Nirmala UI"/>
         </w:rPr>
         <w:t>না</w:t>
       </w:r>
-      <w:proofErr w:type="spellEnd"/>
-      <w:r>
-        <w:t xml:space="preserve"> </w:t>
-      </w:r>
-      <w:proofErr w:type="spellStart"/>
+      <w:r>
+        <w:t xml:space="preserve"> </w:t>
+      </w:r>
       <w:r>
         <w:rPr>
           <w:rFonts w:ascii="Nirmala UI" w:hAnsi="Nirmala UI" w:cs="Nirmala UI"/>
         </w:rPr>
         <w:t>হলে</w:t>
       </w:r>
-      <w:proofErr w:type="spellEnd"/>
-      <w:r>
-        <w:t xml:space="preserve"> </w:t>
-      </w:r>
-      <w:proofErr w:type="spellStart"/>
+      <w:r>
+        <w:t xml:space="preserve"> </w:t>
+      </w:r>
       <w:r>
         <w:rPr>
           <w:rFonts w:ascii="Nirmala UI" w:hAnsi="Nirmala UI" w:cs="Nirmala UI"/>
         </w:rPr>
         <w:t>সমস্যা</w:t>
       </w:r>
-      <w:proofErr w:type="spellEnd"/>
-      <w:r>
-        <w:t xml:space="preserve"> </w:t>
-      </w:r>
-      <w:proofErr w:type="spellStart"/>
-      <w:r>
-        <w:rPr>
-          <w:rFonts w:ascii="Nirmala UI" w:hAnsi="Nirmala UI" w:cs="Nirmala UI"/>
-        </w:rPr>
-        <w:t>হয়</w:t>
-      </w:r>
-      <w:proofErr w:type="spellEnd"/>
-      <w:r>
-        <w:rPr>
-          <w:rFonts w:ascii="Nirmala UI" w:hAnsi="Nirmala UI" w:cs="Nirmala UI"/>
-        </w:rPr>
-        <w:t>।</w:t>
+      <w:r>
+        <w:t xml:space="preserve"> </w:t>
+      </w:r>
+      <w:r>
+        <w:rPr>
+          <w:rFonts w:ascii="Nirmala UI" w:hAnsi="Nirmala UI" w:cs="Nirmala UI"/>
+        </w:rPr>
+        <w:t>হয়।</w:t>
       </w:r>
     </w:p>
     <w:p>
@@ -9086,13 +8225,8 @@
         </w:numPr>
         <w:spacing w:before="100" w:beforeAutospacing="1" w:after="100" w:afterAutospacing="1" w:line="240" w:lineRule="auto"/>
       </w:pPr>
-      <w:proofErr w:type="spellStart"/>
-      <w:r>
-        <w:t>Chattogram</w:t>
-      </w:r>
-      <w:proofErr w:type="spellEnd"/>
-      <w:r>
-        <w:t xml:space="preserve"> Server </w:t>
+      <w:r>
+        <w:t xml:space="preserve">Chattogram Server </w:t>
       </w:r>
     </w:p>
     <w:p>
@@ -9108,15 +8242,7 @@
         <w:pStyle w:val="NormalWeb"/>
       </w:pPr>
       <w:r>
-        <w:t xml:space="preserve">The </w:t>
-      </w:r>
-      <w:proofErr w:type="spellStart"/>
-      <w:r>
-        <w:t>Chattogram</w:t>
-      </w:r>
-      <w:proofErr w:type="spellEnd"/>
-      <w:r>
-        <w:t xml:space="preserve"> copy remains old.</w:t>
+        <w:t>The Chattogram copy remains old.</w:t>
       </w:r>
     </w:p>
     <w:p>
@@ -9135,6 +8261,849 @@
       <w:r>
         <w:t>.</w:t>
       </w:r>
+    </w:p>
+    <w:p>
+      <w:pPr>
+        <w:pStyle w:val="NormalWeb"/>
+      </w:pPr>
+    </w:p>
+    <w:p>
+      <w:pPr>
+        <w:pStyle w:val="Heading1"/>
+        <w:rPr>
+          <w:color w:val="FF0000"/>
+          <w:u w:val="single"/>
+        </w:rPr>
+      </w:pPr>
+      <w:r>
+        <w:rPr>
+          <w:rStyle w:val="Strong"/>
+          <w:bCs w:val="0"/>
+          <w:color w:val="FF0000"/>
+          <w:u w:val="single"/>
+        </w:rPr>
+        <w:lastRenderedPageBreak/>
+        <w:t>Locking-base</w:t>
+      </w:r>
+      <w:r>
+        <w:rPr>
+          <w:rStyle w:val="Strong"/>
+          <w:bCs w:val="0"/>
+          <w:color w:val="FF0000"/>
+          <w:u w:val="single"/>
+        </w:rPr>
+        <w:t>d Concurrency Control Protocols</w:t>
+      </w:r>
+    </w:p>
+    <w:p>
+      <w:pPr>
+        <w:spacing w:before="100" w:beforeAutospacing="1" w:after="100" w:afterAutospacing="1"/>
+      </w:pPr>
+      <w:r>
+        <w:rPr>
+          <w:rStyle w:val="Strong"/>
+        </w:rPr>
+        <w:t>Locking-based Concurrency Control Protocol</w:t>
+      </w:r>
+      <w:r>
+        <w:t xml:space="preserve"> is a method used in </w:t>
+      </w:r>
+      <w:r>
+        <w:rPr>
+          <w:rStyle w:val="Strong"/>
+        </w:rPr>
+        <w:t>Distributed Database Management System (DDBMS)</w:t>
+      </w:r>
+      <w:r>
+        <w:t xml:space="preserve"> to control the simultaneous access of data. Before accessing any data item, a transaction must obtain a </w:t>
+      </w:r>
+      <w:r>
+        <w:rPr>
+          <w:rStyle w:val="Strong"/>
+        </w:rPr>
+        <w:t>lock</w:t>
+      </w:r>
+      <w:r>
+        <w:t xml:space="preserve"> on that data item. This lock prevents other transactions from modifying the same data and helps maintain </w:t>
+      </w:r>
+      <w:r>
+        <w:rPr>
+          <w:rStyle w:val="Strong"/>
+        </w:rPr>
+        <w:t>data consistency</w:t>
+      </w:r>
+      <w:r>
+        <w:t>.</w:t>
+      </w:r>
+    </w:p>
+    <w:p>
+      <w:pPr>
+        <w:pStyle w:val="Heading3"/>
+      </w:pPr>
+      <w:r>
+        <w:rPr>
+          <w:rStyle w:val="Strong"/>
+          <w:b/>
+          <w:bCs/>
+        </w:rPr>
+        <w:t>Easy Definition (1 Line)</w:t>
+      </w:r>
+    </w:p>
+    <w:p>
+      <w:pPr>
+        <w:pStyle w:val="NormalWeb"/>
+      </w:pPr>
+      <w:r>
+        <w:rPr>
+          <w:rStyle w:val="Strong"/>
+        </w:rPr>
+        <w:t>A Lock is a mechanism that controls access to data by allowing a transaction to lock the data before reading or writing it.</w:t>
+      </w:r>
+    </w:p>
+    <w:p>
+      <w:pPr>
+        <w:pStyle w:val="Heading3"/>
+      </w:pPr>
+      <w:r>
+        <w:rPr>
+          <w:rStyle w:val="Strong"/>
+          <w:rFonts w:ascii="Nirmala UI" w:hAnsi="Nirmala UI" w:cs="Nirmala UI"/>
+          <w:b/>
+          <w:bCs/>
+        </w:rPr>
+        <w:t>বাংলায়</w:t>
+      </w:r>
+    </w:p>
+    <w:p>
+      <w:pPr>
+        <w:pStyle w:val="NormalWeb"/>
+      </w:pPr>
+      <w:r>
+        <w:rPr>
+          <w:rStyle w:val="Strong"/>
+        </w:rPr>
+        <w:t xml:space="preserve">Lock </w:t>
+      </w:r>
+      <w:r>
+        <w:rPr>
+          <w:rStyle w:val="Strong"/>
+          <w:rFonts w:ascii="Nirmala UI" w:hAnsi="Nirmala UI" w:cs="Nirmala UI"/>
+        </w:rPr>
+        <w:t>হলো</w:t>
+      </w:r>
+      <w:r>
+        <w:rPr>
+          <w:rStyle w:val="Strong"/>
+        </w:rPr>
+        <w:t xml:space="preserve"> </w:t>
+      </w:r>
+      <w:r>
+        <w:rPr>
+          <w:rStyle w:val="Strong"/>
+          <w:rFonts w:ascii="Nirmala UI" w:hAnsi="Nirmala UI" w:cs="Nirmala UI"/>
+        </w:rPr>
+        <w:t>এমন</w:t>
+      </w:r>
+      <w:r>
+        <w:rPr>
+          <w:rStyle w:val="Strong"/>
+        </w:rPr>
+        <w:t xml:space="preserve"> </w:t>
+      </w:r>
+      <w:r>
+        <w:rPr>
+          <w:rStyle w:val="Strong"/>
+          <w:rFonts w:ascii="Nirmala UI" w:hAnsi="Nirmala UI" w:cs="Nirmala UI"/>
+        </w:rPr>
+        <w:t>একটি</w:t>
+      </w:r>
+      <w:r>
+        <w:rPr>
+          <w:rStyle w:val="Strong"/>
+        </w:rPr>
+        <w:t xml:space="preserve"> </w:t>
+      </w:r>
+      <w:r>
+        <w:rPr>
+          <w:rStyle w:val="Strong"/>
+          <w:rFonts w:ascii="Nirmala UI" w:hAnsi="Nirmala UI" w:cs="Nirmala UI"/>
+        </w:rPr>
+        <w:t>ব্যবস্থা</w:t>
+      </w:r>
+      <w:r>
+        <w:rPr>
+          <w:rStyle w:val="Strong"/>
+        </w:rPr>
+        <w:t xml:space="preserve">, </w:t>
+      </w:r>
+      <w:r>
+        <w:rPr>
+          <w:rStyle w:val="Strong"/>
+          <w:rFonts w:ascii="Nirmala UI" w:hAnsi="Nirmala UI" w:cs="Nirmala UI"/>
+        </w:rPr>
+        <w:t>যা</w:t>
+      </w:r>
+      <w:r>
+        <w:rPr>
+          <w:rStyle w:val="Strong"/>
+        </w:rPr>
+        <w:t xml:space="preserve"> </w:t>
+      </w:r>
+      <w:r>
+        <w:rPr>
+          <w:rStyle w:val="Strong"/>
+          <w:rFonts w:ascii="Nirmala UI" w:hAnsi="Nirmala UI" w:cs="Nirmala UI"/>
+        </w:rPr>
+        <w:t>কোনো</w:t>
+      </w:r>
+      <w:r>
+        <w:rPr>
+          <w:rStyle w:val="Strong"/>
+        </w:rPr>
+        <w:t xml:space="preserve"> Transaction-</w:t>
+      </w:r>
+      <w:r>
+        <w:rPr>
+          <w:rStyle w:val="Strong"/>
+          <w:rFonts w:ascii="Nirmala UI" w:hAnsi="Nirmala UI" w:cs="Nirmala UI"/>
+        </w:rPr>
+        <w:t>কে</w:t>
+      </w:r>
+      <w:r>
+        <w:rPr>
+          <w:rStyle w:val="Strong"/>
+        </w:rPr>
+        <w:t xml:space="preserve"> Data </w:t>
+      </w:r>
+      <w:r>
+        <w:rPr>
+          <w:rStyle w:val="Strong"/>
+          <w:rFonts w:ascii="Nirmala UI" w:hAnsi="Nirmala UI" w:cs="Nirmala UI"/>
+        </w:rPr>
+        <w:t>পড়া</w:t>
+      </w:r>
+      <w:r>
+        <w:rPr>
+          <w:rStyle w:val="Strong"/>
+        </w:rPr>
+        <w:t xml:space="preserve"> </w:t>
+      </w:r>
+      <w:r>
+        <w:rPr>
+          <w:rStyle w:val="Strong"/>
+          <w:rFonts w:ascii="Nirmala UI" w:hAnsi="Nirmala UI" w:cs="Nirmala UI"/>
+        </w:rPr>
+        <w:t>বা</w:t>
+      </w:r>
+      <w:r>
+        <w:rPr>
+          <w:rStyle w:val="Strong"/>
+        </w:rPr>
+        <w:t xml:space="preserve"> </w:t>
+      </w:r>
+      <w:r>
+        <w:rPr>
+          <w:rStyle w:val="Strong"/>
+          <w:rFonts w:ascii="Nirmala UI" w:hAnsi="Nirmala UI" w:cs="Nirmala UI"/>
+        </w:rPr>
+        <w:t>পরিবর্তন</w:t>
+      </w:r>
+      <w:r>
+        <w:rPr>
+          <w:rStyle w:val="Strong"/>
+        </w:rPr>
+        <w:t xml:space="preserve"> </w:t>
+      </w:r>
+      <w:r>
+        <w:rPr>
+          <w:rStyle w:val="Strong"/>
+          <w:rFonts w:ascii="Nirmala UI" w:hAnsi="Nirmala UI" w:cs="Nirmala UI"/>
+        </w:rPr>
+        <w:t>করার</w:t>
+      </w:r>
+      <w:r>
+        <w:rPr>
+          <w:rStyle w:val="Strong"/>
+        </w:rPr>
+        <w:t xml:space="preserve"> </w:t>
+      </w:r>
+      <w:r>
+        <w:rPr>
+          <w:rStyle w:val="Strong"/>
+          <w:rFonts w:ascii="Nirmala UI" w:hAnsi="Nirmala UI" w:cs="Nirmala UI"/>
+        </w:rPr>
+        <w:t>আগে</w:t>
+      </w:r>
+      <w:r>
+        <w:rPr>
+          <w:rStyle w:val="Strong"/>
+        </w:rPr>
+        <w:t xml:space="preserve"> </w:t>
+      </w:r>
+      <w:r>
+        <w:rPr>
+          <w:rStyle w:val="Strong"/>
+          <w:rFonts w:ascii="Nirmala UI" w:hAnsi="Nirmala UI" w:cs="Nirmala UI"/>
+        </w:rPr>
+        <w:t>অনুমতি</w:t>
+      </w:r>
+      <w:r>
+        <w:rPr>
+          <w:rStyle w:val="Strong"/>
+        </w:rPr>
+        <w:t xml:space="preserve"> (Lock) </w:t>
+      </w:r>
+      <w:r>
+        <w:rPr>
+          <w:rStyle w:val="Strong"/>
+          <w:rFonts w:ascii="Nirmala UI" w:hAnsi="Nirmala UI" w:cs="Nirmala UI"/>
+        </w:rPr>
+        <w:t>নিতে</w:t>
+      </w:r>
+      <w:r>
+        <w:rPr>
+          <w:rStyle w:val="Strong"/>
+        </w:rPr>
+        <w:t xml:space="preserve"> </w:t>
+      </w:r>
+      <w:r>
+        <w:rPr>
+          <w:rStyle w:val="Strong"/>
+          <w:rFonts w:ascii="Nirmala UI" w:hAnsi="Nirmala UI" w:cs="Nirmala UI"/>
+        </w:rPr>
+        <w:t>বাধ্য</w:t>
+      </w:r>
+      <w:r>
+        <w:rPr>
+          <w:rStyle w:val="Strong"/>
+        </w:rPr>
+        <w:t xml:space="preserve"> </w:t>
+      </w:r>
+      <w:r>
+        <w:rPr>
+          <w:rStyle w:val="Strong"/>
+          <w:rFonts w:ascii="Nirmala UI" w:hAnsi="Nirmala UI" w:cs="Nirmala UI"/>
+        </w:rPr>
+        <w:t>করে</w:t>
+      </w:r>
+      <w:r>
+        <w:rPr>
+          <w:rStyle w:val="Strong"/>
+        </w:rPr>
+        <w:t xml:space="preserve">, </w:t>
+      </w:r>
+      <w:r>
+        <w:rPr>
+          <w:rStyle w:val="Strong"/>
+          <w:rFonts w:ascii="Nirmala UI" w:hAnsi="Nirmala UI" w:cs="Nirmala UI"/>
+        </w:rPr>
+        <w:t>যাতে</w:t>
+      </w:r>
+      <w:r>
+        <w:rPr>
+          <w:rStyle w:val="Strong"/>
+        </w:rPr>
+        <w:t xml:space="preserve"> Data </w:t>
+      </w:r>
+      <w:r>
+        <w:rPr>
+          <w:rStyle w:val="Strong"/>
+          <w:rFonts w:ascii="Nirmala UI" w:hAnsi="Nirmala UI" w:cs="Nirmala UI"/>
+        </w:rPr>
+        <w:t>ভুল</w:t>
+      </w:r>
+      <w:r>
+        <w:rPr>
+          <w:rStyle w:val="Strong"/>
+        </w:rPr>
+        <w:t xml:space="preserve"> </w:t>
+      </w:r>
+      <w:r>
+        <w:rPr>
+          <w:rStyle w:val="Strong"/>
+          <w:rFonts w:ascii="Nirmala UI" w:hAnsi="Nirmala UI" w:cs="Nirmala UI"/>
+        </w:rPr>
+        <w:t>না</w:t>
+      </w:r>
+      <w:r>
+        <w:rPr>
+          <w:rStyle w:val="Strong"/>
+        </w:rPr>
+        <w:t xml:space="preserve"> </w:t>
+      </w:r>
+      <w:r>
+        <w:rPr>
+          <w:rStyle w:val="Strong"/>
+          <w:rFonts w:ascii="Nirmala UI" w:hAnsi="Nirmala UI" w:cs="Nirmala UI"/>
+        </w:rPr>
+        <w:t>হয়।</w:t>
+      </w:r>
+    </w:p>
+    <w:p>
+      <w:pPr>
+        <w:pStyle w:val="Heading1"/>
+        <w:rPr>
+          <w:color w:val="FF0000"/>
+        </w:rPr>
+      </w:pPr>
+      <w:r>
+        <w:rPr>
+          <w:rStyle w:val="Strong"/>
+          <w:bCs w:val="0"/>
+          <w:color w:val="FF0000"/>
+        </w:rPr>
+        <w:t>Easy Example</w:t>
+      </w:r>
+    </w:p>
+    <w:p>
+      <w:pPr>
+        <w:pStyle w:val="NormalWeb"/>
+      </w:pPr>
+      <w:r>
+        <w:t xml:space="preserve">Suppose </w:t>
+      </w:r>
+      <w:r>
+        <w:rPr>
+          <w:rStyle w:val="Strong"/>
+        </w:rPr>
+        <w:t>Rahim</w:t>
+      </w:r>
+      <w:r>
+        <w:t xml:space="preserve"> wants to update a student's marks.</w:t>
+      </w:r>
+    </w:p>
+    <w:p>
+      <w:pPr>
+        <w:pStyle w:val="NormalWeb"/>
+      </w:pPr>
+      <w:r>
+        <w:t xml:space="preserve">Before updating, Rahim gets a </w:t>
+      </w:r>
+      <w:r>
+        <w:rPr>
+          <w:rStyle w:val="Strong"/>
+        </w:rPr>
+        <w:t>lock</w:t>
+      </w:r>
+      <w:r>
+        <w:t xml:space="preserve"> on that record.</w:t>
+      </w:r>
+    </w:p>
+    <w:p>
+      <w:pPr>
+        <w:pStyle w:val="NormalWeb"/>
+      </w:pPr>
+      <w:r>
+        <w:t xml:space="preserve">Now </w:t>
+      </w:r>
+      <w:r>
+        <w:rPr>
+          <w:rStyle w:val="Strong"/>
+        </w:rPr>
+        <w:t>Karim</w:t>
+      </w:r>
+      <w:r>
+        <w:t xml:space="preserve"> cannot update the same record until Rahim finishes.</w:t>
+      </w:r>
+    </w:p>
+    <w:p>
+      <w:pPr>
+        <w:pStyle w:val="NormalWeb"/>
+      </w:pPr>
+      <w:r>
+        <w:rPr>
+          <w:rStyle w:val="Strong"/>
+          <w:rFonts w:ascii="Nirmala UI" w:hAnsi="Nirmala UI" w:cs="Nirmala UI"/>
+        </w:rPr>
+        <w:t>বাংলায়</w:t>
+      </w:r>
+      <w:r>
+        <w:rPr>
+          <w:rStyle w:val="Strong"/>
+        </w:rPr>
+        <w:t>:</w:t>
+      </w:r>
+      <w:r>
+        <w:br/>
+      </w:r>
+      <w:r>
+        <w:rPr>
+          <w:rFonts w:ascii="Nirmala UI" w:hAnsi="Nirmala UI" w:cs="Nirmala UI"/>
+        </w:rPr>
+        <w:t>রাহিম</w:t>
+      </w:r>
+      <w:r>
+        <w:t xml:space="preserve"> </w:t>
+      </w:r>
+      <w:r>
+        <w:rPr>
+          <w:rFonts w:ascii="Nirmala UI" w:hAnsi="Nirmala UI" w:cs="Nirmala UI"/>
+        </w:rPr>
+        <w:t>আগে</w:t>
+      </w:r>
+      <w:r>
+        <w:t xml:space="preserve"> Lock </w:t>
+      </w:r>
+      <w:r>
+        <w:rPr>
+          <w:rFonts w:ascii="Nirmala UI" w:hAnsi="Nirmala UI" w:cs="Nirmala UI"/>
+        </w:rPr>
+        <w:t>নেয়</w:t>
+      </w:r>
+      <w:r>
+        <w:t xml:space="preserve">, </w:t>
+      </w:r>
+      <w:r>
+        <w:rPr>
+          <w:rFonts w:ascii="Nirmala UI" w:hAnsi="Nirmala UI" w:cs="Nirmala UI"/>
+        </w:rPr>
+        <w:t>তাই</w:t>
+      </w:r>
+      <w:r>
+        <w:t xml:space="preserve"> </w:t>
+      </w:r>
+      <w:r>
+        <w:rPr>
+          <w:rFonts w:ascii="Nirmala UI" w:hAnsi="Nirmala UI" w:cs="Nirmala UI"/>
+        </w:rPr>
+        <w:t>করিমকে</w:t>
+      </w:r>
+      <w:r>
+        <w:t xml:space="preserve"> </w:t>
+      </w:r>
+      <w:r>
+        <w:rPr>
+          <w:rFonts w:ascii="Nirmala UI" w:hAnsi="Nirmala UI" w:cs="Nirmala UI"/>
+        </w:rPr>
+        <w:t>অপেক্ষা</w:t>
+      </w:r>
+      <w:r>
+        <w:t xml:space="preserve"> </w:t>
+      </w:r>
+      <w:r>
+        <w:rPr>
+          <w:rFonts w:ascii="Nirmala UI" w:hAnsi="Nirmala UI" w:cs="Nirmala UI"/>
+        </w:rPr>
+        <w:t>করতে</w:t>
+      </w:r>
+      <w:r>
+        <w:t xml:space="preserve"> </w:t>
+      </w:r>
+      <w:r>
+        <w:rPr>
+          <w:rFonts w:ascii="Nirmala UI" w:hAnsi="Nirmala UI" w:cs="Nirmala UI"/>
+        </w:rPr>
+        <w:t>হয়।</w:t>
+      </w:r>
+    </w:p>
+    <w:p>
+      <w:pPr>
+        <w:pStyle w:val="Heading1"/>
+        <w:rPr>
+          <w:color w:val="FF0000"/>
+        </w:rPr>
+      </w:pPr>
+      <w:r>
+        <w:rPr>
+          <w:rStyle w:val="Strong"/>
+          <w:bCs w:val="0"/>
+          <w:color w:val="FF0000"/>
+        </w:rPr>
+        <w:t>Types of Locks</w:t>
+      </w:r>
+    </w:p>
+    <w:p>
+      <w:pPr>
+        <w:pStyle w:val="NormalWeb"/>
+      </w:pPr>
+      <w:r>
+        <w:t xml:space="preserve">There are </w:t>
+      </w:r>
+      <w:r>
+        <w:rPr>
+          <w:rStyle w:val="Strong"/>
+        </w:rPr>
+        <w:t>two types of locks</w:t>
+      </w:r>
+      <w:r>
+        <w:t>:</w:t>
+      </w:r>
+    </w:p>
+    <w:p>
+      <w:pPr>
+        <w:numPr>
+          <w:ilvl w:val="0"/>
+          <w:numId w:val="25"/>
+        </w:numPr>
+        <w:spacing w:before="100" w:beforeAutospacing="1" w:after="100" w:afterAutospacing="1" w:line="240" w:lineRule="auto"/>
+      </w:pPr>
+      <w:r>
+        <w:rPr>
+          <w:rStyle w:val="Strong"/>
+        </w:rPr>
+        <w:t>Read Lock (Shared Lock)</w:t>
+      </w:r>
+      <w:r>
+        <w:t xml:space="preserve"> </w:t>
+      </w:r>
+    </w:p>
+    <w:p>
+      <w:pPr>
+        <w:numPr>
+          <w:ilvl w:val="0"/>
+          <w:numId w:val="25"/>
+        </w:numPr>
+        <w:spacing w:before="100" w:beforeAutospacing="1" w:after="100" w:afterAutospacing="1" w:line="240" w:lineRule="auto"/>
+      </w:pPr>
+      <w:r>
+        <w:rPr>
+          <w:rStyle w:val="Strong"/>
+        </w:rPr>
+        <w:t>Write Lock (Exclusive Lock)</w:t>
+      </w:r>
+    </w:p>
+    <w:p>
+      <w:pPr>
+        <w:pStyle w:val="Heading1"/>
+      </w:pPr>
+      <w:r>
+        <w:rPr>
+          <w:rStyle w:val="Strong"/>
+          <w:b w:val="0"/>
+          <w:bCs w:val="0"/>
+        </w:rPr>
+        <w:t>1. Read Lock (Shared Lock)</w:t>
+      </w:r>
+    </w:p>
+    <w:p>
+      <w:pPr>
+        <w:pStyle w:val="Heading3"/>
+      </w:pPr>
+      <w:r>
+        <w:rPr>
+          <w:rStyle w:val="Strong"/>
+          <w:b/>
+          <w:bCs/>
+        </w:rPr>
+        <w:t>Definition</w:t>
+      </w:r>
+    </w:p>
+    <w:p>
+      <w:pPr>
+        <w:pStyle w:val="NormalWeb"/>
+      </w:pPr>
+      <w:r>
+        <w:t xml:space="preserve">A </w:t>
+      </w:r>
+      <w:r>
+        <w:rPr>
+          <w:rStyle w:val="Strong"/>
+        </w:rPr>
+        <w:t>Read Lock</w:t>
+      </w:r>
+      <w:r>
+        <w:t xml:space="preserve"> allows a transaction to </w:t>
+      </w:r>
+      <w:r>
+        <w:rPr>
+          <w:rStyle w:val="Strong"/>
+        </w:rPr>
+        <w:t>read</w:t>
+      </w:r>
+      <w:r>
+        <w:t xml:space="preserve"> the data but </w:t>
+      </w:r>
+      <w:r>
+        <w:rPr>
+          <w:rStyle w:val="Strong"/>
+        </w:rPr>
+        <w:t>cannot update</w:t>
+      </w:r>
+      <w:r>
+        <w:t xml:space="preserve"> it. At the same time, </w:t>
+      </w:r>
+      <w:r>
+        <w:rPr>
+          <w:rStyle w:val="Strong"/>
+        </w:rPr>
+        <w:t>other transactions are also allowed to read</w:t>
+      </w:r>
+      <w:r>
+        <w:t xml:space="preserve"> the same data because </w:t>
+      </w:r>
+      <w:r>
+        <w:rPr>
+          <w:rStyle w:val="Strong"/>
+        </w:rPr>
+        <w:t>read-read operations do not conflict</w:t>
+      </w:r>
+      <w:r>
+        <w:t>.</w:t>
+      </w:r>
+    </w:p>
+    <w:p>
+      <w:pPr>
+        <w:pStyle w:val="Heading3"/>
+      </w:pPr>
+      <w:r>
+        <w:rPr>
+          <w:rStyle w:val="Strong"/>
+          <w:rFonts w:ascii="Nirmala UI" w:hAnsi="Nirmala UI" w:cs="Nirmala UI"/>
+          <w:b/>
+          <w:bCs/>
+        </w:rPr>
+        <w:lastRenderedPageBreak/>
+        <w:t>বাংলায়</w:t>
+      </w:r>
+    </w:p>
+    <w:p>
+      <w:pPr>
+        <w:pStyle w:val="NormalWeb"/>
+      </w:pPr>
+      <w:r>
+        <w:t xml:space="preserve">Read Lock </w:t>
+      </w:r>
+      <w:r>
+        <w:rPr>
+          <w:rFonts w:ascii="Nirmala UI" w:hAnsi="Nirmala UI" w:cs="Nirmala UI"/>
+        </w:rPr>
+        <w:t>থাকলে</w:t>
+      </w:r>
+      <w:r>
+        <w:t xml:space="preserve"> </w:t>
+      </w:r>
+      <w:r>
+        <w:rPr>
+          <w:rFonts w:ascii="Nirmala UI" w:hAnsi="Nirmala UI" w:cs="Nirmala UI"/>
+        </w:rPr>
+        <w:t>শুধু</w:t>
+      </w:r>
+      <w:r>
+        <w:t xml:space="preserve"> Data </w:t>
+      </w:r>
+      <w:r>
+        <w:rPr>
+          <w:rFonts w:ascii="Nirmala UI" w:hAnsi="Nirmala UI" w:cs="Nirmala UI"/>
+        </w:rPr>
+        <w:t>পড়া</w:t>
+      </w:r>
+      <w:r>
+        <w:t xml:space="preserve"> </w:t>
+      </w:r>
+      <w:r>
+        <w:rPr>
+          <w:rFonts w:ascii="Nirmala UI" w:hAnsi="Nirmala UI" w:cs="Nirmala UI"/>
+        </w:rPr>
+        <w:t>যায়</w:t>
+      </w:r>
+      <w:r>
+        <w:t xml:space="preserve">, </w:t>
+      </w:r>
+      <w:r>
+        <w:rPr>
+          <w:rFonts w:ascii="Nirmala UI" w:hAnsi="Nirmala UI" w:cs="Nirmala UI"/>
+        </w:rPr>
+        <w:t>পরিবর্তন</w:t>
+      </w:r>
+      <w:r>
+        <w:t xml:space="preserve"> </w:t>
+      </w:r>
+      <w:r>
+        <w:rPr>
+          <w:rFonts w:ascii="Nirmala UI" w:hAnsi="Nirmala UI" w:cs="Nirmala UI"/>
+        </w:rPr>
+        <w:t>করা</w:t>
+      </w:r>
+      <w:r>
+        <w:t xml:space="preserve"> </w:t>
+      </w:r>
+      <w:r>
+        <w:rPr>
+          <w:rFonts w:ascii="Nirmala UI" w:hAnsi="Nirmala UI" w:cs="Nirmala UI"/>
+        </w:rPr>
+        <w:t>যায়</w:t>
+      </w:r>
+      <w:r>
+        <w:t xml:space="preserve"> </w:t>
+      </w:r>
+      <w:r>
+        <w:rPr>
+          <w:rFonts w:ascii="Nirmala UI" w:hAnsi="Nirmala UI" w:cs="Nirmala UI"/>
+        </w:rPr>
+        <w:t>না।</w:t>
+      </w:r>
+      <w:r>
+        <w:t xml:space="preserve"> </w:t>
+      </w:r>
+      <w:r>
+        <w:rPr>
+          <w:rFonts w:ascii="Nirmala UI" w:hAnsi="Nirmala UI" w:cs="Nirmala UI"/>
+        </w:rPr>
+        <w:t>একই</w:t>
+      </w:r>
+      <w:r>
+        <w:t xml:space="preserve"> Data </w:t>
+      </w:r>
+      <w:r>
+        <w:rPr>
+          <w:rFonts w:ascii="Nirmala UI" w:hAnsi="Nirmala UI" w:cs="Nirmala UI"/>
+        </w:rPr>
+        <w:t>অন্যরাও</w:t>
+      </w:r>
+      <w:r>
+        <w:t xml:space="preserve"> </w:t>
+      </w:r>
+      <w:r>
+        <w:rPr>
+          <w:rFonts w:ascii="Nirmala UI" w:hAnsi="Nirmala UI" w:cs="Nirmala UI"/>
+        </w:rPr>
+        <w:t>পড়তে</w:t>
+      </w:r>
+      <w:r>
+        <w:t xml:space="preserve"> </w:t>
+      </w:r>
+      <w:r>
+        <w:rPr>
+          <w:rFonts w:ascii="Nirmala UI" w:hAnsi="Nirmala UI" w:cs="Nirmala UI"/>
+        </w:rPr>
+        <w:t>পারে।</w:t>
+      </w:r>
+    </w:p>
+    <w:p>
+      <w:pPr>
+        <w:pStyle w:val="Heading3"/>
+      </w:pPr>
+      <w:r>
+        <w:rPr>
+          <w:rStyle w:val="Strong"/>
+          <w:b/>
+          <w:bCs/>
+        </w:rPr>
+        <w:t>Easy Example</w:t>
+      </w:r>
+    </w:p>
+    <w:p>
+      <w:pPr>
+        <w:pStyle w:val="NormalWeb"/>
+      </w:pPr>
+      <w:r>
+        <w:t>Three students check the same exam result at the same time.</w:t>
+      </w:r>
+    </w:p>
+    <w:p>
+      <w:pPr>
+        <w:pStyle w:val="NormalWeb"/>
+      </w:pPr>
+      <w:r>
+        <w:t>All of them can read the result because they are only reading.</w:t>
+      </w:r>
+    </w:p>
+    <w:p>
+      <w:pPr>
+        <w:pStyle w:val="NormalWeb"/>
+      </w:pPr>
+      <w:bookmarkStart w:id="0" w:name="_GoBack"/>
+      <w:bookmarkEnd w:id="0"/>
     </w:p>
     <w:sectPr>
       <w:pgSz w:w="12240" w:h="15840"/>
@@ -10797,6 +10766,119 @@
     </w:lvl>
   </w:abstractNum>
   <w:abstractNum w:abstractNumId="12" w15:restartNumberingAfterBreak="0">
+    <w:nsid w:val="3BF86C22"/>
+    <w:multiLevelType w:val="multilevel"/>
+    <w:tmpl w:val="23EC6700"/>
+    <w:lvl w:ilvl="0">
+      <w:start w:val="1"/>
+      <w:numFmt w:val="decimal"/>
+      <w:lvlText w:val="%1."/>
+      <w:lvlJc w:val="left"/>
+      <w:pPr>
+        <w:tabs>
+          <w:tab w:val="num" w:pos="720"/>
+        </w:tabs>
+        <w:ind w:left="720" w:hanging="360"/>
+      </w:pPr>
+    </w:lvl>
+    <w:lvl w:ilvl="1" w:tentative="1">
+      <w:start w:val="1"/>
+      <w:numFmt w:val="decimal"/>
+      <w:lvlText w:val="%2."/>
+      <w:lvlJc w:val="left"/>
+      <w:pPr>
+        <w:tabs>
+          <w:tab w:val="num" w:pos="1440"/>
+        </w:tabs>
+        <w:ind w:left="1440" w:hanging="360"/>
+      </w:pPr>
+    </w:lvl>
+    <w:lvl w:ilvl="2" w:tentative="1">
+      <w:start w:val="1"/>
+      <w:numFmt w:val="decimal"/>
+      <w:lvlText w:val="%3."/>
+      <w:lvlJc w:val="left"/>
+      <w:pPr>
+        <w:tabs>
+          <w:tab w:val="num" w:pos="2160"/>
+        </w:tabs>
+        <w:ind w:left="2160" w:hanging="360"/>
+      </w:pPr>
+    </w:lvl>
+    <w:lvl w:ilvl="3" w:tentative="1">
+      <w:start w:val="1"/>
+      <w:numFmt w:val="decimal"/>
+      <w:lvlText w:val="%4."/>
+      <w:lvlJc w:val="left"/>
+      <w:pPr>
+        <w:tabs>
+          <w:tab w:val="num" w:pos="2880"/>
+        </w:tabs>
+        <w:ind w:left="2880" w:hanging="360"/>
+      </w:pPr>
+    </w:lvl>
+    <w:lvl w:ilvl="4" w:tentative="1">
+      <w:start w:val="1"/>
+      <w:numFmt w:val="decimal"/>
+      <w:lvlText w:val="%5."/>
+      <w:lvlJc w:val="left"/>
+      <w:pPr>
+        <w:tabs>
+          <w:tab w:val="num" w:pos="3600"/>
+        </w:tabs>
+        <w:ind w:left="3600" w:hanging="360"/>
+      </w:pPr>
+    </w:lvl>
+    <w:lvl w:ilvl="5" w:tentative="1">
+      <w:start w:val="1"/>
+      <w:numFmt w:val="decimal"/>
+      <w:lvlText w:val="%6."/>
+      <w:lvlJc w:val="left"/>
+      <w:pPr>
+        <w:tabs>
+          <w:tab w:val="num" w:pos="4320"/>
+        </w:tabs>
+        <w:ind w:left="4320" w:hanging="360"/>
+      </w:pPr>
+    </w:lvl>
+    <w:lvl w:ilvl="6" w:tentative="1">
+      <w:start w:val="1"/>
+      <w:numFmt w:val="decimal"/>
+      <w:lvlText w:val="%7."/>
+      <w:lvlJc w:val="left"/>
+      <w:pPr>
+        <w:tabs>
+          <w:tab w:val="num" w:pos="5040"/>
+        </w:tabs>
+        <w:ind w:left="5040" w:hanging="360"/>
+      </w:pPr>
+    </w:lvl>
+    <w:lvl w:ilvl="7" w:tentative="1">
+      <w:start w:val="1"/>
+      <w:numFmt w:val="decimal"/>
+      <w:lvlText w:val="%8."/>
+      <w:lvlJc w:val="left"/>
+      <w:pPr>
+        <w:tabs>
+          <w:tab w:val="num" w:pos="5760"/>
+        </w:tabs>
+        <w:ind w:left="5760" w:hanging="360"/>
+      </w:pPr>
+    </w:lvl>
+    <w:lvl w:ilvl="8" w:tentative="1">
+      <w:start w:val="1"/>
+      <w:numFmt w:val="decimal"/>
+      <w:lvlText w:val="%9."/>
+      <w:lvlJc w:val="left"/>
+      <w:pPr>
+        <w:tabs>
+          <w:tab w:val="num" w:pos="6480"/>
+        </w:tabs>
+        <w:ind w:left="6480" w:hanging="360"/>
+      </w:pPr>
+    </w:lvl>
+  </w:abstractNum>
+  <w:abstractNum w:abstractNumId="13" w15:restartNumberingAfterBreak="0">
     <w:nsid w:val="40F421E7"/>
     <w:multiLevelType w:val="multilevel"/>
     <w:tmpl w:val="890053FC"/>
@@ -10945,7 +11027,7 @@
       </w:rPr>
     </w:lvl>
   </w:abstractNum>
-  <w:abstractNum w:abstractNumId="13" w15:restartNumberingAfterBreak="0">
+  <w:abstractNum w:abstractNumId="14" w15:restartNumberingAfterBreak="0">
     <w:nsid w:val="42922433"/>
     <w:multiLevelType w:val="multilevel"/>
     <w:tmpl w:val="D16A6688"/>
@@ -11094,7 +11176,7 @@
       </w:rPr>
     </w:lvl>
   </w:abstractNum>
-  <w:abstractNum w:abstractNumId="14" w15:restartNumberingAfterBreak="0">
+  <w:abstractNum w:abstractNumId="15" w15:restartNumberingAfterBreak="0">
     <w:nsid w:val="47A30C7B"/>
     <w:multiLevelType w:val="multilevel"/>
     <w:tmpl w:val="0ADE58D6"/>
@@ -11243,7 +11325,7 @@
       </w:rPr>
     </w:lvl>
   </w:abstractNum>
-  <w:abstractNum w:abstractNumId="15" w15:restartNumberingAfterBreak="0">
+  <w:abstractNum w:abstractNumId="16" w15:restartNumberingAfterBreak="0">
     <w:nsid w:val="50615027"/>
     <w:multiLevelType w:val="multilevel"/>
     <w:tmpl w:val="7B3C4960"/>
@@ -11392,7 +11474,7 @@
       </w:rPr>
     </w:lvl>
   </w:abstractNum>
-  <w:abstractNum w:abstractNumId="16" w15:restartNumberingAfterBreak="0">
+  <w:abstractNum w:abstractNumId="17" w15:restartNumberingAfterBreak="0">
     <w:nsid w:val="62A04CE3"/>
     <w:multiLevelType w:val="hybridMultilevel"/>
     <w:tmpl w:val="F9B090C4"/>
@@ -11481,7 +11563,7 @@
       </w:pPr>
     </w:lvl>
   </w:abstractNum>
-  <w:abstractNum w:abstractNumId="17" w15:restartNumberingAfterBreak="0">
+  <w:abstractNum w:abstractNumId="18" w15:restartNumberingAfterBreak="0">
     <w:nsid w:val="67D47387"/>
     <w:multiLevelType w:val="hybridMultilevel"/>
     <w:tmpl w:val="B16625E4"/>
@@ -11594,7 +11676,7 @@
       </w:rPr>
     </w:lvl>
   </w:abstractNum>
-  <w:abstractNum w:abstractNumId="18" w15:restartNumberingAfterBreak="0">
+  <w:abstractNum w:abstractNumId="19" w15:restartNumberingAfterBreak="0">
     <w:nsid w:val="6E835C2D"/>
     <w:multiLevelType w:val="multilevel"/>
     <w:tmpl w:val="CFBCEFDE"/>
@@ -11743,7 +11825,7 @@
       </w:rPr>
     </w:lvl>
   </w:abstractNum>
-  <w:abstractNum w:abstractNumId="19" w15:restartNumberingAfterBreak="0">
+  <w:abstractNum w:abstractNumId="20" w15:restartNumberingAfterBreak="0">
     <w:nsid w:val="6E933BFE"/>
     <w:multiLevelType w:val="multilevel"/>
     <w:tmpl w:val="83C6BA78"/>
@@ -11892,7 +11974,7 @@
       </w:rPr>
     </w:lvl>
   </w:abstractNum>
-  <w:abstractNum w:abstractNumId="20" w15:restartNumberingAfterBreak="0">
+  <w:abstractNum w:abstractNumId="21" w15:restartNumberingAfterBreak="0">
     <w:nsid w:val="6F8F134F"/>
     <w:multiLevelType w:val="multilevel"/>
     <w:tmpl w:val="ED521772"/>
@@ -12005,7 +12087,7 @@
       </w:pPr>
     </w:lvl>
   </w:abstractNum>
-  <w:abstractNum w:abstractNumId="21" w15:restartNumberingAfterBreak="0">
+  <w:abstractNum w:abstractNumId="22" w15:restartNumberingAfterBreak="0">
     <w:nsid w:val="76AC648A"/>
     <w:multiLevelType w:val="multilevel"/>
     <w:tmpl w:val="998CFF02"/>
@@ -12154,7 +12236,7 @@
       </w:rPr>
     </w:lvl>
   </w:abstractNum>
-  <w:abstractNum w:abstractNumId="22" w15:restartNumberingAfterBreak="0">
+  <w:abstractNum w:abstractNumId="23" w15:restartNumberingAfterBreak="0">
     <w:nsid w:val="7C4A6DA2"/>
     <w:multiLevelType w:val="multilevel"/>
     <w:tmpl w:val="717657D6"/>
@@ -12303,7 +12385,7 @@
       </w:rPr>
     </w:lvl>
   </w:abstractNum>
-  <w:abstractNum w:abstractNumId="23" w15:restartNumberingAfterBreak="0">
+  <w:abstractNum w:abstractNumId="24" w15:restartNumberingAfterBreak="0">
     <w:nsid w:val="7CB614F2"/>
     <w:multiLevelType w:val="multilevel"/>
     <w:tmpl w:val="6ECE31F4"/>
@@ -12453,10 +12535,10 @@
     </w:lvl>
   </w:abstractNum>
   <w:num w:numId="1">
-    <w:abstractNumId w:val="16"/>
+    <w:abstractNumId w:val="17"/>
   </w:num>
   <w:num w:numId="2">
-    <w:abstractNumId w:val="17"/>
+    <w:abstractNumId w:val="18"/>
   </w:num>
   <w:num w:numId="3">
     <w:abstractNumId w:val="5"/>
@@ -12465,10 +12547,10 @@
     <w:abstractNumId w:val="8"/>
   </w:num>
   <w:num w:numId="5">
-    <w:abstractNumId w:val="12"/>
+    <w:abstractNumId w:val="13"/>
   </w:num>
   <w:num w:numId="6">
-    <w:abstractNumId w:val="14"/>
+    <w:abstractNumId w:val="15"/>
   </w:num>
   <w:num w:numId="7">
     <w:abstractNumId w:val="7"/>
@@ -12477,7 +12559,7 @@
     <w:abstractNumId w:val="2"/>
   </w:num>
   <w:num w:numId="9">
-    <w:abstractNumId w:val="13"/>
+    <w:abstractNumId w:val="14"/>
   </w:num>
   <w:num w:numId="10">
     <w:abstractNumId w:val="1"/>
@@ -12486,13 +12568,13 @@
     <w:abstractNumId w:val="0"/>
   </w:num>
   <w:num w:numId="12">
-    <w:abstractNumId w:val="18"/>
+    <w:abstractNumId w:val="19"/>
   </w:num>
   <w:num w:numId="13">
-    <w:abstractNumId w:val="20"/>
+    <w:abstractNumId w:val="21"/>
   </w:num>
   <w:num w:numId="14">
-    <w:abstractNumId w:val="22"/>
+    <w:abstractNumId w:val="23"/>
   </w:num>
   <w:num w:numId="15">
     <w:abstractNumId w:val="10"/>
@@ -12507,22 +12589,25 @@
     <w:abstractNumId w:val="11"/>
   </w:num>
   <w:num w:numId="19">
-    <w:abstractNumId w:val="23"/>
+    <w:abstractNumId w:val="24"/>
   </w:num>
   <w:num w:numId="20">
-    <w:abstractNumId w:val="15"/>
+    <w:abstractNumId w:val="16"/>
   </w:num>
   <w:num w:numId="21">
     <w:abstractNumId w:val="6"/>
   </w:num>
   <w:num w:numId="22">
-    <w:abstractNumId w:val="19"/>
+    <w:abstractNumId w:val="20"/>
   </w:num>
   <w:num w:numId="23">
     <w:abstractNumId w:val="4"/>
   </w:num>
   <w:num w:numId="24">
-    <w:abstractNumId w:val="21"/>
+    <w:abstractNumId w:val="22"/>
+  </w:num>
+  <w:num w:numId="25">
+    <w:abstractNumId w:val="12"/>
   </w:num>
   <w:numIdMacAtCleanup w:val="5"/>
 </w:numbering>

--- a/2. Second_Semester/4. Advanced Database Management System/4. Class Test-02-Transparency-Concurrency.docx
+++ b/2. Second_Semester/4. Advanced Database Management System/4. Class Test-02-Transparency-Concurrency.docx
@@ -14155,8 +14155,6 @@
         <w:lastRenderedPageBreak/>
         <w:t>Deadlock</w:t>
       </w:r>
-      <w:bookmarkStart w:id="0" w:name="_GoBack"/>
-      <w:bookmarkEnd w:id="0"/>
     </w:p>
     <w:p>
       <w:pPr>
@@ -24331,10 +24329,280 @@
         </w:rPr>
       </w:pPr>
     </w:p>
+    <w:tbl>
+      <w:tblPr>
+        <w:tblW w:w="0" w:type="auto"/>
+        <w:tblCellSpacing w:w="15" w:type="dxa"/>
+        <w:tblCellMar>
+          <w:top w:w="15" w:type="dxa"/>
+          <w:left w:w="15" w:type="dxa"/>
+          <w:bottom w:w="15" w:type="dxa"/>
+          <w:right w:w="15" w:type="dxa"/>
+        </w:tblCellMar>
+        <w:tblLook w:val="04A0" w:firstRow="1" w:lastRow="0" w:firstColumn="1" w:lastColumn="0" w:noHBand="0" w:noVBand="1"/>
+      </w:tblPr>
+      <w:tblGrid>
+        <w:gridCol w:w="3818"/>
+        <w:gridCol w:w="5542"/>
+      </w:tblGrid>
+      <w:tr>
+        <w:trPr>
+          <w:tblHeader/>
+          <w:tblCellSpacing w:w="15" w:type="dxa"/>
+        </w:trPr>
+        <w:tc>
+          <w:tcPr>
+            <w:tcW w:w="0" w:type="auto"/>
+            <w:vAlign w:val="center"/>
+            <w:hideMark/>
+          </w:tcPr>
+          <w:p>
+            <w:pPr>
+              <w:spacing w:after="0" w:line="240" w:lineRule="auto"/>
+              <w:jc w:val="center"/>
+              <w:rPr>
+                <w:rFonts w:ascii="Times New Roman" w:eastAsia="Times New Roman" w:hAnsi="Times New Roman" w:cs="Times New Roman"/>
+                <w:b/>
+                <w:bCs/>
+                <w:sz w:val="24"/>
+                <w:szCs w:val="24"/>
+              </w:rPr>
+            </w:pPr>
+            <w:r>
+              <w:rPr>
+                <w:rFonts w:ascii="Times New Roman" w:eastAsia="Times New Roman" w:hAnsi="Times New Roman" w:cs="Times New Roman"/>
+                <w:b/>
+                <w:bCs/>
+                <w:sz w:val="24"/>
+                <w:szCs w:val="24"/>
+              </w:rPr>
+              <w:t>False Deadlock</w:t>
+            </w:r>
+          </w:p>
+        </w:tc>
+        <w:tc>
+          <w:tcPr>
+            <w:tcW w:w="0" w:type="auto"/>
+            <w:vAlign w:val="center"/>
+            <w:hideMark/>
+          </w:tcPr>
+          <w:p>
+            <w:pPr>
+              <w:spacing w:after="0" w:line="240" w:lineRule="auto"/>
+              <w:jc w:val="center"/>
+              <w:rPr>
+                <w:rFonts w:ascii="Times New Roman" w:eastAsia="Times New Roman" w:hAnsi="Times New Roman" w:cs="Times New Roman"/>
+                <w:b/>
+                <w:bCs/>
+                <w:sz w:val="24"/>
+                <w:szCs w:val="24"/>
+              </w:rPr>
+            </w:pPr>
+            <w:r>
+              <w:rPr>
+                <w:rFonts w:ascii="Times New Roman" w:eastAsia="Times New Roman" w:hAnsi="Times New Roman" w:cs="Times New Roman"/>
+                <w:b/>
+                <w:bCs/>
+                <w:sz w:val="24"/>
+                <w:szCs w:val="24"/>
+              </w:rPr>
+              <w:t>Phantom Deadlock</w:t>
+            </w:r>
+          </w:p>
+        </w:tc>
+      </w:tr>
+      <w:tr>
+        <w:trPr>
+          <w:tblCellSpacing w:w="15" w:type="dxa"/>
+        </w:trPr>
+        <w:tc>
+          <w:tcPr>
+            <w:tcW w:w="0" w:type="auto"/>
+            <w:vAlign w:val="center"/>
+            <w:hideMark/>
+          </w:tcPr>
+          <w:p>
+            <w:pPr>
+              <w:spacing w:after="0" w:line="240" w:lineRule="auto"/>
+              <w:rPr>
+                <w:rFonts w:ascii="Times New Roman" w:eastAsia="Times New Roman" w:hAnsi="Times New Roman" w:cs="Times New Roman"/>
+                <w:sz w:val="24"/>
+                <w:szCs w:val="24"/>
+              </w:rPr>
+            </w:pPr>
+            <w:r>
+              <w:rPr>
+                <w:rFonts w:ascii="Times New Roman" w:eastAsia="Times New Roman" w:hAnsi="Times New Roman" w:cs="Times New Roman"/>
+                <w:sz w:val="24"/>
+                <w:szCs w:val="24"/>
+              </w:rPr>
+              <w:t xml:space="preserve">Caused by </w:t>
+            </w:r>
+            <w:r>
+              <w:rPr>
+                <w:rFonts w:ascii="Times New Roman" w:eastAsia="Times New Roman" w:hAnsi="Times New Roman" w:cs="Times New Roman"/>
+                <w:b/>
+                <w:bCs/>
+                <w:sz w:val="24"/>
+                <w:szCs w:val="24"/>
+              </w:rPr>
+              <w:t>message delay</w:t>
+            </w:r>
+          </w:p>
+        </w:tc>
+        <w:tc>
+          <w:tcPr>
+            <w:tcW w:w="0" w:type="auto"/>
+            <w:vAlign w:val="center"/>
+            <w:hideMark/>
+          </w:tcPr>
+          <w:p>
+            <w:pPr>
+              <w:spacing w:after="0" w:line="240" w:lineRule="auto"/>
+              <w:rPr>
+                <w:rFonts w:ascii="Times New Roman" w:eastAsia="Times New Roman" w:hAnsi="Times New Roman" w:cs="Times New Roman"/>
+                <w:sz w:val="24"/>
+                <w:szCs w:val="24"/>
+              </w:rPr>
+            </w:pPr>
+            <w:r>
+              <w:rPr>
+                <w:rFonts w:ascii="Times New Roman" w:eastAsia="Times New Roman" w:hAnsi="Times New Roman" w:cs="Times New Roman"/>
+                <w:sz w:val="24"/>
+                <w:szCs w:val="24"/>
+              </w:rPr>
+              <w:t xml:space="preserve">Caused by </w:t>
+            </w:r>
+            <w:r>
+              <w:rPr>
+                <w:rFonts w:ascii="Times New Roman" w:eastAsia="Times New Roman" w:hAnsi="Times New Roman" w:cs="Times New Roman"/>
+                <w:b/>
+                <w:bCs/>
+                <w:sz w:val="24"/>
+                <w:szCs w:val="24"/>
+              </w:rPr>
+              <w:t>outdated restart information</w:t>
+            </w:r>
+          </w:p>
+        </w:tc>
+      </w:tr>
+      <w:tr>
+        <w:trPr>
+          <w:tblCellSpacing w:w="15" w:type="dxa"/>
+        </w:trPr>
+        <w:tc>
+          <w:tcPr>
+            <w:tcW w:w="0" w:type="auto"/>
+            <w:vAlign w:val="center"/>
+            <w:hideMark/>
+          </w:tcPr>
+          <w:p>
+            <w:pPr>
+              <w:spacing w:after="0" w:line="240" w:lineRule="auto"/>
+              <w:rPr>
+                <w:rFonts w:ascii="Times New Roman" w:eastAsia="Times New Roman" w:hAnsi="Times New Roman" w:cs="Times New Roman"/>
+                <w:sz w:val="24"/>
+                <w:szCs w:val="24"/>
+              </w:rPr>
+            </w:pPr>
+            <w:r>
+              <w:rPr>
+                <w:rFonts w:ascii="Times New Roman" w:eastAsia="Times New Roman" w:hAnsi="Times New Roman" w:cs="Times New Roman"/>
+                <w:sz w:val="24"/>
+                <w:szCs w:val="24"/>
+              </w:rPr>
+              <w:t>No real deadlock exists</w:t>
+            </w:r>
+          </w:p>
+        </w:tc>
+        <w:tc>
+          <w:tcPr>
+            <w:tcW w:w="0" w:type="auto"/>
+            <w:vAlign w:val="center"/>
+            <w:hideMark/>
+          </w:tcPr>
+          <w:p>
+            <w:pPr>
+              <w:spacing w:after="0" w:line="240" w:lineRule="auto"/>
+              <w:rPr>
+                <w:rFonts w:ascii="Times New Roman" w:eastAsia="Times New Roman" w:hAnsi="Times New Roman" w:cs="Times New Roman"/>
+                <w:sz w:val="24"/>
+                <w:szCs w:val="24"/>
+              </w:rPr>
+            </w:pPr>
+            <w:r>
+              <w:rPr>
+                <w:rFonts w:ascii="Times New Roman" w:eastAsia="Times New Roman" w:hAnsi="Times New Roman" w:cs="Times New Roman"/>
+                <w:sz w:val="24"/>
+                <w:szCs w:val="24"/>
+              </w:rPr>
+              <w:t>No real deadlock exists</w:t>
+            </w:r>
+          </w:p>
+        </w:tc>
+      </w:tr>
+      <w:tr>
+        <w:trPr>
+          <w:tblCellSpacing w:w="15" w:type="dxa"/>
+        </w:trPr>
+        <w:tc>
+          <w:tcPr>
+            <w:tcW w:w="0" w:type="auto"/>
+            <w:vAlign w:val="center"/>
+            <w:hideMark/>
+          </w:tcPr>
+          <w:p>
+            <w:pPr>
+              <w:spacing w:after="0" w:line="240" w:lineRule="auto"/>
+              <w:rPr>
+                <w:rFonts w:ascii="Times New Roman" w:eastAsia="Times New Roman" w:hAnsi="Times New Roman" w:cs="Times New Roman"/>
+                <w:sz w:val="24"/>
+                <w:szCs w:val="24"/>
+              </w:rPr>
+            </w:pPr>
+            <w:r>
+              <w:rPr>
+                <w:rFonts w:ascii="Times New Roman" w:eastAsia="Times New Roman" w:hAnsi="Times New Roman" w:cs="Times New Roman"/>
+                <w:sz w:val="24"/>
+                <w:szCs w:val="24"/>
+              </w:rPr>
+              <w:t>Wrong detection due to delayed communication</w:t>
+            </w:r>
+          </w:p>
+        </w:tc>
+        <w:tc>
+          <w:tcPr>
+            <w:tcW w:w="0" w:type="auto"/>
+            <w:vAlign w:val="center"/>
+            <w:hideMark/>
+          </w:tcPr>
+          <w:p>
+            <w:pPr>
+              <w:spacing w:after="0" w:line="240" w:lineRule="auto"/>
+              <w:rPr>
+                <w:rFonts w:ascii="Times New Roman" w:eastAsia="Times New Roman" w:hAnsi="Times New Roman" w:cs="Times New Roman"/>
+                <w:sz w:val="24"/>
+                <w:szCs w:val="24"/>
+              </w:rPr>
+            </w:pPr>
+            <w:r>
+              <w:rPr>
+                <w:rFonts w:ascii="Times New Roman" w:eastAsia="Times New Roman" w:hAnsi="Times New Roman" w:cs="Times New Roman"/>
+                <w:sz w:val="24"/>
+                <w:szCs w:val="24"/>
+              </w:rPr>
+              <w:t>Wrong detection because the detector has not received the restart message</w:t>
+            </w:r>
+          </w:p>
+        </w:tc>
+      </w:tr>
+    </w:tbl>
     <w:p>
       <w:pPr>
         <w:spacing w:before="100" w:beforeAutospacing="1" w:after="0" w:line="240" w:lineRule="auto"/>
       </w:pPr>
+      <w:bookmarkStart w:id="0" w:name="_GoBack"/>
+      <w:bookmarkEnd w:id="0"/>
     </w:p>
     <w:sectPr>
       <w:pgSz w:w="12240" w:h="15840"/>
